--- a/rediseno_2026/4.5 Itinerarios formateados y corregidos/MAT-401 Matemáticas Actuariales y Técnicas Financieras.docx
+++ b/rediseno_2026/4.5 Itinerarios formateados y corregidos/MAT-401 Matemáticas Actuariales y Técnicas Financieras.docx
@@ -85,8 +85,10 @@
         </w:tblBorders>
         <w:tblLayout w:type="fixed"/>
         <w:tblCellMar>
-          <w:left w:w="10" w:type="dxa"/>
-          <w:right w:w="10" w:type="dxa"/>
+          <w:top w:w="40" w:type="dxa"/>
+          <w:left w:w="90" w:type="dxa"/>
+          <w:bottom w:w="40" w:type="dxa"/>
+          <w:right w:w="90" w:type="dxa"/>
         </w:tblCellMar>
         <w:tblLook w:val="04A0" w:firstRow="1" w:lastRow="0" w:firstColumn="1" w:lastColumn="0" w:noHBand="0" w:noVBand="1"/>
       </w:tblPr>
@@ -120,12 +122,6 @@
               <w:right w:val="single" w:sz="6" w:space="0" w:color="1F3864"/>
             </w:tcBorders>
             <w:shd w:val="clear" w:color="auto" w:fill="4472C4"/>
-            <w:tcMar>
-              <w:top w:w="50" w:type="dxa"/>
-              <w:left w:w="90" w:type="dxa"/>
-              <w:bottom w:w="50" w:type="dxa"/>
-              <w:right w:w="90" w:type="dxa"/>
-            </w:tcMar>
             <w:vAlign w:val="center"/>
           </w:tcPr>
           <w:p>
@@ -166,12 +162,6 @@
               <w:right w:val="single" w:sz="6" w:space="0" w:color="1F3864"/>
             </w:tcBorders>
             <w:shd w:val="clear" w:color="auto" w:fill="4472C4"/>
-            <w:tcMar>
-              <w:top w:w="50" w:type="dxa"/>
-              <w:left w:w="90" w:type="dxa"/>
-              <w:bottom w:w="50" w:type="dxa"/>
-              <w:right w:w="90" w:type="dxa"/>
-            </w:tcMar>
             <w:vAlign w:val="center"/>
           </w:tcPr>
           <w:p>
@@ -212,12 +202,6 @@
               <w:right w:val="single" w:sz="6" w:space="0" w:color="1F3864"/>
             </w:tcBorders>
             <w:shd w:val="clear" w:color="auto" w:fill="4472C4"/>
-            <w:tcMar>
-              <w:top w:w="50" w:type="dxa"/>
-              <w:left w:w="90" w:type="dxa"/>
-              <w:bottom w:w="50" w:type="dxa"/>
-              <w:right w:w="90" w:type="dxa"/>
-            </w:tcMar>
             <w:vAlign w:val="center"/>
           </w:tcPr>
           <w:p>
@@ -258,12 +242,6 @@
               <w:right w:val="single" w:sz="6" w:space="0" w:color="1F3864"/>
             </w:tcBorders>
             <w:shd w:val="clear" w:color="auto" w:fill="4472C4"/>
-            <w:tcMar>
-              <w:top w:w="50" w:type="dxa"/>
-              <w:left w:w="90" w:type="dxa"/>
-              <w:bottom w:w="50" w:type="dxa"/>
-              <w:right w:w="90" w:type="dxa"/>
-            </w:tcMar>
             <w:vAlign w:val="center"/>
           </w:tcPr>
           <w:p>
@@ -306,12 +284,6 @@
               <w:right w:val="single" w:sz="6" w:space="0" w:color="1F3864"/>
             </w:tcBorders>
             <w:shd w:val="clear" w:color="auto" w:fill="4472C4"/>
-            <w:tcMar>
-              <w:top w:w="50" w:type="dxa"/>
-              <w:left w:w="90" w:type="dxa"/>
-              <w:bottom w:w="50" w:type="dxa"/>
-              <w:right w:w="90" w:type="dxa"/>
-            </w:tcMar>
             <w:vAlign w:val="center"/>
           </w:tcPr>
           <w:p>
@@ -352,12 +324,6 @@
               <w:right w:val="single" w:sz="6" w:space="0" w:color="1F3864"/>
             </w:tcBorders>
             <w:shd w:val="clear" w:color="auto" w:fill="4472C4"/>
-            <w:tcMar>
-              <w:top w:w="50" w:type="dxa"/>
-              <w:left w:w="90" w:type="dxa"/>
-              <w:bottom w:w="50" w:type="dxa"/>
-              <w:right w:w="90" w:type="dxa"/>
-            </w:tcMar>
             <w:vAlign w:val="center"/>
           </w:tcPr>
           <w:p>
@@ -398,12 +364,6 @@
               <w:right w:val="single" w:sz="6" w:space="0" w:color="1F3864"/>
             </w:tcBorders>
             <w:shd w:val="clear" w:color="auto" w:fill="4472C4"/>
-            <w:tcMar>
-              <w:top w:w="50" w:type="dxa"/>
-              <w:left w:w="90" w:type="dxa"/>
-              <w:bottom w:w="50" w:type="dxa"/>
-              <w:right w:w="90" w:type="dxa"/>
-            </w:tcMar>
             <w:vAlign w:val="center"/>
           </w:tcPr>
           <w:p>
@@ -444,12 +404,6 @@
               <w:right w:val="single" w:sz="6" w:space="0" w:color="1F3864"/>
             </w:tcBorders>
             <w:shd w:val="clear" w:color="auto" w:fill="4472C4"/>
-            <w:tcMar>
-              <w:top w:w="50" w:type="dxa"/>
-              <w:left w:w="90" w:type="dxa"/>
-              <w:bottom w:w="50" w:type="dxa"/>
-              <w:right w:w="90" w:type="dxa"/>
-            </w:tcMar>
             <w:vAlign w:val="center"/>
           </w:tcPr>
           <w:p>
@@ -492,12 +446,6 @@
               <w:right w:val="single" w:sz="6" w:space="0" w:color="1F3864"/>
             </w:tcBorders>
             <w:shd w:val="clear" w:color="auto" w:fill="4472C4"/>
-            <w:tcMar>
-              <w:top w:w="50" w:type="dxa"/>
-              <w:left w:w="90" w:type="dxa"/>
-              <w:bottom w:w="50" w:type="dxa"/>
-              <w:right w:w="90" w:type="dxa"/>
-            </w:tcMar>
             <w:vAlign w:val="center"/>
           </w:tcPr>
           <w:p>
@@ -538,12 +486,6 @@
               <w:right w:val="single" w:sz="6" w:space="0" w:color="1F3864"/>
             </w:tcBorders>
             <w:shd w:val="clear" w:color="auto" w:fill="4472C4"/>
-            <w:tcMar>
-              <w:top w:w="50" w:type="dxa"/>
-              <w:left w:w="90" w:type="dxa"/>
-              <w:bottom w:w="50" w:type="dxa"/>
-              <w:right w:w="90" w:type="dxa"/>
-            </w:tcMar>
             <w:vAlign w:val="center"/>
           </w:tcPr>
           <w:p>
@@ -585,12 +527,6 @@
               <w:right w:val="single" w:sz="6" w:space="0" w:color="1F3864"/>
             </w:tcBorders>
             <w:shd w:val="clear" w:color="auto" w:fill="4472C4"/>
-            <w:tcMar>
-              <w:top w:w="50" w:type="dxa"/>
-              <w:left w:w="90" w:type="dxa"/>
-              <w:bottom w:w="50" w:type="dxa"/>
-              <w:right w:w="90" w:type="dxa"/>
-            </w:tcMar>
             <w:vAlign w:val="center"/>
           </w:tcPr>
           <w:p>
@@ -630,12 +566,6 @@
               <w:right w:val="single" w:sz="6" w:space="0" w:color="1F3864"/>
             </w:tcBorders>
             <w:shd w:val="clear" w:color="auto" w:fill="4472C4"/>
-            <w:tcMar>
-              <w:top w:w="50" w:type="dxa"/>
-              <w:left w:w="90" w:type="dxa"/>
-              <w:bottom w:w="50" w:type="dxa"/>
-              <w:right w:w="90" w:type="dxa"/>
-            </w:tcMar>
             <w:vAlign w:val="center"/>
           </w:tcPr>
           <w:p>
@@ -675,12 +605,6 @@
               <w:right w:val="single" w:sz="6" w:space="0" w:color="1F3864"/>
             </w:tcBorders>
             <w:shd w:val="clear" w:color="auto" w:fill="4472C4"/>
-            <w:tcMar>
-              <w:top w:w="50" w:type="dxa"/>
-              <w:left w:w="90" w:type="dxa"/>
-              <w:bottom w:w="50" w:type="dxa"/>
-              <w:right w:w="90" w:type="dxa"/>
-            </w:tcMar>
             <w:vAlign w:val="center"/>
           </w:tcPr>
           <w:p>
@@ -720,12 +644,6 @@
               <w:right w:val="single" w:sz="6" w:space="0" w:color="1F3864"/>
             </w:tcBorders>
             <w:shd w:val="clear" w:color="auto" w:fill="4472C4"/>
-            <w:tcMar>
-              <w:top w:w="50" w:type="dxa"/>
-              <w:left w:w="90" w:type="dxa"/>
-              <w:bottom w:w="50" w:type="dxa"/>
-              <w:right w:w="90" w:type="dxa"/>
-            </w:tcMar>
             <w:vAlign w:val="center"/>
           </w:tcPr>
           <w:p>
@@ -765,12 +683,6 @@
               <w:right w:val="single" w:sz="6" w:space="0" w:color="1F3864"/>
             </w:tcBorders>
             <w:shd w:val="clear" w:color="auto" w:fill="4472C4"/>
-            <w:tcMar>
-              <w:top w:w="50" w:type="dxa"/>
-              <w:left w:w="90" w:type="dxa"/>
-              <w:bottom w:w="50" w:type="dxa"/>
-              <w:right w:w="90" w:type="dxa"/>
-            </w:tcMar>
             <w:vAlign w:val="center"/>
           </w:tcPr>
           <w:p>
@@ -810,12 +722,6 @@
               <w:right w:val="single" w:sz="6" w:space="0" w:color="1F3864"/>
             </w:tcBorders>
             <w:shd w:val="clear" w:color="auto" w:fill="4472C4"/>
-            <w:tcMar>
-              <w:top w:w="50" w:type="dxa"/>
-              <w:left w:w="90" w:type="dxa"/>
-              <w:bottom w:w="50" w:type="dxa"/>
-              <w:right w:w="90" w:type="dxa"/>
-            </w:tcMar>
             <w:vAlign w:val="center"/>
           </w:tcPr>
           <w:p>
@@ -856,12 +762,6 @@
               <w:right w:val="single" w:sz="6" w:space="0" w:color="1F3864"/>
             </w:tcBorders>
             <w:shd w:val="clear" w:color="auto" w:fill="D9E2F3"/>
-            <w:tcMar>
-              <w:top w:w="50" w:type="dxa"/>
-              <w:left w:w="90" w:type="dxa"/>
-              <w:bottom w:w="50" w:type="dxa"/>
-              <w:right w:w="90" w:type="dxa"/>
-            </w:tcMar>
             <w:vAlign w:val="center"/>
           </w:tcPr>
           <w:p>
@@ -896,12 +796,6 @@
               <w:right w:val="single" w:sz="6" w:space="0" w:color="1F3864"/>
             </w:tcBorders>
             <w:shd w:val="clear" w:color="auto" w:fill="D9E2F3"/>
-            <w:tcMar>
-              <w:top w:w="50" w:type="dxa"/>
-              <w:left w:w="90" w:type="dxa"/>
-              <w:bottom w:w="50" w:type="dxa"/>
-              <w:right w:w="90" w:type="dxa"/>
-            </w:tcMar>
             <w:vAlign w:val="center"/>
           </w:tcPr>
           <w:p>
@@ -935,12 +829,6 @@
               <w:right w:val="single" w:sz="6" w:space="0" w:color="1F3864"/>
             </w:tcBorders>
             <w:shd w:val="clear" w:color="auto" w:fill="D9E2F3"/>
-            <w:tcMar>
-              <w:top w:w="50" w:type="dxa"/>
-              <w:left w:w="90" w:type="dxa"/>
-              <w:bottom w:w="50" w:type="dxa"/>
-              <w:right w:w="90" w:type="dxa"/>
-            </w:tcMar>
             <w:vAlign w:val="center"/>
           </w:tcPr>
           <w:p>
@@ -974,12 +862,6 @@
               <w:right w:val="single" w:sz="6" w:space="0" w:color="1F3864"/>
             </w:tcBorders>
             <w:shd w:val="clear" w:color="auto" w:fill="D9E2F3"/>
-            <w:tcMar>
-              <w:top w:w="50" w:type="dxa"/>
-              <w:left w:w="90" w:type="dxa"/>
-              <w:bottom w:w="50" w:type="dxa"/>
-              <w:right w:w="90" w:type="dxa"/>
-            </w:tcMar>
             <w:vAlign w:val="center"/>
           </w:tcPr>
           <w:p>
@@ -1013,12 +895,6 @@
               <w:right w:val="single" w:sz="6" w:space="0" w:color="1F3864"/>
             </w:tcBorders>
             <w:shd w:val="clear" w:color="auto" w:fill="D9E2F3"/>
-            <w:tcMar>
-              <w:top w:w="50" w:type="dxa"/>
-              <w:left w:w="90" w:type="dxa"/>
-              <w:bottom w:w="50" w:type="dxa"/>
-              <w:right w:w="90" w:type="dxa"/>
-            </w:tcMar>
             <w:vAlign w:val="center"/>
           </w:tcPr>
           <w:p>
@@ -1052,12 +928,6 @@
               <w:right w:val="single" w:sz="6" w:space="0" w:color="1F3864"/>
             </w:tcBorders>
             <w:shd w:val="clear" w:color="auto" w:fill="D9E2F3"/>
-            <w:tcMar>
-              <w:top w:w="50" w:type="dxa"/>
-              <w:left w:w="90" w:type="dxa"/>
-              <w:bottom w:w="50" w:type="dxa"/>
-              <w:right w:w="90" w:type="dxa"/>
-            </w:tcMar>
             <w:vAlign w:val="center"/>
           </w:tcPr>
           <w:p>
@@ -1091,12 +961,6 @@
               <w:right w:val="single" w:sz="6" w:space="0" w:color="1F3864"/>
             </w:tcBorders>
             <w:shd w:val="clear" w:color="auto" w:fill="D9E2F3"/>
-            <w:tcMar>
-              <w:top w:w="50" w:type="dxa"/>
-              <w:left w:w="90" w:type="dxa"/>
-              <w:bottom w:w="50" w:type="dxa"/>
-              <w:right w:w="90" w:type="dxa"/>
-            </w:tcMar>
             <w:vAlign w:val="center"/>
           </w:tcPr>
           <w:p>
@@ -1156,12 +1020,6 @@
               <w:right w:val="single" w:sz="6" w:space="0" w:color="1F3864"/>
             </w:tcBorders>
             <w:shd w:val="clear" w:color="auto" w:fill="4472C4"/>
-            <w:tcMar>
-              <w:top w:w="50" w:type="dxa"/>
-              <w:left w:w="90" w:type="dxa"/>
-              <w:bottom w:w="50" w:type="dxa"/>
-              <w:right w:w="90" w:type="dxa"/>
-            </w:tcMar>
             <w:vAlign w:val="center"/>
           </w:tcPr>
           <w:p>
@@ -1204,12 +1062,6 @@
               <w:right w:val="single" w:sz="6" w:space="0" w:color="1F3864"/>
             </w:tcBorders>
             <w:shd w:val="clear" w:color="auto" w:fill="D9E2F3"/>
-            <w:tcMar>
-              <w:top w:w="50" w:type="dxa"/>
-              <w:left w:w="90" w:type="dxa"/>
-              <w:bottom w:w="50" w:type="dxa"/>
-              <w:right w:w="90" w:type="dxa"/>
-            </w:tcMar>
             <w:vAlign w:val="center"/>
           </w:tcPr>
           <w:p>
@@ -1246,12 +1098,6 @@
               <w:right w:val="single" w:sz="6" w:space="0" w:color="1F3864"/>
             </w:tcBorders>
             <w:shd w:val="clear" w:color="auto" w:fill="D9E2F3"/>
-            <w:tcMar>
-              <w:top w:w="50" w:type="dxa"/>
-              <w:left w:w="90" w:type="dxa"/>
-              <w:bottom w:w="50" w:type="dxa"/>
-              <w:right w:w="90" w:type="dxa"/>
-            </w:tcMar>
             <w:vAlign w:val="center"/>
           </w:tcPr>
           <w:p>
@@ -1299,12 +1145,6 @@
               <w:right w:val="single" w:sz="6" w:space="0" w:color="1F3864"/>
             </w:tcBorders>
             <w:shd w:val="clear" w:color="auto" w:fill="4472C4"/>
-            <w:tcMar>
-              <w:top w:w="50" w:type="dxa"/>
-              <w:left w:w="90" w:type="dxa"/>
-              <w:bottom w:w="50" w:type="dxa"/>
-              <w:right w:w="90" w:type="dxa"/>
-            </w:tcMar>
             <w:vAlign w:val="center"/>
           </w:tcPr>
           <w:p>
@@ -1345,12 +1185,6 @@
               <w:right w:val="single" w:sz="6" w:space="0" w:color="1F3864"/>
             </w:tcBorders>
             <w:shd w:val="clear" w:color="auto" w:fill="4472C4"/>
-            <w:tcMar>
-              <w:top w:w="50" w:type="dxa"/>
-              <w:left w:w="90" w:type="dxa"/>
-              <w:bottom w:w="50" w:type="dxa"/>
-              <w:right w:w="90" w:type="dxa"/>
-            </w:tcMar>
             <w:vAlign w:val="center"/>
           </w:tcPr>
           <w:p>
@@ -1391,12 +1225,6 @@
               <w:right w:val="single" w:sz="6" w:space="0" w:color="1F3864"/>
             </w:tcBorders>
             <w:shd w:val="clear" w:color="auto" w:fill="4472C4"/>
-            <w:tcMar>
-              <w:top w:w="50" w:type="dxa"/>
-              <w:left w:w="90" w:type="dxa"/>
-              <w:bottom w:w="50" w:type="dxa"/>
-              <w:right w:w="90" w:type="dxa"/>
-            </w:tcMar>
             <w:vAlign w:val="center"/>
           </w:tcPr>
           <w:p>
@@ -1441,12 +1269,6 @@
               <w:right w:val="single" w:sz="6" w:space="0" w:color="1F3864"/>
             </w:tcBorders>
             <w:shd w:val="clear" w:color="auto" w:fill="D9E2F3"/>
-            <w:tcMar>
-              <w:top w:w="50" w:type="dxa"/>
-              <w:left w:w="90" w:type="dxa"/>
-              <w:bottom w:w="50" w:type="dxa"/>
-              <w:right w:w="90" w:type="dxa"/>
-            </w:tcMar>
             <w:vAlign w:val="center"/>
           </w:tcPr>
           <w:p>
@@ -1479,12 +1301,6 @@
               <w:right w:val="single" w:sz="6" w:space="0" w:color="1F3864"/>
             </w:tcBorders>
             <w:shd w:val="clear" w:color="auto" w:fill="D9E2F3"/>
-            <w:tcMar>
-              <w:top w:w="50" w:type="dxa"/>
-              <w:left w:w="90" w:type="dxa"/>
-              <w:bottom w:w="50" w:type="dxa"/>
-              <w:right w:w="90" w:type="dxa"/>
-            </w:tcMar>
             <w:vAlign w:val="center"/>
           </w:tcPr>
           <w:p>
@@ -1517,12 +1333,6 @@
               <w:right w:val="single" w:sz="6" w:space="0" w:color="1F3864"/>
             </w:tcBorders>
             <w:shd w:val="clear" w:color="auto" w:fill="D9E2F3"/>
-            <w:tcMar>
-              <w:top w:w="50" w:type="dxa"/>
-              <w:left w:w="90" w:type="dxa"/>
-              <w:bottom w:w="50" w:type="dxa"/>
-              <w:right w:w="90" w:type="dxa"/>
-            </w:tcMar>
             <w:vAlign w:val="center"/>
           </w:tcPr>
           <w:p>
@@ -1592,12 +1402,6 @@
               <w:right w:val="single" w:sz="6" w:space="0" w:color="1F3864"/>
             </w:tcBorders>
             <w:shd w:val="clear" w:color="auto" w:fill="D9E2F3"/>
-            <w:tcMar>
-              <w:top w:w="50" w:type="dxa"/>
-              <w:left w:w="90" w:type="dxa"/>
-              <w:bottom w:w="50" w:type="dxa"/>
-              <w:right w:w="90" w:type="dxa"/>
-            </w:tcMar>
             <w:vAlign w:val="center"/>
           </w:tcPr>
           <w:p>
@@ -1630,12 +1434,6 @@
               <w:right w:val="single" w:sz="6" w:space="0" w:color="1F3864"/>
             </w:tcBorders>
             <w:shd w:val="clear" w:color="auto" w:fill="D9E2F3"/>
-            <w:tcMar>
-              <w:top w:w="50" w:type="dxa"/>
-              <w:left w:w="90" w:type="dxa"/>
-              <w:bottom w:w="50" w:type="dxa"/>
-              <w:right w:w="90" w:type="dxa"/>
-            </w:tcMar>
             <w:vAlign w:val="center"/>
           </w:tcPr>
           <w:p>
@@ -1682,12 +1480,6 @@
               <w:right w:val="single" w:sz="6" w:space="0" w:color="1F3864"/>
             </w:tcBorders>
             <w:shd w:val="clear" w:color="auto" w:fill="D9E2F3"/>
-            <w:tcMar>
-              <w:top w:w="50" w:type="dxa"/>
-              <w:left w:w="90" w:type="dxa"/>
-              <w:bottom w:w="50" w:type="dxa"/>
-              <w:right w:w="90" w:type="dxa"/>
-            </w:tcMar>
             <w:vAlign w:val="center"/>
           </w:tcPr>
           <w:p>
@@ -1720,12 +1512,6 @@
               <w:right w:val="single" w:sz="6" w:space="0" w:color="1F3864"/>
             </w:tcBorders>
             <w:shd w:val="clear" w:color="auto" w:fill="D9E2F3"/>
-            <w:tcMar>
-              <w:top w:w="50" w:type="dxa"/>
-              <w:left w:w="90" w:type="dxa"/>
-              <w:bottom w:w="50" w:type="dxa"/>
-              <w:right w:w="90" w:type="dxa"/>
-            </w:tcMar>
             <w:vAlign w:val="center"/>
           </w:tcPr>
           <w:p>
@@ -1758,12 +1544,6 @@
               <w:right w:val="single" w:sz="6" w:space="0" w:color="1F3864"/>
             </w:tcBorders>
             <w:shd w:val="clear" w:color="auto" w:fill="D9E2F3"/>
-            <w:tcMar>
-              <w:top w:w="50" w:type="dxa"/>
-              <w:left w:w="90" w:type="dxa"/>
-              <w:bottom w:w="50" w:type="dxa"/>
-              <w:right w:w="90" w:type="dxa"/>
-            </w:tcMar>
             <w:vAlign w:val="center"/>
           </w:tcPr>
           <w:p>
@@ -1833,12 +1613,6 @@
               <w:right w:val="single" w:sz="6" w:space="0" w:color="1F3864"/>
             </w:tcBorders>
             <w:shd w:val="clear" w:color="auto" w:fill="D9E2F3"/>
-            <w:tcMar>
-              <w:top w:w="50" w:type="dxa"/>
-              <w:left w:w="90" w:type="dxa"/>
-              <w:bottom w:w="50" w:type="dxa"/>
-              <w:right w:w="90" w:type="dxa"/>
-            </w:tcMar>
             <w:vAlign w:val="center"/>
           </w:tcPr>
           <w:p>
@@ -1871,12 +1645,6 @@
               <w:right w:val="single" w:sz="6" w:space="0" w:color="1F3864"/>
             </w:tcBorders>
             <w:shd w:val="clear" w:color="auto" w:fill="D9E2F3"/>
-            <w:tcMar>
-              <w:top w:w="50" w:type="dxa"/>
-              <w:left w:w="90" w:type="dxa"/>
-              <w:bottom w:w="50" w:type="dxa"/>
-              <w:right w:w="90" w:type="dxa"/>
-            </w:tcMar>
             <w:vAlign w:val="center"/>
           </w:tcPr>
           <w:p>
@@ -1921,12 +1689,6 @@
               <w:right w:val="single" w:sz="6" w:space="0" w:color="1F3864"/>
             </w:tcBorders>
             <w:shd w:val="clear" w:color="auto" w:fill="4472C4"/>
-            <w:tcMar>
-              <w:top w:w="50" w:type="dxa"/>
-              <w:left w:w="90" w:type="dxa"/>
-              <w:bottom w:w="50" w:type="dxa"/>
-              <w:right w:w="90" w:type="dxa"/>
-            </w:tcMar>
             <w:vAlign w:val="center"/>
           </w:tcPr>
           <w:p>
@@ -1969,12 +1731,6 @@
               <w:right w:val="single" w:sz="6" w:space="0" w:color="1F3864"/>
             </w:tcBorders>
             <w:shd w:val="clear" w:color="auto" w:fill="4472C4"/>
-            <w:tcMar>
-              <w:top w:w="50" w:type="dxa"/>
-              <w:left w:w="90" w:type="dxa"/>
-              <w:bottom w:w="50" w:type="dxa"/>
-              <w:right w:w="90" w:type="dxa"/>
-            </w:tcMar>
             <w:vAlign w:val="center"/>
           </w:tcPr>
           <w:p>
@@ -2014,12 +1770,6 @@
               <w:right w:val="single" w:sz="6" w:space="0" w:color="1F3864"/>
             </w:tcBorders>
             <w:shd w:val="clear" w:color="auto" w:fill="D9E2F3"/>
-            <w:tcMar>
-              <w:top w:w="50" w:type="dxa"/>
-              <w:left w:w="90" w:type="dxa"/>
-              <w:bottom w:w="50" w:type="dxa"/>
-              <w:right w:w="90" w:type="dxa"/>
-            </w:tcMar>
             <w:vAlign w:val="center"/>
           </w:tcPr>
           <w:p>
@@ -2078,12 +1828,6 @@
               <w:right w:val="single" w:sz="6" w:space="0" w:color="1F3864"/>
             </w:tcBorders>
             <w:shd w:val="clear" w:color="auto" w:fill="4472C4"/>
-            <w:tcMar>
-              <w:top w:w="50" w:type="dxa"/>
-              <w:left w:w="90" w:type="dxa"/>
-              <w:bottom w:w="50" w:type="dxa"/>
-              <w:right w:w="90" w:type="dxa"/>
-            </w:tcMar>
             <w:vAlign w:val="center"/>
           </w:tcPr>
           <w:p>
@@ -2125,12 +1869,6 @@
               <w:right w:val="single" w:sz="6" w:space="0" w:color="1F3864"/>
             </w:tcBorders>
             <w:shd w:val="clear" w:color="auto" w:fill="D9E2F3"/>
-            <w:tcMar>
-              <w:top w:w="50" w:type="dxa"/>
-              <w:left w:w="90" w:type="dxa"/>
-              <w:bottom w:w="50" w:type="dxa"/>
-              <w:right w:w="90" w:type="dxa"/>
-            </w:tcMar>
             <w:vAlign w:val="center"/>
           </w:tcPr>
           <w:p>
@@ -2181,12 +1919,6 @@
               <w:right w:val="single" w:sz="6" w:space="0" w:color="1F3864"/>
             </w:tcBorders>
             <w:shd w:val="clear" w:color="auto" w:fill="D9E2F3"/>
-            <w:tcMar>
-              <w:top w:w="50" w:type="dxa"/>
-              <w:left w:w="90" w:type="dxa"/>
-              <w:bottom w:w="50" w:type="dxa"/>
-              <w:right w:w="90" w:type="dxa"/>
-            </w:tcMar>
             <w:vAlign w:val="center"/>
           </w:tcPr>
           <w:p>
@@ -2387,12 +2119,6 @@
               <w:right w:val="single" w:sz="6" w:space="0" w:color="1F3864"/>
             </w:tcBorders>
             <w:shd w:val="clear" w:color="auto" w:fill="D9E2F3"/>
-            <w:tcMar>
-              <w:top w:w="50" w:type="dxa"/>
-              <w:left w:w="90" w:type="dxa"/>
-              <w:bottom w:w="50" w:type="dxa"/>
-              <w:right w:w="90" w:type="dxa"/>
-            </w:tcMar>
             <w:vAlign w:val="center"/>
           </w:tcPr>
           <w:p>
@@ -2457,12 +2183,6 @@
               <w:right w:val="single" w:sz="6" w:space="0" w:color="1F3864"/>
             </w:tcBorders>
             <w:shd w:val="clear" w:color="auto" w:fill="D9E2F3"/>
-            <w:tcMar>
-              <w:top w:w="50" w:type="dxa"/>
-              <w:left w:w="90" w:type="dxa"/>
-              <w:bottom w:w="50" w:type="dxa"/>
-              <w:right w:w="90" w:type="dxa"/>
-            </w:tcMar>
             <w:vAlign w:val="center"/>
           </w:tcPr>
           <w:p>
@@ -2511,12 +2231,6 @@
               <w:right w:val="single" w:sz="6" w:space="0" w:color="1F3864"/>
             </w:tcBorders>
             <w:shd w:val="clear" w:color="auto" w:fill="4472C4"/>
-            <w:tcMar>
-              <w:top w:w="50" w:type="dxa"/>
-              <w:left w:w="90" w:type="dxa"/>
-              <w:bottom w:w="50" w:type="dxa"/>
-              <w:right w:w="90" w:type="dxa"/>
-            </w:tcMar>
             <w:vAlign w:val="center"/>
           </w:tcPr>
           <w:p>
@@ -2557,12 +2271,6 @@
               <w:right w:val="single" w:sz="6" w:space="0" w:color="1F3864"/>
             </w:tcBorders>
             <w:shd w:val="clear" w:color="auto" w:fill="4472C4"/>
-            <w:tcMar>
-              <w:top w:w="50" w:type="dxa"/>
-              <w:left w:w="90" w:type="dxa"/>
-              <w:bottom w:w="50" w:type="dxa"/>
-              <w:right w:w="90" w:type="dxa"/>
-            </w:tcMar>
             <w:vAlign w:val="center"/>
           </w:tcPr>
           <w:p>
@@ -2603,12 +2311,6 @@
               <w:right w:val="single" w:sz="6" w:space="0" w:color="1F3864"/>
             </w:tcBorders>
             <w:shd w:val="clear" w:color="auto" w:fill="4472C4"/>
-            <w:tcMar>
-              <w:top w:w="50" w:type="dxa"/>
-              <w:left w:w="90" w:type="dxa"/>
-              <w:bottom w:w="50" w:type="dxa"/>
-              <w:right w:w="90" w:type="dxa"/>
-            </w:tcMar>
             <w:vAlign w:val="center"/>
           </w:tcPr>
           <w:p>
@@ -2653,12 +2355,6 @@
               <w:right w:val="single" w:sz="6" w:space="0" w:color="1F3864"/>
             </w:tcBorders>
             <w:shd w:val="clear" w:color="auto" w:fill="D9E2F3"/>
-            <w:tcMar>
-              <w:top w:w="50" w:type="dxa"/>
-              <w:left w:w="90" w:type="dxa"/>
-              <w:bottom w:w="50" w:type="dxa"/>
-              <w:right w:w="90" w:type="dxa"/>
-            </w:tcMar>
             <w:vAlign w:val="center"/>
           </w:tcPr>
           <w:p>
@@ -2691,12 +2387,6 @@
               <w:right w:val="single" w:sz="6" w:space="0" w:color="1F3864"/>
             </w:tcBorders>
             <w:shd w:val="clear" w:color="auto" w:fill="D9E2F3"/>
-            <w:tcMar>
-              <w:top w:w="50" w:type="dxa"/>
-              <w:left w:w="90" w:type="dxa"/>
-              <w:bottom w:w="50" w:type="dxa"/>
-              <w:right w:w="90" w:type="dxa"/>
-            </w:tcMar>
             <w:vAlign w:val="center"/>
           </w:tcPr>
           <w:p>
@@ -2729,12 +2419,6 @@
               <w:right w:val="single" w:sz="6" w:space="0" w:color="1F3864"/>
             </w:tcBorders>
             <w:shd w:val="clear" w:color="auto" w:fill="D9E2F3"/>
-            <w:tcMar>
-              <w:top w:w="50" w:type="dxa"/>
-              <w:left w:w="90" w:type="dxa"/>
-              <w:bottom w:w="50" w:type="dxa"/>
-              <w:right w:w="90" w:type="dxa"/>
-            </w:tcMar>
             <w:vAlign w:val="center"/>
           </w:tcPr>
           <w:p>
@@ -2820,12 +2504,6 @@
               <w:right w:val="single" w:sz="6" w:space="0" w:color="1F3864"/>
             </w:tcBorders>
             <w:shd w:val="clear" w:color="auto" w:fill="D9E2F3"/>
-            <w:tcMar>
-              <w:top w:w="50" w:type="dxa"/>
-              <w:left w:w="90" w:type="dxa"/>
-              <w:bottom w:w="50" w:type="dxa"/>
-              <w:right w:w="90" w:type="dxa"/>
-            </w:tcMar>
             <w:vAlign w:val="center"/>
           </w:tcPr>
           <w:p>
@@ -2858,12 +2536,6 @@
               <w:right w:val="single" w:sz="6" w:space="0" w:color="1F3864"/>
             </w:tcBorders>
             <w:shd w:val="clear" w:color="auto" w:fill="D9E2F3"/>
-            <w:tcMar>
-              <w:top w:w="50" w:type="dxa"/>
-              <w:left w:w="90" w:type="dxa"/>
-              <w:bottom w:w="50" w:type="dxa"/>
-              <w:right w:w="90" w:type="dxa"/>
-            </w:tcMar>
             <w:vAlign w:val="center"/>
           </w:tcPr>
           <w:p>
@@ -2910,12 +2582,6 @@
               <w:right w:val="single" w:sz="6" w:space="0" w:color="1F3864"/>
             </w:tcBorders>
             <w:shd w:val="clear" w:color="auto" w:fill="D9E2F3"/>
-            <w:tcMar>
-              <w:top w:w="50" w:type="dxa"/>
-              <w:left w:w="90" w:type="dxa"/>
-              <w:bottom w:w="50" w:type="dxa"/>
-              <w:right w:w="90" w:type="dxa"/>
-            </w:tcMar>
             <w:vAlign w:val="center"/>
           </w:tcPr>
           <w:p>
@@ -2948,12 +2614,6 @@
               <w:right w:val="single" w:sz="6" w:space="0" w:color="1F3864"/>
             </w:tcBorders>
             <w:shd w:val="clear" w:color="auto" w:fill="D9E2F3"/>
-            <w:tcMar>
-              <w:top w:w="50" w:type="dxa"/>
-              <w:left w:w="90" w:type="dxa"/>
-              <w:bottom w:w="50" w:type="dxa"/>
-              <w:right w:w="90" w:type="dxa"/>
-            </w:tcMar>
             <w:vAlign w:val="center"/>
           </w:tcPr>
           <w:p>
@@ -2986,12 +2646,6 @@
               <w:right w:val="single" w:sz="6" w:space="0" w:color="1F3864"/>
             </w:tcBorders>
             <w:shd w:val="clear" w:color="auto" w:fill="D9E2F3"/>
-            <w:tcMar>
-              <w:top w:w="50" w:type="dxa"/>
-              <w:left w:w="90" w:type="dxa"/>
-              <w:bottom w:w="50" w:type="dxa"/>
-              <w:right w:w="90" w:type="dxa"/>
-            </w:tcMar>
             <w:vAlign w:val="center"/>
           </w:tcPr>
           <w:p>
@@ -3088,12 +2742,6 @@
               <w:right w:val="single" w:sz="6" w:space="0" w:color="1F3864"/>
             </w:tcBorders>
             <w:shd w:val="clear" w:color="auto" w:fill="D9E2F3"/>
-            <w:tcMar>
-              <w:top w:w="50" w:type="dxa"/>
-              <w:left w:w="90" w:type="dxa"/>
-              <w:bottom w:w="50" w:type="dxa"/>
-              <w:right w:w="90" w:type="dxa"/>
-            </w:tcMar>
             <w:vAlign w:val="center"/>
           </w:tcPr>
           <w:p>
@@ -3126,12 +2774,6 @@
               <w:right w:val="single" w:sz="6" w:space="0" w:color="1F3864"/>
             </w:tcBorders>
             <w:shd w:val="clear" w:color="auto" w:fill="D9E2F3"/>
-            <w:tcMar>
-              <w:top w:w="50" w:type="dxa"/>
-              <w:left w:w="90" w:type="dxa"/>
-              <w:bottom w:w="50" w:type="dxa"/>
-              <w:right w:w="90" w:type="dxa"/>
-            </w:tcMar>
             <w:vAlign w:val="center"/>
           </w:tcPr>
           <w:p>
@@ -3203,12 +2845,6 @@
               <w:right w:val="single" w:sz="6" w:space="0" w:color="1F3864"/>
             </w:tcBorders>
             <w:shd w:val="clear" w:color="auto" w:fill="4472C4"/>
-            <w:tcMar>
-              <w:top w:w="50" w:type="dxa"/>
-              <w:left w:w="90" w:type="dxa"/>
-              <w:bottom w:w="50" w:type="dxa"/>
-              <w:right w:w="90" w:type="dxa"/>
-            </w:tcMar>
             <w:vAlign w:val="center"/>
           </w:tcPr>
           <w:p>
@@ -3251,12 +2887,6 @@
               <w:right w:val="single" w:sz="6" w:space="0" w:color="1F3864"/>
             </w:tcBorders>
             <w:shd w:val="clear" w:color="auto" w:fill="4472C4"/>
-            <w:tcMar>
-              <w:top w:w="50" w:type="dxa"/>
-              <w:left w:w="90" w:type="dxa"/>
-              <w:bottom w:w="50" w:type="dxa"/>
-              <w:right w:w="90" w:type="dxa"/>
-            </w:tcMar>
             <w:vAlign w:val="center"/>
           </w:tcPr>
           <w:p>
@@ -3296,12 +2926,6 @@
               <w:right w:val="single" w:sz="6" w:space="0" w:color="1F3864"/>
             </w:tcBorders>
             <w:shd w:val="clear" w:color="auto" w:fill="D9E2F3"/>
-            <w:tcMar>
-              <w:top w:w="50" w:type="dxa"/>
-              <w:left w:w="90" w:type="dxa"/>
-              <w:bottom w:w="50" w:type="dxa"/>
-              <w:right w:w="90" w:type="dxa"/>
-            </w:tcMar>
             <w:vAlign w:val="center"/>
           </w:tcPr>
           <w:p>
@@ -3360,12 +2984,6 @@
               <w:right w:val="single" w:sz="6" w:space="0" w:color="1F3864"/>
             </w:tcBorders>
             <w:shd w:val="clear" w:color="auto" w:fill="4472C4"/>
-            <w:tcMar>
-              <w:top w:w="50" w:type="dxa"/>
-              <w:left w:w="90" w:type="dxa"/>
-              <w:bottom w:w="50" w:type="dxa"/>
-              <w:right w:w="90" w:type="dxa"/>
-            </w:tcMar>
             <w:vAlign w:val="center"/>
           </w:tcPr>
           <w:p>
@@ -3407,12 +3025,6 @@
               <w:right w:val="single" w:sz="6" w:space="0" w:color="1F3864"/>
             </w:tcBorders>
             <w:shd w:val="clear" w:color="auto" w:fill="D9E2F3"/>
-            <w:tcMar>
-              <w:top w:w="50" w:type="dxa"/>
-              <w:left w:w="90" w:type="dxa"/>
-              <w:bottom w:w="50" w:type="dxa"/>
-              <w:right w:w="90" w:type="dxa"/>
-            </w:tcMar>
             <w:vAlign w:val="center"/>
           </w:tcPr>
           <w:p>
@@ -3463,12 +3075,6 @@
               <w:right w:val="single" w:sz="6" w:space="0" w:color="1F3864"/>
             </w:tcBorders>
             <w:shd w:val="clear" w:color="auto" w:fill="D9E2F3"/>
-            <w:tcMar>
-              <w:top w:w="50" w:type="dxa"/>
-              <w:left w:w="90" w:type="dxa"/>
-              <w:bottom w:w="50" w:type="dxa"/>
-              <w:right w:w="90" w:type="dxa"/>
-            </w:tcMar>
             <w:vAlign w:val="center"/>
           </w:tcPr>
           <w:p>
@@ -3992,12 +3598,6 @@
               <w:right w:val="single" w:sz="6" w:space="0" w:color="1F3864"/>
             </w:tcBorders>
             <w:shd w:val="clear" w:color="auto" w:fill="D9E2F3"/>
-            <w:tcMar>
-              <w:top w:w="50" w:type="dxa"/>
-              <w:left w:w="90" w:type="dxa"/>
-              <w:bottom w:w="50" w:type="dxa"/>
-              <w:right w:w="90" w:type="dxa"/>
-            </w:tcMar>
             <w:vAlign w:val="center"/>
           </w:tcPr>
           <w:p>
@@ -4085,12 +3685,6 @@
               <w:right w:val="single" w:sz="6" w:space="0" w:color="1F3864"/>
             </w:tcBorders>
             <w:shd w:val="clear" w:color="auto" w:fill="D9E2F3"/>
-            <w:tcMar>
-              <w:top w:w="50" w:type="dxa"/>
-              <w:left w:w="90" w:type="dxa"/>
-              <w:bottom w:w="50" w:type="dxa"/>
-              <w:right w:w="90" w:type="dxa"/>
-            </w:tcMar>
             <w:vAlign w:val="center"/>
           </w:tcPr>
           <w:p>
@@ -4139,12 +3733,6 @@
               <w:right w:val="single" w:sz="6" w:space="0" w:color="1F3864"/>
             </w:tcBorders>
             <w:shd w:val="clear" w:color="auto" w:fill="4472C4"/>
-            <w:tcMar>
-              <w:top w:w="50" w:type="dxa"/>
-              <w:left w:w="90" w:type="dxa"/>
-              <w:bottom w:w="50" w:type="dxa"/>
-              <w:right w:w="90" w:type="dxa"/>
-            </w:tcMar>
             <w:vAlign w:val="center"/>
           </w:tcPr>
           <w:p>
@@ -4185,12 +3773,6 @@
               <w:right w:val="single" w:sz="6" w:space="0" w:color="1F3864"/>
             </w:tcBorders>
             <w:shd w:val="clear" w:color="auto" w:fill="4472C4"/>
-            <w:tcMar>
-              <w:top w:w="50" w:type="dxa"/>
-              <w:left w:w="90" w:type="dxa"/>
-              <w:bottom w:w="50" w:type="dxa"/>
-              <w:right w:w="90" w:type="dxa"/>
-            </w:tcMar>
             <w:vAlign w:val="center"/>
           </w:tcPr>
           <w:p>
@@ -4231,12 +3813,6 @@
               <w:right w:val="single" w:sz="6" w:space="0" w:color="1F3864"/>
             </w:tcBorders>
             <w:shd w:val="clear" w:color="auto" w:fill="4472C4"/>
-            <w:tcMar>
-              <w:top w:w="50" w:type="dxa"/>
-              <w:left w:w="90" w:type="dxa"/>
-              <w:bottom w:w="50" w:type="dxa"/>
-              <w:right w:w="90" w:type="dxa"/>
-            </w:tcMar>
             <w:vAlign w:val="center"/>
           </w:tcPr>
           <w:p>
@@ -4281,12 +3857,6 @@
               <w:right w:val="single" w:sz="6" w:space="0" w:color="1F3864"/>
             </w:tcBorders>
             <w:shd w:val="clear" w:color="auto" w:fill="D9E2F3"/>
-            <w:tcMar>
-              <w:top w:w="50" w:type="dxa"/>
-              <w:left w:w="90" w:type="dxa"/>
-              <w:bottom w:w="50" w:type="dxa"/>
-              <w:right w:w="90" w:type="dxa"/>
-            </w:tcMar>
             <w:vAlign w:val="center"/>
           </w:tcPr>
           <w:p>
@@ -4319,12 +3889,6 @@
               <w:right w:val="single" w:sz="6" w:space="0" w:color="1F3864"/>
             </w:tcBorders>
             <w:shd w:val="clear" w:color="auto" w:fill="D9E2F3"/>
-            <w:tcMar>
-              <w:top w:w="50" w:type="dxa"/>
-              <w:left w:w="90" w:type="dxa"/>
-              <w:bottom w:w="50" w:type="dxa"/>
-              <w:right w:w="90" w:type="dxa"/>
-            </w:tcMar>
             <w:vAlign w:val="center"/>
           </w:tcPr>
           <w:p>
@@ -4357,12 +3921,6 @@
               <w:right w:val="single" w:sz="6" w:space="0" w:color="1F3864"/>
             </w:tcBorders>
             <w:shd w:val="clear" w:color="auto" w:fill="D9E2F3"/>
-            <w:tcMar>
-              <w:top w:w="50" w:type="dxa"/>
-              <w:left w:w="90" w:type="dxa"/>
-              <w:bottom w:w="50" w:type="dxa"/>
-              <w:right w:w="90" w:type="dxa"/>
-            </w:tcMar>
             <w:vAlign w:val="center"/>
           </w:tcPr>
           <w:p>
@@ -4433,12 +3991,6 @@
               <w:right w:val="single" w:sz="6" w:space="0" w:color="1F3864"/>
             </w:tcBorders>
             <w:shd w:val="clear" w:color="auto" w:fill="D9E2F3"/>
-            <w:tcMar>
-              <w:top w:w="50" w:type="dxa"/>
-              <w:left w:w="90" w:type="dxa"/>
-              <w:bottom w:w="50" w:type="dxa"/>
-              <w:right w:w="90" w:type="dxa"/>
-            </w:tcMar>
             <w:vAlign w:val="center"/>
           </w:tcPr>
           <w:p>
@@ -4471,12 +4023,6 @@
               <w:right w:val="single" w:sz="6" w:space="0" w:color="1F3864"/>
             </w:tcBorders>
             <w:shd w:val="clear" w:color="auto" w:fill="D9E2F3"/>
-            <w:tcMar>
-              <w:top w:w="50" w:type="dxa"/>
-              <w:left w:w="90" w:type="dxa"/>
-              <w:bottom w:w="50" w:type="dxa"/>
-              <w:right w:w="90" w:type="dxa"/>
-            </w:tcMar>
             <w:vAlign w:val="center"/>
           </w:tcPr>
           <w:p>
@@ -4523,12 +4069,6 @@
               <w:right w:val="single" w:sz="6" w:space="0" w:color="1F3864"/>
             </w:tcBorders>
             <w:shd w:val="clear" w:color="auto" w:fill="D9E2F3"/>
-            <w:tcMar>
-              <w:top w:w="50" w:type="dxa"/>
-              <w:left w:w="90" w:type="dxa"/>
-              <w:bottom w:w="50" w:type="dxa"/>
-              <w:right w:w="90" w:type="dxa"/>
-            </w:tcMar>
             <w:vAlign w:val="center"/>
           </w:tcPr>
           <w:p>
@@ -4561,12 +4101,6 @@
               <w:right w:val="single" w:sz="6" w:space="0" w:color="1F3864"/>
             </w:tcBorders>
             <w:shd w:val="clear" w:color="auto" w:fill="D9E2F3"/>
-            <w:tcMar>
-              <w:top w:w="50" w:type="dxa"/>
-              <w:left w:w="90" w:type="dxa"/>
-              <w:bottom w:w="50" w:type="dxa"/>
-              <w:right w:w="90" w:type="dxa"/>
-            </w:tcMar>
             <w:vAlign w:val="center"/>
           </w:tcPr>
           <w:p>
@@ -4599,12 +4133,6 @@
               <w:right w:val="single" w:sz="6" w:space="0" w:color="1F3864"/>
             </w:tcBorders>
             <w:shd w:val="clear" w:color="auto" w:fill="D9E2F3"/>
-            <w:tcMar>
-              <w:top w:w="50" w:type="dxa"/>
-              <w:left w:w="90" w:type="dxa"/>
-              <w:bottom w:w="50" w:type="dxa"/>
-              <w:right w:w="90" w:type="dxa"/>
-            </w:tcMar>
             <w:vAlign w:val="center"/>
           </w:tcPr>
           <w:p>
@@ -4701,12 +4229,6 @@
               <w:right w:val="single" w:sz="6" w:space="0" w:color="1F3864"/>
             </w:tcBorders>
             <w:shd w:val="clear" w:color="auto" w:fill="D9E2F3"/>
-            <w:tcMar>
-              <w:top w:w="50" w:type="dxa"/>
-              <w:left w:w="90" w:type="dxa"/>
-              <w:bottom w:w="50" w:type="dxa"/>
-              <w:right w:w="90" w:type="dxa"/>
-            </w:tcMar>
             <w:vAlign w:val="center"/>
           </w:tcPr>
           <w:p>
@@ -4755,12 +4277,6 @@
               <w:right w:val="single" w:sz="6" w:space="0" w:color="1F3864"/>
             </w:tcBorders>
             <w:shd w:val="clear" w:color="auto" w:fill="D9E2F3"/>
-            <w:tcMar>
-              <w:top w:w="50" w:type="dxa"/>
-              <w:left w:w="90" w:type="dxa"/>
-              <w:bottom w:w="50" w:type="dxa"/>
-              <w:right w:w="90" w:type="dxa"/>
-            </w:tcMar>
             <w:vAlign w:val="center"/>
           </w:tcPr>
           <w:p>
@@ -4805,12 +4321,6 @@
               <w:right w:val="single" w:sz="6" w:space="0" w:color="1F3864"/>
             </w:tcBorders>
             <w:shd w:val="clear" w:color="auto" w:fill="4472C4"/>
-            <w:tcMar>
-              <w:top w:w="50" w:type="dxa"/>
-              <w:left w:w="90" w:type="dxa"/>
-              <w:bottom w:w="50" w:type="dxa"/>
-              <w:right w:w="90" w:type="dxa"/>
-            </w:tcMar>
             <w:vAlign w:val="center"/>
           </w:tcPr>
           <w:p>
@@ -4853,12 +4363,6 @@
               <w:right w:val="single" w:sz="6" w:space="0" w:color="1F3864"/>
             </w:tcBorders>
             <w:shd w:val="clear" w:color="auto" w:fill="4472C4"/>
-            <w:tcMar>
-              <w:top w:w="50" w:type="dxa"/>
-              <w:left w:w="90" w:type="dxa"/>
-              <w:bottom w:w="50" w:type="dxa"/>
-              <w:right w:w="90" w:type="dxa"/>
-            </w:tcMar>
             <w:vAlign w:val="center"/>
           </w:tcPr>
           <w:p>
@@ -4898,12 +4402,6 @@
               <w:right w:val="single" w:sz="6" w:space="0" w:color="1F3864"/>
             </w:tcBorders>
             <w:shd w:val="clear" w:color="auto" w:fill="D9E2F3"/>
-            <w:tcMar>
-              <w:top w:w="50" w:type="dxa"/>
-              <w:left w:w="90" w:type="dxa"/>
-              <w:bottom w:w="50" w:type="dxa"/>
-              <w:right w:w="90" w:type="dxa"/>
-            </w:tcMar>
             <w:vAlign w:val="center"/>
           </w:tcPr>
           <w:p>
@@ -4962,12 +4460,6 @@
               <w:right w:val="single" w:sz="6" w:space="0" w:color="1F3864"/>
             </w:tcBorders>
             <w:shd w:val="clear" w:color="auto" w:fill="4472C4"/>
-            <w:tcMar>
-              <w:top w:w="50" w:type="dxa"/>
-              <w:left w:w="90" w:type="dxa"/>
-              <w:bottom w:w="50" w:type="dxa"/>
-              <w:right w:w="90" w:type="dxa"/>
-            </w:tcMar>
             <w:vAlign w:val="center"/>
           </w:tcPr>
           <w:p>
@@ -5009,12 +4501,6 @@
               <w:right w:val="single" w:sz="6" w:space="0" w:color="1F3864"/>
             </w:tcBorders>
             <w:shd w:val="clear" w:color="auto" w:fill="D9E2F3"/>
-            <w:tcMar>
-              <w:top w:w="50" w:type="dxa"/>
-              <w:left w:w="90" w:type="dxa"/>
-              <w:bottom w:w="50" w:type="dxa"/>
-              <w:right w:w="90" w:type="dxa"/>
-            </w:tcMar>
             <w:vAlign w:val="center"/>
           </w:tcPr>
           <w:p>
@@ -5047,12 +4533,6 @@
               <w:right w:val="single" w:sz="6" w:space="0" w:color="1F3864"/>
             </w:tcBorders>
             <w:shd w:val="clear" w:color="auto" w:fill="D9E2F3"/>
-            <w:tcMar>
-              <w:top w:w="50" w:type="dxa"/>
-              <w:left w:w="90" w:type="dxa"/>
-              <w:bottom w:w="50" w:type="dxa"/>
-              <w:right w:w="90" w:type="dxa"/>
-            </w:tcMar>
             <w:vAlign w:val="center"/>
           </w:tcPr>
           <w:p>
@@ -5351,12 +4831,6 @@
               <w:right w:val="single" w:sz="6" w:space="0" w:color="1F3864"/>
             </w:tcBorders>
             <w:shd w:val="clear" w:color="auto" w:fill="D9E2F3"/>
-            <w:tcMar>
-              <w:top w:w="50" w:type="dxa"/>
-              <w:left w:w="90" w:type="dxa"/>
-              <w:bottom w:w="50" w:type="dxa"/>
-              <w:right w:w="90" w:type="dxa"/>
-            </w:tcMar>
             <w:vAlign w:val="center"/>
           </w:tcPr>
           <w:p>
@@ -5443,12 +4917,6 @@
               <w:right w:val="single" w:sz="6" w:space="0" w:color="1F3864"/>
             </w:tcBorders>
             <w:shd w:val="clear" w:color="auto" w:fill="D9E2F3"/>
-            <w:tcMar>
-              <w:top w:w="50" w:type="dxa"/>
-              <w:left w:w="90" w:type="dxa"/>
-              <w:bottom w:w="50" w:type="dxa"/>
-              <w:right w:w="90" w:type="dxa"/>
-            </w:tcMar>
             <w:vAlign w:val="center"/>
           </w:tcPr>
           <w:p>
@@ -5496,12 +4964,6 @@
               <w:right w:val="single" w:sz="6" w:space="0" w:color="1F3864"/>
             </w:tcBorders>
             <w:shd w:val="clear" w:color="auto" w:fill="4472C4"/>
-            <w:tcMar>
-              <w:top w:w="50" w:type="dxa"/>
-              <w:left w:w="90" w:type="dxa"/>
-              <w:bottom w:w="50" w:type="dxa"/>
-              <w:right w:w="90" w:type="dxa"/>
-            </w:tcMar>
             <w:vAlign w:val="center"/>
           </w:tcPr>
           <w:p>
@@ -5542,12 +5004,6 @@
               <w:right w:val="single" w:sz="6" w:space="0" w:color="1F3864"/>
             </w:tcBorders>
             <w:shd w:val="clear" w:color="auto" w:fill="4472C4"/>
-            <w:tcMar>
-              <w:top w:w="50" w:type="dxa"/>
-              <w:left w:w="90" w:type="dxa"/>
-              <w:bottom w:w="50" w:type="dxa"/>
-              <w:right w:w="90" w:type="dxa"/>
-            </w:tcMar>
             <w:vAlign w:val="center"/>
           </w:tcPr>
           <w:p>
@@ -5588,12 +5044,6 @@
               <w:right w:val="single" w:sz="6" w:space="0" w:color="1F3864"/>
             </w:tcBorders>
             <w:shd w:val="clear" w:color="auto" w:fill="4472C4"/>
-            <w:tcMar>
-              <w:top w:w="50" w:type="dxa"/>
-              <w:left w:w="90" w:type="dxa"/>
-              <w:bottom w:w="50" w:type="dxa"/>
-              <w:right w:w="90" w:type="dxa"/>
-            </w:tcMar>
             <w:vAlign w:val="center"/>
           </w:tcPr>
           <w:p>
@@ -5638,12 +5088,6 @@
               <w:right w:val="single" w:sz="6" w:space="0" w:color="1F3864"/>
             </w:tcBorders>
             <w:shd w:val="clear" w:color="auto" w:fill="D9E2F3"/>
-            <w:tcMar>
-              <w:top w:w="50" w:type="dxa"/>
-              <w:left w:w="90" w:type="dxa"/>
-              <w:bottom w:w="50" w:type="dxa"/>
-              <w:right w:w="90" w:type="dxa"/>
-            </w:tcMar>
             <w:vAlign w:val="center"/>
           </w:tcPr>
           <w:p>
@@ -5685,12 +5129,6 @@
               <w:right w:val="single" w:sz="6" w:space="0" w:color="1F3864"/>
             </w:tcBorders>
             <w:shd w:val="clear" w:color="auto" w:fill="D9E2F3"/>
-            <w:tcMar>
-              <w:top w:w="50" w:type="dxa"/>
-              <w:left w:w="90" w:type="dxa"/>
-              <w:bottom w:w="50" w:type="dxa"/>
-              <w:right w:w="90" w:type="dxa"/>
-            </w:tcMar>
             <w:vAlign w:val="center"/>
           </w:tcPr>
           <w:p>
@@ -5724,12 +5162,6 @@
               <w:right w:val="single" w:sz="6" w:space="0" w:color="1F3864"/>
             </w:tcBorders>
             <w:shd w:val="clear" w:color="auto" w:fill="D9E2F3"/>
-            <w:tcMar>
-              <w:top w:w="50" w:type="dxa"/>
-              <w:left w:w="90" w:type="dxa"/>
-              <w:bottom w:w="50" w:type="dxa"/>
-              <w:right w:w="90" w:type="dxa"/>
-            </w:tcMar>
             <w:vAlign w:val="center"/>
           </w:tcPr>
           <w:p>
@@ -5800,12 +5232,6 @@
               <w:right w:val="single" w:sz="6" w:space="0" w:color="1F3864"/>
             </w:tcBorders>
             <w:shd w:val="clear" w:color="auto" w:fill="D9E2F3"/>
-            <w:tcMar>
-              <w:top w:w="50" w:type="dxa"/>
-              <w:left w:w="90" w:type="dxa"/>
-              <w:bottom w:w="50" w:type="dxa"/>
-              <w:right w:w="90" w:type="dxa"/>
-            </w:tcMar>
             <w:vAlign w:val="center"/>
           </w:tcPr>
           <w:p>
@@ -5838,12 +5264,6 @@
               <w:right w:val="single" w:sz="6" w:space="0" w:color="1F3864"/>
             </w:tcBorders>
             <w:shd w:val="clear" w:color="auto" w:fill="D9E2F3"/>
-            <w:tcMar>
-              <w:top w:w="50" w:type="dxa"/>
-              <w:left w:w="90" w:type="dxa"/>
-              <w:bottom w:w="50" w:type="dxa"/>
-              <w:right w:w="90" w:type="dxa"/>
-            </w:tcMar>
             <w:vAlign w:val="center"/>
           </w:tcPr>
           <w:p>
@@ -5890,12 +5310,6 @@
               <w:right w:val="single" w:sz="6" w:space="0" w:color="1F3864"/>
             </w:tcBorders>
             <w:shd w:val="clear" w:color="auto" w:fill="D9E2F3"/>
-            <w:tcMar>
-              <w:top w:w="50" w:type="dxa"/>
-              <w:left w:w="90" w:type="dxa"/>
-              <w:bottom w:w="50" w:type="dxa"/>
-              <w:right w:w="90" w:type="dxa"/>
-            </w:tcMar>
             <w:vAlign w:val="center"/>
           </w:tcPr>
           <w:p>
@@ -5929,12 +5343,6 @@
               <w:right w:val="single" w:sz="6" w:space="0" w:color="1F3864"/>
             </w:tcBorders>
             <w:shd w:val="clear" w:color="auto" w:fill="D9E2F3"/>
-            <w:tcMar>
-              <w:top w:w="50" w:type="dxa"/>
-              <w:left w:w="90" w:type="dxa"/>
-              <w:bottom w:w="50" w:type="dxa"/>
-              <w:right w:w="90" w:type="dxa"/>
-            </w:tcMar>
             <w:vAlign w:val="center"/>
           </w:tcPr>
           <w:p>
@@ -5967,12 +5375,6 @@
               <w:right w:val="single" w:sz="6" w:space="0" w:color="1F3864"/>
             </w:tcBorders>
             <w:shd w:val="clear" w:color="auto" w:fill="D9E2F3"/>
-            <w:tcMar>
-              <w:top w:w="50" w:type="dxa"/>
-              <w:left w:w="90" w:type="dxa"/>
-              <w:bottom w:w="50" w:type="dxa"/>
-              <w:right w:w="90" w:type="dxa"/>
-            </w:tcMar>
             <w:vAlign w:val="center"/>
           </w:tcPr>
           <w:p>
@@ -6043,12 +5445,6 @@
               <w:right w:val="single" w:sz="6" w:space="0" w:color="1F3864"/>
             </w:tcBorders>
             <w:shd w:val="clear" w:color="auto" w:fill="D9E2F3"/>
-            <w:tcMar>
-              <w:top w:w="50" w:type="dxa"/>
-              <w:left w:w="90" w:type="dxa"/>
-              <w:bottom w:w="50" w:type="dxa"/>
-              <w:right w:w="90" w:type="dxa"/>
-            </w:tcMar>
             <w:vAlign w:val="center"/>
           </w:tcPr>
           <w:p>
@@ -6081,12 +5477,6 @@
               <w:right w:val="single" w:sz="6" w:space="0" w:color="1F3864"/>
             </w:tcBorders>
             <w:shd w:val="clear" w:color="auto" w:fill="D9E2F3"/>
-            <w:tcMar>
-              <w:top w:w="50" w:type="dxa"/>
-              <w:left w:w="90" w:type="dxa"/>
-              <w:bottom w:w="50" w:type="dxa"/>
-              <w:right w:w="90" w:type="dxa"/>
-            </w:tcMar>
             <w:vAlign w:val="center"/>
           </w:tcPr>
           <w:p>
@@ -6131,12 +5521,6 @@
               <w:right w:val="single" w:sz="6" w:space="0" w:color="1F3864"/>
             </w:tcBorders>
             <w:shd w:val="clear" w:color="auto" w:fill="4472C4"/>
-            <w:tcMar>
-              <w:top w:w="50" w:type="dxa"/>
-              <w:left w:w="90" w:type="dxa"/>
-              <w:bottom w:w="50" w:type="dxa"/>
-              <w:right w:w="90" w:type="dxa"/>
-            </w:tcMar>
             <w:vAlign w:val="center"/>
           </w:tcPr>
           <w:p>
@@ -6179,12 +5563,6 @@
               <w:right w:val="single" w:sz="6" w:space="0" w:color="1F3864"/>
             </w:tcBorders>
             <w:shd w:val="clear" w:color="auto" w:fill="4472C4"/>
-            <w:tcMar>
-              <w:top w:w="50" w:type="dxa"/>
-              <w:left w:w="90" w:type="dxa"/>
-              <w:bottom w:w="50" w:type="dxa"/>
-              <w:right w:w="90" w:type="dxa"/>
-            </w:tcMar>
             <w:vAlign w:val="center"/>
           </w:tcPr>
           <w:p>
@@ -6224,12 +5602,6 @@
               <w:right w:val="single" w:sz="6" w:space="0" w:color="1F3864"/>
             </w:tcBorders>
             <w:shd w:val="clear" w:color="auto" w:fill="D9E2F3"/>
-            <w:tcMar>
-              <w:top w:w="50" w:type="dxa"/>
-              <w:left w:w="90" w:type="dxa"/>
-              <w:bottom w:w="50" w:type="dxa"/>
-              <w:right w:w="90" w:type="dxa"/>
-            </w:tcMar>
             <w:vAlign w:val="center"/>
           </w:tcPr>
           <w:p>
@@ -6288,12 +5660,6 @@
               <w:right w:val="single" w:sz="6" w:space="0" w:color="1F3864"/>
             </w:tcBorders>
             <w:shd w:val="clear" w:color="auto" w:fill="4472C4"/>
-            <w:tcMar>
-              <w:top w:w="50" w:type="dxa"/>
-              <w:left w:w="90" w:type="dxa"/>
-              <w:bottom w:w="50" w:type="dxa"/>
-              <w:right w:w="90" w:type="dxa"/>
-            </w:tcMar>
             <w:vAlign w:val="center"/>
           </w:tcPr>
           <w:p>
@@ -6335,12 +5701,6 @@
               <w:right w:val="single" w:sz="6" w:space="0" w:color="1F3864"/>
             </w:tcBorders>
             <w:shd w:val="clear" w:color="auto" w:fill="D9E2F3"/>
-            <w:tcMar>
-              <w:top w:w="50" w:type="dxa"/>
-              <w:left w:w="90" w:type="dxa"/>
-              <w:bottom w:w="50" w:type="dxa"/>
-              <w:right w:w="90" w:type="dxa"/>
-            </w:tcMar>
             <w:vAlign w:val="center"/>
           </w:tcPr>
           <w:p>
@@ -6391,12 +5751,6 @@
               <w:right w:val="single" w:sz="6" w:space="0" w:color="1F3864"/>
             </w:tcBorders>
             <w:shd w:val="clear" w:color="auto" w:fill="D9E2F3"/>
-            <w:tcMar>
-              <w:top w:w="50" w:type="dxa"/>
-              <w:left w:w="90" w:type="dxa"/>
-              <w:bottom w:w="50" w:type="dxa"/>
-              <w:right w:w="90" w:type="dxa"/>
-            </w:tcMar>
             <w:vAlign w:val="center"/>
           </w:tcPr>
           <w:p>
@@ -6665,12 +6019,6 @@
               <w:right w:val="single" w:sz="6" w:space="0" w:color="1F3864"/>
             </w:tcBorders>
             <w:shd w:val="clear" w:color="auto" w:fill="D9E2F3"/>
-            <w:tcMar>
-              <w:top w:w="50" w:type="dxa"/>
-              <w:left w:w="90" w:type="dxa"/>
-              <w:bottom w:w="50" w:type="dxa"/>
-              <w:right w:w="90" w:type="dxa"/>
-            </w:tcMar>
             <w:vAlign w:val="center"/>
           </w:tcPr>
           <w:p>
@@ -6734,12 +6082,6 @@
               <w:right w:val="single" w:sz="6" w:space="0" w:color="1F3864"/>
             </w:tcBorders>
             <w:shd w:val="clear" w:color="auto" w:fill="D9E2F3"/>
-            <w:tcMar>
-              <w:top w:w="50" w:type="dxa"/>
-              <w:left w:w="90" w:type="dxa"/>
-              <w:bottom w:w="50" w:type="dxa"/>
-              <w:right w:w="90" w:type="dxa"/>
-            </w:tcMar>
             <w:vAlign w:val="center"/>
           </w:tcPr>
           <w:p>
@@ -6787,12 +6129,6 @@
               <w:right w:val="single" w:sz="6" w:space="0" w:color="1F3864"/>
             </w:tcBorders>
             <w:shd w:val="clear" w:color="auto" w:fill="4472C4"/>
-            <w:tcMar>
-              <w:top w:w="50" w:type="dxa"/>
-              <w:left w:w="90" w:type="dxa"/>
-              <w:bottom w:w="50" w:type="dxa"/>
-              <w:right w:w="90" w:type="dxa"/>
-            </w:tcMar>
             <w:vAlign w:val="center"/>
           </w:tcPr>
           <w:p>
@@ -6833,12 +6169,6 @@
               <w:right w:val="single" w:sz="6" w:space="0" w:color="1F3864"/>
             </w:tcBorders>
             <w:shd w:val="clear" w:color="auto" w:fill="4472C4"/>
-            <w:tcMar>
-              <w:top w:w="50" w:type="dxa"/>
-              <w:left w:w="90" w:type="dxa"/>
-              <w:bottom w:w="50" w:type="dxa"/>
-              <w:right w:w="90" w:type="dxa"/>
-            </w:tcMar>
             <w:vAlign w:val="center"/>
           </w:tcPr>
           <w:p>
@@ -6879,12 +6209,6 @@
               <w:right w:val="single" w:sz="6" w:space="0" w:color="1F3864"/>
             </w:tcBorders>
             <w:shd w:val="clear" w:color="auto" w:fill="4472C4"/>
-            <w:tcMar>
-              <w:top w:w="50" w:type="dxa"/>
-              <w:left w:w="90" w:type="dxa"/>
-              <w:bottom w:w="50" w:type="dxa"/>
-              <w:right w:w="90" w:type="dxa"/>
-            </w:tcMar>
             <w:vAlign w:val="center"/>
           </w:tcPr>
           <w:p>
@@ -6929,12 +6253,6 @@
               <w:right w:val="single" w:sz="6" w:space="0" w:color="1F3864"/>
             </w:tcBorders>
             <w:shd w:val="clear" w:color="auto" w:fill="D9E2F3"/>
-            <w:tcMar>
-              <w:top w:w="50" w:type="dxa"/>
-              <w:left w:w="90" w:type="dxa"/>
-              <w:bottom w:w="50" w:type="dxa"/>
-              <w:right w:w="90" w:type="dxa"/>
-            </w:tcMar>
             <w:vAlign w:val="center"/>
           </w:tcPr>
           <w:p>
@@ -6983,12 +6301,6 @@
               <w:right w:val="single" w:sz="6" w:space="0" w:color="1F3864"/>
             </w:tcBorders>
             <w:shd w:val="clear" w:color="auto" w:fill="D9E2F3"/>
-            <w:tcMar>
-              <w:top w:w="50" w:type="dxa"/>
-              <w:left w:w="90" w:type="dxa"/>
-              <w:bottom w:w="50" w:type="dxa"/>
-              <w:right w:w="90" w:type="dxa"/>
-            </w:tcMar>
             <w:vAlign w:val="center"/>
           </w:tcPr>
           <w:p>
@@ -7029,12 +6341,6 @@
               <w:right w:val="single" w:sz="6" w:space="0" w:color="1F3864"/>
             </w:tcBorders>
             <w:shd w:val="clear" w:color="auto" w:fill="D9E2F3"/>
-            <w:tcMar>
-              <w:top w:w="50" w:type="dxa"/>
-              <w:left w:w="90" w:type="dxa"/>
-              <w:bottom w:w="50" w:type="dxa"/>
-              <w:right w:w="90" w:type="dxa"/>
-            </w:tcMar>
             <w:vAlign w:val="center"/>
           </w:tcPr>
           <w:p>
@@ -7112,12 +6418,6 @@
               <w:right w:val="single" w:sz="6" w:space="0" w:color="1F3864"/>
             </w:tcBorders>
             <w:shd w:val="clear" w:color="auto" w:fill="D9E2F3"/>
-            <w:tcMar>
-              <w:top w:w="50" w:type="dxa"/>
-              <w:left w:w="90" w:type="dxa"/>
-              <w:bottom w:w="50" w:type="dxa"/>
-              <w:right w:w="90" w:type="dxa"/>
-            </w:tcMar>
             <w:vAlign w:val="center"/>
           </w:tcPr>
           <w:p>
@@ -7150,12 +6450,6 @@
               <w:right w:val="single" w:sz="6" w:space="0" w:color="1F3864"/>
             </w:tcBorders>
             <w:shd w:val="clear" w:color="auto" w:fill="D9E2F3"/>
-            <w:tcMar>
-              <w:top w:w="50" w:type="dxa"/>
-              <w:left w:w="90" w:type="dxa"/>
-              <w:bottom w:w="50" w:type="dxa"/>
-              <w:right w:w="90" w:type="dxa"/>
-            </w:tcMar>
             <w:vAlign w:val="center"/>
           </w:tcPr>
           <w:p>
@@ -7219,12 +6513,6 @@
               <w:right w:val="single" w:sz="6" w:space="0" w:color="1F3864"/>
             </w:tcBorders>
             <w:shd w:val="clear" w:color="auto" w:fill="D9E2F3"/>
-            <w:tcMar>
-              <w:top w:w="50" w:type="dxa"/>
-              <w:left w:w="90" w:type="dxa"/>
-              <w:bottom w:w="50" w:type="dxa"/>
-              <w:right w:w="90" w:type="dxa"/>
-            </w:tcMar>
             <w:vAlign w:val="center"/>
           </w:tcPr>
           <w:p>
@@ -7265,12 +6553,6 @@
               <w:right w:val="single" w:sz="6" w:space="0" w:color="1F3864"/>
             </w:tcBorders>
             <w:shd w:val="clear" w:color="auto" w:fill="D9E2F3"/>
-            <w:tcMar>
-              <w:top w:w="50" w:type="dxa"/>
-              <w:left w:w="90" w:type="dxa"/>
-              <w:bottom w:w="50" w:type="dxa"/>
-              <w:right w:w="90" w:type="dxa"/>
-            </w:tcMar>
             <w:vAlign w:val="center"/>
           </w:tcPr>
           <w:p>
@@ -7319,12 +6601,6 @@
               <w:right w:val="single" w:sz="6" w:space="0" w:color="1F3864"/>
             </w:tcBorders>
             <w:shd w:val="clear" w:color="auto" w:fill="D9E2F3"/>
-            <w:tcMar>
-              <w:top w:w="50" w:type="dxa"/>
-              <w:left w:w="90" w:type="dxa"/>
-              <w:bottom w:w="50" w:type="dxa"/>
-              <w:right w:w="90" w:type="dxa"/>
-            </w:tcMar>
             <w:vAlign w:val="center"/>
           </w:tcPr>
           <w:p>
@@ -7418,12 +6694,6 @@
               <w:right w:val="single" w:sz="6" w:space="0" w:color="1F3864"/>
             </w:tcBorders>
             <w:shd w:val="clear" w:color="auto" w:fill="D9E2F3"/>
-            <w:tcMar>
-              <w:top w:w="50" w:type="dxa"/>
-              <w:left w:w="90" w:type="dxa"/>
-              <w:bottom w:w="50" w:type="dxa"/>
-              <w:right w:w="90" w:type="dxa"/>
-            </w:tcMar>
             <w:vAlign w:val="center"/>
           </w:tcPr>
           <w:p>
@@ -7480,12 +6750,6 @@
               <w:right w:val="single" w:sz="6" w:space="0" w:color="1F3864"/>
             </w:tcBorders>
             <w:shd w:val="clear" w:color="auto" w:fill="D9E2F3"/>
-            <w:tcMar>
-              <w:top w:w="50" w:type="dxa"/>
-              <w:left w:w="90" w:type="dxa"/>
-              <w:bottom w:w="50" w:type="dxa"/>
-              <w:right w:w="90" w:type="dxa"/>
-            </w:tcMar>
             <w:vAlign w:val="center"/>
           </w:tcPr>
           <w:p>
@@ -7556,12 +6820,6 @@
               <w:right w:val="single" w:sz="6" w:space="0" w:color="1F3864"/>
             </w:tcBorders>
             <w:shd w:val="clear" w:color="auto" w:fill="4472C4"/>
-            <w:tcMar>
-              <w:top w:w="50" w:type="dxa"/>
-              <w:left w:w="90" w:type="dxa"/>
-              <w:bottom w:w="50" w:type="dxa"/>
-              <w:right w:w="90" w:type="dxa"/>
-            </w:tcMar>
             <w:vAlign w:val="center"/>
           </w:tcPr>
           <w:p>
@@ -7605,12 +6863,6 @@
               <w:right w:val="single" w:sz="6" w:space="0" w:color="1F3864"/>
             </w:tcBorders>
             <w:shd w:val="clear" w:color="auto" w:fill="4472C4"/>
-            <w:tcMar>
-              <w:top w:w="50" w:type="dxa"/>
-              <w:left w:w="90" w:type="dxa"/>
-              <w:bottom w:w="50" w:type="dxa"/>
-              <w:right w:w="90" w:type="dxa"/>
-            </w:tcMar>
             <w:vAlign w:val="center"/>
           </w:tcPr>
           <w:p>
@@ -7650,12 +6902,6 @@
               <w:right w:val="single" w:sz="6" w:space="0" w:color="1F3864"/>
             </w:tcBorders>
             <w:shd w:val="clear" w:color="auto" w:fill="D9E2F3"/>
-            <w:tcMar>
-              <w:top w:w="50" w:type="dxa"/>
-              <w:left w:w="90" w:type="dxa"/>
-              <w:bottom w:w="50" w:type="dxa"/>
-              <w:right w:w="90" w:type="dxa"/>
-            </w:tcMar>
             <w:vAlign w:val="center"/>
           </w:tcPr>
           <w:p>
@@ -7714,12 +6960,6 @@
               <w:right w:val="single" w:sz="6" w:space="0" w:color="1F3864"/>
             </w:tcBorders>
             <w:shd w:val="clear" w:color="auto" w:fill="4472C4"/>
-            <w:tcMar>
-              <w:top w:w="50" w:type="dxa"/>
-              <w:left w:w="90" w:type="dxa"/>
-              <w:bottom w:w="50" w:type="dxa"/>
-              <w:right w:w="90" w:type="dxa"/>
-            </w:tcMar>
             <w:vAlign w:val="center"/>
           </w:tcPr>
           <w:p>
@@ -7761,12 +7001,6 @@
               <w:right w:val="single" w:sz="6" w:space="0" w:color="1F3864"/>
             </w:tcBorders>
             <w:shd w:val="clear" w:color="auto" w:fill="D9E2F3"/>
-            <w:tcMar>
-              <w:top w:w="50" w:type="dxa"/>
-              <w:left w:w="90" w:type="dxa"/>
-              <w:bottom w:w="50" w:type="dxa"/>
-              <w:right w:w="90" w:type="dxa"/>
-            </w:tcMar>
             <w:vAlign w:val="center"/>
           </w:tcPr>
           <w:p>
@@ -7817,12 +7051,6 @@
               <w:right w:val="single" w:sz="6" w:space="0" w:color="1F3864"/>
             </w:tcBorders>
             <w:shd w:val="clear" w:color="auto" w:fill="D9E2F3"/>
-            <w:tcMar>
-              <w:top w:w="50" w:type="dxa"/>
-              <w:left w:w="90" w:type="dxa"/>
-              <w:bottom w:w="50" w:type="dxa"/>
-              <w:right w:w="90" w:type="dxa"/>
-            </w:tcMar>
             <w:vAlign w:val="center"/>
           </w:tcPr>
           <w:p>
@@ -8003,12 +7231,6 @@
               <w:right w:val="single" w:sz="6" w:space="0" w:color="1F3864"/>
             </w:tcBorders>
             <w:shd w:val="clear" w:color="auto" w:fill="D9E2F3"/>
-            <w:tcMar>
-              <w:top w:w="50" w:type="dxa"/>
-              <w:left w:w="90" w:type="dxa"/>
-              <w:bottom w:w="50" w:type="dxa"/>
-              <w:right w:w="90" w:type="dxa"/>
-            </w:tcMar>
             <w:vAlign w:val="center"/>
           </w:tcPr>
           <w:p>
@@ -8059,6 +7281,55 @@
           </w:p>
         </w:tc>
       </w:tr>
+    </w:tbl>
+    <w:p>
+      <w:pPr>
+        <w:spacing w:before="0" w:after="0" w:line="240" w:lineRule="auto"/>
+        <w:rPr>
+          <w:sz w:val="18"/>
+          <w:szCs w:val="18"/>
+        </w:rPr>
+      </w:pPr>
+    </w:p>
+    <w:tbl>
+      <w:tblPr>
+        <w:tblW w:w="9405" w:type="dxa"/>
+        <w:jc w:val="center"/>
+        <w:tblBorders>
+          <w:top w:val="single" w:sz="6" w:space="0" w:color="1F3864"/>
+          <w:left w:val="single" w:sz="6" w:space="0" w:color="1F3864"/>
+          <w:bottom w:val="single" w:sz="6" w:space="0" w:color="1F3864"/>
+          <w:right w:val="single" w:sz="6" w:space="0" w:color="1F3864"/>
+          <w:insideH w:val="single" w:sz="6" w:space="0" w:color="1F3864"/>
+          <w:insideV w:val="single" w:sz="6" w:space="0" w:color="1F3864"/>
+        </w:tblBorders>
+        <w:tblLayout w:type="fixed"/>
+        <w:tblCellMar>
+          <w:top w:w="40" w:type="dxa"/>
+          <w:left w:w="90" w:type="dxa"/>
+          <w:bottom w:w="40" w:type="dxa"/>
+          <w:right w:w="90" w:type="dxa"/>
+        </w:tblCellMar>
+        <w:tblLook w:val="04A0" w:firstRow="1" w:lastRow="0" w:firstColumn="1" w:lastColumn="0" w:noHBand="0" w:noVBand="1"/>
+      </w:tblPr>
+      <w:tblGrid>
+        <w:gridCol w:w="1175"/>
+        <w:gridCol w:w="391"/>
+        <w:gridCol w:w="391"/>
+        <w:gridCol w:w="391"/>
+        <w:gridCol w:w="783"/>
+        <w:gridCol w:w="391"/>
+        <w:gridCol w:w="391"/>
+        <w:gridCol w:w="783"/>
+        <w:gridCol w:w="783"/>
+        <w:gridCol w:w="391"/>
+        <w:gridCol w:w="391"/>
+        <w:gridCol w:w="391"/>
+        <w:gridCol w:w="391"/>
+        <w:gridCol w:w="391"/>
+        <w:gridCol w:w="391"/>
+        <w:gridCol w:w="1567"/>
+      </w:tblGrid>
       <w:tr>
         <w:tc>
           <w:tcPr>
@@ -8071,12 +7342,6 @@
               <w:right w:val="single" w:sz="6" w:space="0" w:color="1F3864"/>
             </w:tcBorders>
             <w:shd w:val="clear" w:color="auto" w:fill="4472C4"/>
-            <w:tcMar>
-              <w:top w:w="50" w:type="dxa"/>
-              <w:left w:w="90" w:type="dxa"/>
-              <w:bottom w:w="50" w:type="dxa"/>
-              <w:right w:w="90" w:type="dxa"/>
-            </w:tcMar>
             <w:vAlign w:val="center"/>
           </w:tcPr>
           <w:p>
@@ -8119,12 +7384,6 @@
               <w:right w:val="single" w:sz="6" w:space="0" w:color="1F3864"/>
             </w:tcBorders>
             <w:shd w:val="clear" w:color="auto" w:fill="4472C4"/>
-            <w:tcMar>
-              <w:top w:w="50" w:type="dxa"/>
-              <w:left w:w="90" w:type="dxa"/>
-              <w:bottom w:w="50" w:type="dxa"/>
-              <w:right w:w="90" w:type="dxa"/>
-            </w:tcMar>
             <w:vAlign w:val="center"/>
           </w:tcPr>
           <w:p>
@@ -8165,12 +7424,6 @@
               <w:right w:val="single" w:sz="6" w:space="0" w:color="1F3864"/>
             </w:tcBorders>
             <w:shd w:val="clear" w:color="auto" w:fill="4472C4"/>
-            <w:tcMar>
-              <w:top w:w="50" w:type="dxa"/>
-              <w:left w:w="90" w:type="dxa"/>
-              <w:bottom w:w="50" w:type="dxa"/>
-              <w:right w:w="90" w:type="dxa"/>
-            </w:tcMar>
             <w:vAlign w:val="center"/>
           </w:tcPr>
           <w:p>
@@ -8211,12 +7464,6 @@
               <w:right w:val="single" w:sz="6" w:space="0" w:color="1F3864"/>
             </w:tcBorders>
             <w:shd w:val="clear" w:color="auto" w:fill="4472C4"/>
-            <w:tcMar>
-              <w:top w:w="50" w:type="dxa"/>
-              <w:left w:w="90" w:type="dxa"/>
-              <w:bottom w:w="50" w:type="dxa"/>
-              <w:right w:w="90" w:type="dxa"/>
-            </w:tcMar>
             <w:vAlign w:val="center"/>
           </w:tcPr>
           <w:p>
@@ -8272,12 +7519,6 @@
               <w:right w:val="single" w:sz="6" w:space="0" w:color="1F3864"/>
             </w:tcBorders>
             <w:shd w:val="clear" w:color="auto" w:fill="4472C4"/>
-            <w:tcMar>
-              <w:top w:w="50" w:type="dxa"/>
-              <w:left w:w="90" w:type="dxa"/>
-              <w:bottom w:w="50" w:type="dxa"/>
-              <w:right w:w="90" w:type="dxa"/>
-            </w:tcMar>
             <w:vAlign w:val="center"/>
           </w:tcPr>
           <w:p>
@@ -8318,12 +7559,6 @@
               <w:right w:val="single" w:sz="6" w:space="0" w:color="1F3864"/>
             </w:tcBorders>
             <w:shd w:val="clear" w:color="auto" w:fill="4472C4"/>
-            <w:tcMar>
-              <w:top w:w="50" w:type="dxa"/>
-              <w:left w:w="90" w:type="dxa"/>
-              <w:bottom w:w="50" w:type="dxa"/>
-              <w:right w:w="90" w:type="dxa"/>
-            </w:tcMar>
             <w:vAlign w:val="center"/>
           </w:tcPr>
           <w:p>
@@ -8366,12 +7601,6 @@
               <w:right w:val="single" w:sz="6" w:space="0" w:color="1F3864"/>
             </w:tcBorders>
             <w:shd w:val="clear" w:color="auto" w:fill="D9E2F3"/>
-            <w:tcMar>
-              <w:top w:w="50" w:type="dxa"/>
-              <w:left w:w="90" w:type="dxa"/>
-              <w:bottom w:w="50" w:type="dxa"/>
-              <w:right w:w="90" w:type="dxa"/>
-            </w:tcMar>
             <w:vAlign w:val="center"/>
           </w:tcPr>
           <w:p>
@@ -8489,12 +7718,6 @@
               <w:right w:val="single" w:sz="6" w:space="0" w:color="1F3864"/>
             </w:tcBorders>
             <w:shd w:val="clear" w:color="auto" w:fill="D9E2F3"/>
-            <w:tcMar>
-              <w:top w:w="50" w:type="dxa"/>
-              <w:left w:w="90" w:type="dxa"/>
-              <w:bottom w:w="50" w:type="dxa"/>
-              <w:right w:w="90" w:type="dxa"/>
-            </w:tcMar>
             <w:vAlign w:val="center"/>
           </w:tcPr>
           <w:p>
@@ -8566,12 +7789,6 @@
               <w:right w:val="single" w:sz="6" w:space="0" w:color="1F3864"/>
             </w:tcBorders>
             <w:shd w:val="clear" w:color="auto" w:fill="D9E2F3"/>
-            <w:tcMar>
-              <w:top w:w="50" w:type="dxa"/>
-              <w:left w:w="90" w:type="dxa"/>
-              <w:bottom w:w="50" w:type="dxa"/>
-              <w:right w:w="90" w:type="dxa"/>
-            </w:tcMar>
             <w:vAlign w:val="center"/>
           </w:tcPr>
           <w:p>
@@ -8678,12 +7895,6 @@
               <w:right w:val="single" w:sz="6" w:space="0" w:color="1F3864"/>
             </w:tcBorders>
             <w:shd w:val="clear" w:color="auto" w:fill="D9E2F3"/>
-            <w:tcMar>
-              <w:top w:w="50" w:type="dxa"/>
-              <w:left w:w="90" w:type="dxa"/>
-              <w:bottom w:w="50" w:type="dxa"/>
-              <w:right w:w="90" w:type="dxa"/>
-            </w:tcMar>
             <w:vAlign w:val="center"/>
           </w:tcPr>
           <w:p>
@@ -8774,12 +7985,6 @@
               <w:right w:val="single" w:sz="6" w:space="0" w:color="1F3864"/>
             </w:tcBorders>
             <w:shd w:val="clear" w:color="auto" w:fill="D9E2F3"/>
-            <w:tcMar>
-              <w:top w:w="50" w:type="dxa"/>
-              <w:left w:w="90" w:type="dxa"/>
-              <w:bottom w:w="50" w:type="dxa"/>
-              <w:right w:w="90" w:type="dxa"/>
-            </w:tcMar>
             <w:vAlign w:val="center"/>
           </w:tcPr>
           <w:p>
@@ -8860,6 +8065,55 @@
           </w:p>
         </w:tc>
       </w:tr>
+    </w:tbl>
+    <w:p>
+      <w:pPr>
+        <w:spacing w:before="0" w:after="0" w:line="240" w:lineRule="auto"/>
+        <w:rPr>
+          <w:sz w:val="18"/>
+          <w:szCs w:val="18"/>
+        </w:rPr>
+      </w:pPr>
+    </w:p>
+    <w:tbl>
+      <w:tblPr>
+        <w:tblW w:w="9405" w:type="dxa"/>
+        <w:jc w:val="center"/>
+        <w:tblBorders>
+          <w:top w:val="single" w:sz="6" w:space="0" w:color="1F3864"/>
+          <w:left w:val="single" w:sz="6" w:space="0" w:color="1F3864"/>
+          <w:bottom w:val="single" w:sz="6" w:space="0" w:color="1F3864"/>
+          <w:right w:val="single" w:sz="6" w:space="0" w:color="1F3864"/>
+          <w:insideH w:val="single" w:sz="6" w:space="0" w:color="1F3864"/>
+          <w:insideV w:val="single" w:sz="6" w:space="0" w:color="1F3864"/>
+        </w:tblBorders>
+        <w:tblLayout w:type="fixed"/>
+        <w:tblCellMar>
+          <w:top w:w="40" w:type="dxa"/>
+          <w:left w:w="90" w:type="dxa"/>
+          <w:bottom w:w="40" w:type="dxa"/>
+          <w:right w:w="90" w:type="dxa"/>
+        </w:tblCellMar>
+        <w:tblLook w:val="04A0" w:firstRow="1" w:lastRow="0" w:firstColumn="1" w:lastColumn="0" w:noHBand="0" w:noVBand="1"/>
+      </w:tblPr>
+      <w:tblGrid>
+        <w:gridCol w:w="1175"/>
+        <w:gridCol w:w="391"/>
+        <w:gridCol w:w="391"/>
+        <w:gridCol w:w="391"/>
+        <w:gridCol w:w="783"/>
+        <w:gridCol w:w="391"/>
+        <w:gridCol w:w="391"/>
+        <w:gridCol w:w="783"/>
+        <w:gridCol w:w="783"/>
+        <w:gridCol w:w="391"/>
+        <w:gridCol w:w="391"/>
+        <w:gridCol w:w="391"/>
+        <w:gridCol w:w="391"/>
+        <w:gridCol w:w="391"/>
+        <w:gridCol w:w="391"/>
+        <w:gridCol w:w="1567"/>
+      </w:tblGrid>
       <w:tr>
         <w:tc>
           <w:tcPr>
@@ -8872,12 +8126,6 @@
               <w:right w:val="single" w:sz="6" w:space="0" w:color="1F3864"/>
             </w:tcBorders>
             <w:shd w:val="clear" w:color="auto" w:fill="4472C4"/>
-            <w:tcMar>
-              <w:top w:w="50" w:type="dxa"/>
-              <w:left w:w="90" w:type="dxa"/>
-              <w:bottom w:w="50" w:type="dxa"/>
-              <w:right w:w="90" w:type="dxa"/>
-            </w:tcMar>
             <w:vAlign w:val="center"/>
           </w:tcPr>
           <w:p>
@@ -8917,12 +8165,6 @@
               <w:right w:val="single" w:sz="6" w:space="0" w:color="1F3864"/>
             </w:tcBorders>
             <w:shd w:val="clear" w:color="auto" w:fill="D9E2F3"/>
-            <w:tcMar>
-              <w:top w:w="50" w:type="dxa"/>
-              <w:left w:w="90" w:type="dxa"/>
-              <w:bottom w:w="50" w:type="dxa"/>
-              <w:right w:w="90" w:type="dxa"/>
-            </w:tcMar>
             <w:vAlign w:val="center"/>
           </w:tcPr>
           <w:p>
@@ -9101,12 +8343,6 @@
               <w:right w:val="single" w:sz="6" w:space="0" w:color="1F3864"/>
             </w:tcBorders>
             <w:shd w:val="clear" w:color="auto" w:fill="4472C4"/>
-            <w:tcMar>
-              <w:top w:w="50" w:type="dxa"/>
-              <w:left w:w="90" w:type="dxa"/>
-              <w:bottom w:w="50" w:type="dxa"/>
-              <w:right w:w="90" w:type="dxa"/>
-            </w:tcMar>
             <w:vAlign w:val="center"/>
           </w:tcPr>
           <w:p>
@@ -9147,12 +8383,6 @@
               <w:right w:val="single" w:sz="6" w:space="0" w:color="1F3864"/>
             </w:tcBorders>
             <w:shd w:val="clear" w:color="auto" w:fill="D9E2F3"/>
-            <w:tcMar>
-              <w:top w:w="50" w:type="dxa"/>
-              <w:left w:w="90" w:type="dxa"/>
-              <w:bottom w:w="50" w:type="dxa"/>
-              <w:right w:w="90" w:type="dxa"/>
-            </w:tcMar>
             <w:vAlign w:val="center"/>
           </w:tcPr>
           <w:p>
@@ -9384,12 +8614,6 @@
               <w:right w:val="single" w:sz="6" w:space="0" w:color="1F3864"/>
             </w:tcBorders>
             <w:shd w:val="clear" w:color="auto" w:fill="4472C4"/>
-            <w:tcMar>
-              <w:top w:w="50" w:type="dxa"/>
-              <w:left w:w="90" w:type="dxa"/>
-              <w:bottom w:w="50" w:type="dxa"/>
-              <w:right w:w="90" w:type="dxa"/>
-            </w:tcMar>
             <w:vAlign w:val="center"/>
           </w:tcPr>
           <w:p>
@@ -9429,12 +8653,6 @@
               <w:right w:val="single" w:sz="6" w:space="0" w:color="1F3864"/>
             </w:tcBorders>
             <w:shd w:val="clear" w:color="auto" w:fill="D9E2F3"/>
-            <w:tcMar>
-              <w:top w:w="50" w:type="dxa"/>
-              <w:left w:w="90" w:type="dxa"/>
-              <w:bottom w:w="50" w:type="dxa"/>
-              <w:right w:w="90" w:type="dxa"/>
-            </w:tcMar>
             <w:vAlign w:val="center"/>
           </w:tcPr>
           <w:p>
@@ -9520,12 +8738,6 @@
               <w:right w:val="single" w:sz="6" w:space="0" w:color="1F3864"/>
             </w:tcBorders>
             <w:shd w:val="clear" w:color="auto" w:fill="4472C4"/>
-            <w:tcMar>
-              <w:top w:w="50" w:type="dxa"/>
-              <w:left w:w="90" w:type="dxa"/>
-              <w:bottom w:w="50" w:type="dxa"/>
-              <w:right w:w="90" w:type="dxa"/>
-            </w:tcMar>
             <w:vAlign w:val="center"/>
           </w:tcPr>
           <w:p>
@@ -9565,12 +8777,6 @@
               <w:right w:val="single" w:sz="6" w:space="0" w:color="1F3864"/>
             </w:tcBorders>
             <w:shd w:val="clear" w:color="auto" w:fill="D9E2F3"/>
-            <w:tcMar>
-              <w:top w:w="50" w:type="dxa"/>
-              <w:left w:w="90" w:type="dxa"/>
-              <w:bottom w:w="50" w:type="dxa"/>
-              <w:right w:w="90" w:type="dxa"/>
-            </w:tcMar>
             <w:vAlign w:val="center"/>
           </w:tcPr>
           <w:p>
@@ -9681,12 +8887,6 @@
               <w:right w:val="single" w:sz="6" w:space="0" w:color="1F3864"/>
             </w:tcBorders>
             <w:shd w:val="clear" w:color="auto" w:fill="4472C4"/>
-            <w:tcMar>
-              <w:top w:w="50" w:type="dxa"/>
-              <w:left w:w="90" w:type="dxa"/>
-              <w:bottom w:w="50" w:type="dxa"/>
-              <w:right w:w="90" w:type="dxa"/>
-            </w:tcMar>
             <w:vAlign w:val="center"/>
           </w:tcPr>
           <w:p>
@@ -9726,12 +8926,6 @@
               <w:right w:val="single" w:sz="6" w:space="0" w:color="1F3864"/>
             </w:tcBorders>
             <w:shd w:val="clear" w:color="auto" w:fill="D9E2F3"/>
-            <w:tcMar>
-              <w:top w:w="50" w:type="dxa"/>
-              <w:left w:w="90" w:type="dxa"/>
-              <w:bottom w:w="50" w:type="dxa"/>
-              <w:right w:w="90" w:type="dxa"/>
-            </w:tcMar>
             <w:vAlign w:val="center"/>
           </w:tcPr>
           <w:p>
@@ -9776,12 +8970,6 @@
               <w:right w:val="single" w:sz="6" w:space="0" w:color="1F3864"/>
             </w:tcBorders>
             <w:shd w:val="clear" w:color="auto" w:fill="4472C4"/>
-            <w:tcMar>
-              <w:top w:w="50" w:type="dxa"/>
-              <w:left w:w="90" w:type="dxa"/>
-              <w:bottom w:w="50" w:type="dxa"/>
-              <w:right w:w="90" w:type="dxa"/>
-            </w:tcMar>
             <w:vAlign w:val="center"/>
           </w:tcPr>
           <w:p>
@@ -9861,12 +9049,6 @@
               <w:right w:val="single" w:sz="6" w:space="0" w:color="1F3864"/>
             </w:tcBorders>
             <w:shd w:val="clear" w:color="auto" w:fill="4472C4"/>
-            <w:tcMar>
-              <w:top w:w="50" w:type="dxa"/>
-              <w:left w:w="90" w:type="dxa"/>
-              <w:bottom w:w="50" w:type="dxa"/>
-              <w:right w:w="90" w:type="dxa"/>
-            </w:tcMar>
             <w:vAlign w:val="center"/>
           </w:tcPr>
           <w:p>
@@ -9906,12 +9088,6 @@
               <w:right w:val="single" w:sz="6" w:space="0" w:color="1F3864"/>
             </w:tcBorders>
             <w:shd w:val="clear" w:color="auto" w:fill="4472C4"/>
-            <w:tcMar>
-              <w:top w:w="50" w:type="dxa"/>
-              <w:left w:w="90" w:type="dxa"/>
-              <w:bottom w:w="50" w:type="dxa"/>
-              <w:right w:w="90" w:type="dxa"/>
-            </w:tcMar>
             <w:vAlign w:val="center"/>
           </w:tcPr>
           <w:p>
@@ -9951,12 +9127,6 @@
               <w:right w:val="single" w:sz="6" w:space="0" w:color="1F3864"/>
             </w:tcBorders>
             <w:shd w:val="clear" w:color="auto" w:fill="4472C4"/>
-            <w:tcMar>
-              <w:top w:w="50" w:type="dxa"/>
-              <w:left w:w="90" w:type="dxa"/>
-              <w:bottom w:w="50" w:type="dxa"/>
-              <w:right w:w="90" w:type="dxa"/>
-            </w:tcMar>
             <w:vAlign w:val="center"/>
           </w:tcPr>
           <w:p>
@@ -9996,12 +9166,6 @@
               <w:right w:val="single" w:sz="6" w:space="0" w:color="1F3864"/>
             </w:tcBorders>
             <w:shd w:val="clear" w:color="auto" w:fill="4472C4"/>
-            <w:tcMar>
-              <w:top w:w="50" w:type="dxa"/>
-              <w:left w:w="90" w:type="dxa"/>
-              <w:bottom w:w="50" w:type="dxa"/>
-              <w:right w:w="90" w:type="dxa"/>
-            </w:tcMar>
             <w:vAlign w:val="center"/>
           </w:tcPr>
           <w:p>
@@ -10068,12 +9232,6 @@
               <w:right w:val="single" w:sz="6" w:space="0" w:color="1F3864"/>
             </w:tcBorders>
             <w:shd w:val="clear" w:color="auto" w:fill="D9E2F3"/>
-            <w:tcMar>
-              <w:top w:w="50" w:type="dxa"/>
-              <w:left w:w="90" w:type="dxa"/>
-              <w:bottom w:w="50" w:type="dxa"/>
-              <w:right w:w="90" w:type="dxa"/>
-            </w:tcMar>
             <w:vAlign w:val="center"/>
           </w:tcPr>
           <w:p>
@@ -10106,12 +9264,6 @@
               <w:right w:val="single" w:sz="6" w:space="0" w:color="1F3864"/>
             </w:tcBorders>
             <w:shd w:val="clear" w:color="auto" w:fill="D9E2F3"/>
-            <w:tcMar>
-              <w:top w:w="50" w:type="dxa"/>
-              <w:left w:w="90" w:type="dxa"/>
-              <w:bottom w:w="50" w:type="dxa"/>
-              <w:right w:w="90" w:type="dxa"/>
-            </w:tcMar>
             <w:vAlign w:val="center"/>
           </w:tcPr>
           <w:p>
@@ -10144,12 +9296,6 @@
               <w:right w:val="single" w:sz="6" w:space="0" w:color="1F3864"/>
             </w:tcBorders>
             <w:shd w:val="clear" w:color="auto" w:fill="D9E2F3"/>
-            <w:tcMar>
-              <w:top w:w="50" w:type="dxa"/>
-              <w:left w:w="90" w:type="dxa"/>
-              <w:bottom w:w="50" w:type="dxa"/>
-              <w:right w:w="90" w:type="dxa"/>
-            </w:tcMar>
             <w:vAlign w:val="center"/>
           </w:tcPr>
           <w:p>
@@ -10182,12 +9328,6 @@
               <w:right w:val="single" w:sz="6" w:space="0" w:color="1F3864"/>
             </w:tcBorders>
             <w:shd w:val="clear" w:color="auto" w:fill="D9E2F3"/>
-            <w:tcMar>
-              <w:top w:w="50" w:type="dxa"/>
-              <w:left w:w="90" w:type="dxa"/>
-              <w:bottom w:w="50" w:type="dxa"/>
-              <w:right w:w="90" w:type="dxa"/>
-            </w:tcMar>
             <w:vAlign w:val="center"/>
           </w:tcPr>
           <w:p>
@@ -10247,12 +9387,6 @@
               <w:right w:val="single" w:sz="6" w:space="0" w:color="1F3864"/>
             </w:tcBorders>
             <w:shd w:val="clear" w:color="auto" w:fill="D9E2F3"/>
-            <w:tcMar>
-              <w:top w:w="50" w:type="dxa"/>
-              <w:left w:w="90" w:type="dxa"/>
-              <w:bottom w:w="50" w:type="dxa"/>
-              <w:right w:w="90" w:type="dxa"/>
-            </w:tcMar>
             <w:vAlign w:val="center"/>
           </w:tcPr>
           <w:p>
@@ -10285,12 +9419,6 @@
               <w:right w:val="single" w:sz="6" w:space="0" w:color="1F3864"/>
             </w:tcBorders>
             <w:shd w:val="clear" w:color="auto" w:fill="D9E2F3"/>
-            <w:tcMar>
-              <w:top w:w="50" w:type="dxa"/>
-              <w:left w:w="90" w:type="dxa"/>
-              <w:bottom w:w="50" w:type="dxa"/>
-              <w:right w:w="90" w:type="dxa"/>
-            </w:tcMar>
             <w:vAlign w:val="center"/>
           </w:tcPr>
           <w:p>
@@ -10323,12 +9451,6 @@
               <w:right w:val="single" w:sz="6" w:space="0" w:color="1F3864"/>
             </w:tcBorders>
             <w:shd w:val="clear" w:color="auto" w:fill="D9E2F3"/>
-            <w:tcMar>
-              <w:top w:w="50" w:type="dxa"/>
-              <w:left w:w="90" w:type="dxa"/>
-              <w:bottom w:w="50" w:type="dxa"/>
-              <w:right w:w="90" w:type="dxa"/>
-            </w:tcMar>
             <w:vAlign w:val="center"/>
           </w:tcPr>
           <w:p>
@@ -10361,12 +9483,6 @@
               <w:right w:val="single" w:sz="6" w:space="0" w:color="1F3864"/>
             </w:tcBorders>
             <w:shd w:val="clear" w:color="auto" w:fill="D9E2F3"/>
-            <w:tcMar>
-              <w:top w:w="50" w:type="dxa"/>
-              <w:left w:w="90" w:type="dxa"/>
-              <w:bottom w:w="50" w:type="dxa"/>
-              <w:right w:w="90" w:type="dxa"/>
-            </w:tcMar>
             <w:vAlign w:val="center"/>
           </w:tcPr>
           <w:p>
@@ -10426,12 +9542,6 @@
               <w:right w:val="single" w:sz="6" w:space="0" w:color="1F3864"/>
             </w:tcBorders>
             <w:shd w:val="clear" w:color="auto" w:fill="D9E2F3"/>
-            <w:tcMar>
-              <w:top w:w="50" w:type="dxa"/>
-              <w:left w:w="90" w:type="dxa"/>
-              <w:bottom w:w="50" w:type="dxa"/>
-              <w:right w:w="90" w:type="dxa"/>
-            </w:tcMar>
             <w:vAlign w:val="center"/>
           </w:tcPr>
           <w:p>
@@ -10464,12 +9574,6 @@
               <w:right w:val="single" w:sz="6" w:space="0" w:color="1F3864"/>
             </w:tcBorders>
             <w:shd w:val="clear" w:color="auto" w:fill="D9E2F3"/>
-            <w:tcMar>
-              <w:top w:w="50" w:type="dxa"/>
-              <w:left w:w="90" w:type="dxa"/>
-              <w:bottom w:w="50" w:type="dxa"/>
-              <w:right w:w="90" w:type="dxa"/>
-            </w:tcMar>
             <w:vAlign w:val="center"/>
           </w:tcPr>
           <w:p>
@@ -10502,12 +9606,6 @@
               <w:right w:val="single" w:sz="6" w:space="0" w:color="1F3864"/>
             </w:tcBorders>
             <w:shd w:val="clear" w:color="auto" w:fill="D9E2F3"/>
-            <w:tcMar>
-              <w:top w:w="50" w:type="dxa"/>
-              <w:left w:w="90" w:type="dxa"/>
-              <w:bottom w:w="50" w:type="dxa"/>
-              <w:right w:w="90" w:type="dxa"/>
-            </w:tcMar>
             <w:vAlign w:val="center"/>
           </w:tcPr>
           <w:p>
@@ -10540,12 +9638,6 @@
               <w:right w:val="single" w:sz="6" w:space="0" w:color="1F3864"/>
             </w:tcBorders>
             <w:shd w:val="clear" w:color="auto" w:fill="D9E2F3"/>
-            <w:tcMar>
-              <w:top w:w="50" w:type="dxa"/>
-              <w:left w:w="90" w:type="dxa"/>
-              <w:bottom w:w="50" w:type="dxa"/>
-              <w:right w:w="90" w:type="dxa"/>
-            </w:tcMar>
             <w:vAlign w:val="center"/>
           </w:tcPr>
           <w:p>
@@ -10605,12 +9697,6 @@
               <w:right w:val="single" w:sz="6" w:space="0" w:color="1F3864"/>
             </w:tcBorders>
             <w:shd w:val="clear" w:color="auto" w:fill="D9E2F3"/>
-            <w:tcMar>
-              <w:top w:w="50" w:type="dxa"/>
-              <w:left w:w="90" w:type="dxa"/>
-              <w:bottom w:w="50" w:type="dxa"/>
-              <w:right w:w="90" w:type="dxa"/>
-            </w:tcMar>
             <w:vAlign w:val="center"/>
           </w:tcPr>
           <w:p>
@@ -10655,12 +9741,6 @@
               <w:right w:val="single" w:sz="6" w:space="0" w:color="1F3864"/>
             </w:tcBorders>
             <w:shd w:val="clear" w:color="auto" w:fill="4472C4"/>
-            <w:tcMar>
-              <w:top w:w="50" w:type="dxa"/>
-              <w:left w:w="90" w:type="dxa"/>
-              <w:bottom w:w="50" w:type="dxa"/>
-              <w:right w:w="90" w:type="dxa"/>
-            </w:tcMar>
             <w:vAlign w:val="center"/>
           </w:tcPr>
           <w:p>
@@ -10740,12 +9820,6 @@
               <w:right w:val="single" w:sz="6" w:space="0" w:color="1F3864"/>
             </w:tcBorders>
             <w:shd w:val="clear" w:color="auto" w:fill="4472C4"/>
-            <w:tcMar>
-              <w:top w:w="50" w:type="dxa"/>
-              <w:left w:w="90" w:type="dxa"/>
-              <w:bottom w:w="50" w:type="dxa"/>
-              <w:right w:w="90" w:type="dxa"/>
-            </w:tcMar>
             <w:vAlign w:val="center"/>
           </w:tcPr>
           <w:p>
@@ -10785,12 +9859,6 @@
               <w:right w:val="single" w:sz="6" w:space="0" w:color="1F3864"/>
             </w:tcBorders>
             <w:shd w:val="clear" w:color="auto" w:fill="4472C4"/>
-            <w:tcMar>
-              <w:top w:w="50" w:type="dxa"/>
-              <w:left w:w="90" w:type="dxa"/>
-              <w:bottom w:w="50" w:type="dxa"/>
-              <w:right w:w="90" w:type="dxa"/>
-            </w:tcMar>
             <w:vAlign w:val="center"/>
           </w:tcPr>
           <w:p>
@@ -10830,12 +9898,6 @@
               <w:right w:val="single" w:sz="6" w:space="0" w:color="1F3864"/>
             </w:tcBorders>
             <w:shd w:val="clear" w:color="auto" w:fill="4472C4"/>
-            <w:tcMar>
-              <w:top w:w="50" w:type="dxa"/>
-              <w:left w:w="90" w:type="dxa"/>
-              <w:bottom w:w="50" w:type="dxa"/>
-              <w:right w:w="90" w:type="dxa"/>
-            </w:tcMar>
             <w:vAlign w:val="center"/>
           </w:tcPr>
           <w:p>
@@ -10875,12 +9937,6 @@
               <w:right w:val="single" w:sz="6" w:space="0" w:color="1F3864"/>
             </w:tcBorders>
             <w:shd w:val="clear" w:color="auto" w:fill="4472C4"/>
-            <w:tcMar>
-              <w:top w:w="50" w:type="dxa"/>
-              <w:left w:w="90" w:type="dxa"/>
-              <w:bottom w:w="50" w:type="dxa"/>
-              <w:right w:w="90" w:type="dxa"/>
-            </w:tcMar>
             <w:vAlign w:val="center"/>
           </w:tcPr>
           <w:p>
@@ -10947,12 +10003,6 @@
               <w:right w:val="single" w:sz="6" w:space="0" w:color="1F3864"/>
             </w:tcBorders>
             <w:shd w:val="clear" w:color="auto" w:fill="D9E2F3"/>
-            <w:tcMar>
-              <w:top w:w="50" w:type="dxa"/>
-              <w:left w:w="90" w:type="dxa"/>
-              <w:bottom w:w="50" w:type="dxa"/>
-              <w:right w:w="90" w:type="dxa"/>
-            </w:tcMar>
             <w:vAlign w:val="center"/>
           </w:tcPr>
           <w:p>
@@ -10985,12 +10035,6 @@
               <w:right w:val="single" w:sz="6" w:space="0" w:color="1F3864"/>
             </w:tcBorders>
             <w:shd w:val="clear" w:color="auto" w:fill="D9E2F3"/>
-            <w:tcMar>
-              <w:top w:w="50" w:type="dxa"/>
-              <w:left w:w="90" w:type="dxa"/>
-              <w:bottom w:w="50" w:type="dxa"/>
-              <w:right w:w="90" w:type="dxa"/>
-            </w:tcMar>
             <w:vAlign w:val="center"/>
           </w:tcPr>
           <w:p>
@@ -11023,12 +10067,6 @@
               <w:right w:val="single" w:sz="6" w:space="0" w:color="1F3864"/>
             </w:tcBorders>
             <w:shd w:val="clear" w:color="auto" w:fill="D9E2F3"/>
-            <w:tcMar>
-              <w:top w:w="50" w:type="dxa"/>
-              <w:left w:w="90" w:type="dxa"/>
-              <w:bottom w:w="50" w:type="dxa"/>
-              <w:right w:w="90" w:type="dxa"/>
-            </w:tcMar>
             <w:vAlign w:val="center"/>
           </w:tcPr>
           <w:p>
@@ -11061,12 +10099,6 @@
               <w:right w:val="single" w:sz="6" w:space="0" w:color="1F3864"/>
             </w:tcBorders>
             <w:shd w:val="clear" w:color="auto" w:fill="D9E2F3"/>
-            <w:tcMar>
-              <w:top w:w="50" w:type="dxa"/>
-              <w:left w:w="90" w:type="dxa"/>
-              <w:bottom w:w="50" w:type="dxa"/>
-              <w:right w:w="90" w:type="dxa"/>
-            </w:tcMar>
             <w:vAlign w:val="center"/>
           </w:tcPr>
           <w:p>
@@ -11126,12 +10158,6 @@
               <w:right w:val="single" w:sz="6" w:space="0" w:color="1F3864"/>
             </w:tcBorders>
             <w:shd w:val="clear" w:color="auto" w:fill="D9E2F3"/>
-            <w:tcMar>
-              <w:top w:w="50" w:type="dxa"/>
-              <w:left w:w="90" w:type="dxa"/>
-              <w:bottom w:w="50" w:type="dxa"/>
-              <w:right w:w="90" w:type="dxa"/>
-            </w:tcMar>
             <w:vAlign w:val="center"/>
           </w:tcPr>
           <w:p>
@@ -11164,12 +10190,6 @@
               <w:right w:val="single" w:sz="6" w:space="0" w:color="1F3864"/>
             </w:tcBorders>
             <w:shd w:val="clear" w:color="auto" w:fill="D9E2F3"/>
-            <w:tcMar>
-              <w:top w:w="50" w:type="dxa"/>
-              <w:left w:w="90" w:type="dxa"/>
-              <w:bottom w:w="50" w:type="dxa"/>
-              <w:right w:w="90" w:type="dxa"/>
-            </w:tcMar>
             <w:vAlign w:val="center"/>
           </w:tcPr>
           <w:p>
@@ -11202,12 +10222,6 @@
               <w:right w:val="single" w:sz="6" w:space="0" w:color="1F3864"/>
             </w:tcBorders>
             <w:shd w:val="clear" w:color="auto" w:fill="D9E2F3"/>
-            <w:tcMar>
-              <w:top w:w="50" w:type="dxa"/>
-              <w:left w:w="90" w:type="dxa"/>
-              <w:bottom w:w="50" w:type="dxa"/>
-              <w:right w:w="90" w:type="dxa"/>
-            </w:tcMar>
             <w:vAlign w:val="center"/>
           </w:tcPr>
           <w:p>
@@ -11240,12 +10254,6 @@
               <w:right w:val="single" w:sz="6" w:space="0" w:color="1F3864"/>
             </w:tcBorders>
             <w:shd w:val="clear" w:color="auto" w:fill="D9E2F3"/>
-            <w:tcMar>
-              <w:top w:w="50" w:type="dxa"/>
-              <w:left w:w="90" w:type="dxa"/>
-              <w:bottom w:w="50" w:type="dxa"/>
-              <w:right w:w="90" w:type="dxa"/>
-            </w:tcMar>
             <w:vAlign w:val="center"/>
           </w:tcPr>
           <w:p>
@@ -11305,12 +10313,6 @@
               <w:right w:val="single" w:sz="6" w:space="0" w:color="1F3864"/>
             </w:tcBorders>
             <w:shd w:val="clear" w:color="auto" w:fill="D9E2F3"/>
-            <w:tcMar>
-              <w:top w:w="50" w:type="dxa"/>
-              <w:left w:w="90" w:type="dxa"/>
-              <w:bottom w:w="50" w:type="dxa"/>
-              <w:right w:w="90" w:type="dxa"/>
-            </w:tcMar>
             <w:vAlign w:val="center"/>
           </w:tcPr>
           <w:p>
@@ -11343,12 +10345,6 @@
               <w:right w:val="single" w:sz="6" w:space="0" w:color="1F3864"/>
             </w:tcBorders>
             <w:shd w:val="clear" w:color="auto" w:fill="D9E2F3"/>
-            <w:tcMar>
-              <w:top w:w="50" w:type="dxa"/>
-              <w:left w:w="90" w:type="dxa"/>
-              <w:bottom w:w="50" w:type="dxa"/>
-              <w:right w:w="90" w:type="dxa"/>
-            </w:tcMar>
             <w:vAlign w:val="center"/>
           </w:tcPr>
           <w:p>
@@ -11381,12 +10377,6 @@
               <w:right w:val="single" w:sz="6" w:space="0" w:color="1F3864"/>
             </w:tcBorders>
             <w:shd w:val="clear" w:color="auto" w:fill="D9E2F3"/>
-            <w:tcMar>
-              <w:top w:w="50" w:type="dxa"/>
-              <w:left w:w="90" w:type="dxa"/>
-              <w:bottom w:w="50" w:type="dxa"/>
-              <w:right w:w="90" w:type="dxa"/>
-            </w:tcMar>
             <w:vAlign w:val="center"/>
           </w:tcPr>
           <w:p>
@@ -11419,12 +10409,6 @@
               <w:right w:val="single" w:sz="6" w:space="0" w:color="1F3864"/>
             </w:tcBorders>
             <w:shd w:val="clear" w:color="auto" w:fill="D9E2F3"/>
-            <w:tcMar>
-              <w:top w:w="50" w:type="dxa"/>
-              <w:left w:w="90" w:type="dxa"/>
-              <w:bottom w:w="50" w:type="dxa"/>
-              <w:right w:w="90" w:type="dxa"/>
-            </w:tcMar>
             <w:vAlign w:val="center"/>
           </w:tcPr>
           <w:p>
@@ -11484,12 +10468,6 @@
               <w:right w:val="single" w:sz="6" w:space="0" w:color="1F3864"/>
             </w:tcBorders>
             <w:shd w:val="clear" w:color="auto" w:fill="D9E2F3"/>
-            <w:tcMar>
-              <w:top w:w="50" w:type="dxa"/>
-              <w:left w:w="90" w:type="dxa"/>
-              <w:bottom w:w="50" w:type="dxa"/>
-              <w:right w:w="90" w:type="dxa"/>
-            </w:tcMar>
             <w:vAlign w:val="center"/>
           </w:tcPr>
           <w:p>
@@ -11534,12 +10512,6 @@
               <w:right w:val="single" w:sz="6" w:space="0" w:color="1F3864"/>
             </w:tcBorders>
             <w:shd w:val="clear" w:color="auto" w:fill="4472C4"/>
-            <w:tcMar>
-              <w:top w:w="50" w:type="dxa"/>
-              <w:left w:w="90" w:type="dxa"/>
-              <w:bottom w:w="50" w:type="dxa"/>
-              <w:right w:w="90" w:type="dxa"/>
-            </w:tcMar>
             <w:vAlign w:val="center"/>
           </w:tcPr>
           <w:p>
@@ -11619,12 +10591,6 @@
               <w:right w:val="single" w:sz="6" w:space="0" w:color="1F3864"/>
             </w:tcBorders>
             <w:shd w:val="clear" w:color="auto" w:fill="4472C4"/>
-            <w:tcMar>
-              <w:top w:w="50" w:type="dxa"/>
-              <w:left w:w="90" w:type="dxa"/>
-              <w:bottom w:w="50" w:type="dxa"/>
-              <w:right w:w="90" w:type="dxa"/>
-            </w:tcMar>
             <w:vAlign w:val="center"/>
           </w:tcPr>
           <w:p>
@@ -11664,12 +10630,6 @@
               <w:right w:val="single" w:sz="6" w:space="0" w:color="1F3864"/>
             </w:tcBorders>
             <w:shd w:val="clear" w:color="auto" w:fill="4472C4"/>
-            <w:tcMar>
-              <w:top w:w="50" w:type="dxa"/>
-              <w:left w:w="90" w:type="dxa"/>
-              <w:bottom w:w="50" w:type="dxa"/>
-              <w:right w:w="90" w:type="dxa"/>
-            </w:tcMar>
             <w:vAlign w:val="center"/>
           </w:tcPr>
           <w:p>
@@ -11709,12 +10669,6 @@
               <w:right w:val="single" w:sz="6" w:space="0" w:color="1F3864"/>
             </w:tcBorders>
             <w:shd w:val="clear" w:color="auto" w:fill="4472C4"/>
-            <w:tcMar>
-              <w:top w:w="50" w:type="dxa"/>
-              <w:left w:w="90" w:type="dxa"/>
-              <w:bottom w:w="50" w:type="dxa"/>
-              <w:right w:w="90" w:type="dxa"/>
-            </w:tcMar>
             <w:vAlign w:val="center"/>
           </w:tcPr>
           <w:p>
@@ -11754,12 +10708,6 @@
               <w:right w:val="single" w:sz="6" w:space="0" w:color="1F3864"/>
             </w:tcBorders>
             <w:shd w:val="clear" w:color="auto" w:fill="4472C4"/>
-            <w:tcMar>
-              <w:top w:w="50" w:type="dxa"/>
-              <w:left w:w="90" w:type="dxa"/>
-              <w:bottom w:w="50" w:type="dxa"/>
-              <w:right w:w="90" w:type="dxa"/>
-            </w:tcMar>
             <w:vAlign w:val="center"/>
           </w:tcPr>
           <w:p>
@@ -11826,12 +10774,6 @@
               <w:right w:val="single" w:sz="6" w:space="0" w:color="1F3864"/>
             </w:tcBorders>
             <w:shd w:val="clear" w:color="auto" w:fill="D9E2F3"/>
-            <w:tcMar>
-              <w:top w:w="50" w:type="dxa"/>
-              <w:left w:w="90" w:type="dxa"/>
-              <w:bottom w:w="50" w:type="dxa"/>
-              <w:right w:w="90" w:type="dxa"/>
-            </w:tcMar>
             <w:vAlign w:val="center"/>
           </w:tcPr>
           <w:p>
@@ -11864,12 +10806,6 @@
               <w:right w:val="single" w:sz="6" w:space="0" w:color="1F3864"/>
             </w:tcBorders>
             <w:shd w:val="clear" w:color="auto" w:fill="D9E2F3"/>
-            <w:tcMar>
-              <w:top w:w="50" w:type="dxa"/>
-              <w:left w:w="90" w:type="dxa"/>
-              <w:bottom w:w="50" w:type="dxa"/>
-              <w:right w:w="90" w:type="dxa"/>
-            </w:tcMar>
             <w:vAlign w:val="center"/>
           </w:tcPr>
           <w:p>
@@ -11902,12 +10838,6 @@
               <w:right w:val="single" w:sz="6" w:space="0" w:color="1F3864"/>
             </w:tcBorders>
             <w:shd w:val="clear" w:color="auto" w:fill="D9E2F3"/>
-            <w:tcMar>
-              <w:top w:w="50" w:type="dxa"/>
-              <w:left w:w="90" w:type="dxa"/>
-              <w:bottom w:w="50" w:type="dxa"/>
-              <w:right w:w="90" w:type="dxa"/>
-            </w:tcMar>
             <w:vAlign w:val="center"/>
           </w:tcPr>
           <w:p>
@@ -11940,12 +10870,6 @@
               <w:right w:val="single" w:sz="6" w:space="0" w:color="1F3864"/>
             </w:tcBorders>
             <w:shd w:val="clear" w:color="auto" w:fill="D9E2F3"/>
-            <w:tcMar>
-              <w:top w:w="50" w:type="dxa"/>
-              <w:left w:w="90" w:type="dxa"/>
-              <w:bottom w:w="50" w:type="dxa"/>
-              <w:right w:w="90" w:type="dxa"/>
-            </w:tcMar>
             <w:vAlign w:val="center"/>
           </w:tcPr>
           <w:p>
@@ -12005,12 +10929,6 @@
               <w:right w:val="single" w:sz="6" w:space="0" w:color="1F3864"/>
             </w:tcBorders>
             <w:shd w:val="clear" w:color="auto" w:fill="D9E2F3"/>
-            <w:tcMar>
-              <w:top w:w="50" w:type="dxa"/>
-              <w:left w:w="90" w:type="dxa"/>
-              <w:bottom w:w="50" w:type="dxa"/>
-              <w:right w:w="90" w:type="dxa"/>
-            </w:tcMar>
             <w:vAlign w:val="center"/>
           </w:tcPr>
           <w:p>
@@ -12043,12 +10961,6 @@
               <w:right w:val="single" w:sz="6" w:space="0" w:color="1F3864"/>
             </w:tcBorders>
             <w:shd w:val="clear" w:color="auto" w:fill="D9E2F3"/>
-            <w:tcMar>
-              <w:top w:w="50" w:type="dxa"/>
-              <w:left w:w="90" w:type="dxa"/>
-              <w:bottom w:w="50" w:type="dxa"/>
-              <w:right w:w="90" w:type="dxa"/>
-            </w:tcMar>
             <w:vAlign w:val="center"/>
           </w:tcPr>
           <w:p>
@@ -12081,12 +10993,6 @@
               <w:right w:val="single" w:sz="6" w:space="0" w:color="1F3864"/>
             </w:tcBorders>
             <w:shd w:val="clear" w:color="auto" w:fill="D9E2F3"/>
-            <w:tcMar>
-              <w:top w:w="50" w:type="dxa"/>
-              <w:left w:w="90" w:type="dxa"/>
-              <w:bottom w:w="50" w:type="dxa"/>
-              <w:right w:w="90" w:type="dxa"/>
-            </w:tcMar>
             <w:vAlign w:val="center"/>
           </w:tcPr>
           <w:p>
@@ -12119,12 +11025,6 @@
               <w:right w:val="single" w:sz="6" w:space="0" w:color="1F3864"/>
             </w:tcBorders>
             <w:shd w:val="clear" w:color="auto" w:fill="D9E2F3"/>
-            <w:tcMar>
-              <w:top w:w="50" w:type="dxa"/>
-              <w:left w:w="90" w:type="dxa"/>
-              <w:bottom w:w="50" w:type="dxa"/>
-              <w:right w:w="90" w:type="dxa"/>
-            </w:tcMar>
             <w:vAlign w:val="center"/>
           </w:tcPr>
           <w:p>
@@ -12184,12 +11084,6 @@
               <w:right w:val="single" w:sz="6" w:space="0" w:color="1F3864"/>
             </w:tcBorders>
             <w:shd w:val="clear" w:color="auto" w:fill="D9E2F3"/>
-            <w:tcMar>
-              <w:top w:w="50" w:type="dxa"/>
-              <w:left w:w="90" w:type="dxa"/>
-              <w:bottom w:w="50" w:type="dxa"/>
-              <w:right w:w="90" w:type="dxa"/>
-            </w:tcMar>
             <w:vAlign w:val="center"/>
           </w:tcPr>
           <w:p>
@@ -12222,12 +11116,6 @@
               <w:right w:val="single" w:sz="6" w:space="0" w:color="1F3864"/>
             </w:tcBorders>
             <w:shd w:val="clear" w:color="auto" w:fill="D9E2F3"/>
-            <w:tcMar>
-              <w:top w:w="50" w:type="dxa"/>
-              <w:left w:w="90" w:type="dxa"/>
-              <w:bottom w:w="50" w:type="dxa"/>
-              <w:right w:w="90" w:type="dxa"/>
-            </w:tcMar>
             <w:vAlign w:val="center"/>
           </w:tcPr>
           <w:p>
@@ -12260,12 +11148,6 @@
               <w:right w:val="single" w:sz="6" w:space="0" w:color="1F3864"/>
             </w:tcBorders>
             <w:shd w:val="clear" w:color="auto" w:fill="D9E2F3"/>
-            <w:tcMar>
-              <w:top w:w="50" w:type="dxa"/>
-              <w:left w:w="90" w:type="dxa"/>
-              <w:bottom w:w="50" w:type="dxa"/>
-              <w:right w:w="90" w:type="dxa"/>
-            </w:tcMar>
             <w:vAlign w:val="center"/>
           </w:tcPr>
           <w:p>
@@ -12298,12 +11180,6 @@
               <w:right w:val="single" w:sz="6" w:space="0" w:color="1F3864"/>
             </w:tcBorders>
             <w:shd w:val="clear" w:color="auto" w:fill="D9E2F3"/>
-            <w:tcMar>
-              <w:top w:w="50" w:type="dxa"/>
-              <w:left w:w="90" w:type="dxa"/>
-              <w:bottom w:w="50" w:type="dxa"/>
-              <w:right w:w="90" w:type="dxa"/>
-            </w:tcMar>
             <w:vAlign w:val="center"/>
           </w:tcPr>
           <w:p>
@@ -12363,12 +11239,6 @@
               <w:right w:val="single" w:sz="6" w:space="0" w:color="1F3864"/>
             </w:tcBorders>
             <w:shd w:val="clear" w:color="auto" w:fill="D9E2F3"/>
-            <w:tcMar>
-              <w:top w:w="50" w:type="dxa"/>
-              <w:left w:w="90" w:type="dxa"/>
-              <w:bottom w:w="50" w:type="dxa"/>
-              <w:right w:w="90" w:type="dxa"/>
-            </w:tcMar>
             <w:vAlign w:val="center"/>
           </w:tcPr>
           <w:p>
@@ -12413,12 +11283,6 @@
               <w:right w:val="single" w:sz="6" w:space="0" w:color="1F3864"/>
             </w:tcBorders>
             <w:shd w:val="clear" w:color="auto" w:fill="4472C4"/>
-            <w:tcMar>
-              <w:top w:w="50" w:type="dxa"/>
-              <w:left w:w="90" w:type="dxa"/>
-              <w:bottom w:w="50" w:type="dxa"/>
-              <w:right w:w="90" w:type="dxa"/>
-            </w:tcMar>
             <w:vAlign w:val="center"/>
           </w:tcPr>
           <w:p>
@@ -12485,12 +11349,6 @@
               <w:right w:val="single" w:sz="6" w:space="0" w:color="1F3864"/>
             </w:tcBorders>
             <w:shd w:val="clear" w:color="auto" w:fill="4472C4"/>
-            <w:tcMar>
-              <w:top w:w="50" w:type="dxa"/>
-              <w:left w:w="90" w:type="dxa"/>
-              <w:bottom w:w="50" w:type="dxa"/>
-              <w:right w:w="90" w:type="dxa"/>
-            </w:tcMar>
             <w:vAlign w:val="center"/>
           </w:tcPr>
           <w:p>
@@ -12530,12 +11388,6 @@
               <w:right w:val="single" w:sz="6" w:space="0" w:color="1F3864"/>
             </w:tcBorders>
             <w:shd w:val="clear" w:color="auto" w:fill="4472C4"/>
-            <w:tcMar>
-              <w:top w:w="50" w:type="dxa"/>
-              <w:left w:w="90" w:type="dxa"/>
-              <w:bottom w:w="50" w:type="dxa"/>
-              <w:right w:w="90" w:type="dxa"/>
-            </w:tcMar>
             <w:vAlign w:val="center"/>
           </w:tcPr>
           <w:p>
@@ -12575,12 +11427,6 @@
               <w:right w:val="single" w:sz="6" w:space="0" w:color="1F3864"/>
             </w:tcBorders>
             <w:shd w:val="clear" w:color="auto" w:fill="4472C4"/>
-            <w:tcMar>
-              <w:top w:w="50" w:type="dxa"/>
-              <w:left w:w="90" w:type="dxa"/>
-              <w:bottom w:w="50" w:type="dxa"/>
-              <w:right w:w="90" w:type="dxa"/>
-            </w:tcMar>
             <w:vAlign w:val="center"/>
           </w:tcPr>
           <w:p>
@@ -12620,12 +11466,6 @@
               <w:right w:val="single" w:sz="6" w:space="0" w:color="1F3864"/>
             </w:tcBorders>
             <w:shd w:val="clear" w:color="auto" w:fill="4472C4"/>
-            <w:tcMar>
-              <w:top w:w="50" w:type="dxa"/>
-              <w:left w:w="90" w:type="dxa"/>
-              <w:bottom w:w="50" w:type="dxa"/>
-              <w:right w:w="90" w:type="dxa"/>
-            </w:tcMar>
             <w:vAlign w:val="center"/>
           </w:tcPr>
           <w:p>
@@ -12692,12 +11532,6 @@
               <w:right w:val="single" w:sz="6" w:space="0" w:color="1F3864"/>
             </w:tcBorders>
             <w:shd w:val="clear" w:color="auto" w:fill="D9E2F3"/>
-            <w:tcMar>
-              <w:top w:w="50" w:type="dxa"/>
-              <w:left w:w="90" w:type="dxa"/>
-              <w:bottom w:w="50" w:type="dxa"/>
-              <w:right w:w="90" w:type="dxa"/>
-            </w:tcMar>
             <w:vAlign w:val="center"/>
           </w:tcPr>
           <w:p>
@@ -12730,12 +11564,6 @@
               <w:right w:val="single" w:sz="6" w:space="0" w:color="1F3864"/>
             </w:tcBorders>
             <w:shd w:val="clear" w:color="auto" w:fill="D9E2F3"/>
-            <w:tcMar>
-              <w:top w:w="50" w:type="dxa"/>
-              <w:left w:w="90" w:type="dxa"/>
-              <w:bottom w:w="50" w:type="dxa"/>
-              <w:right w:w="90" w:type="dxa"/>
-            </w:tcMar>
             <w:vAlign w:val="center"/>
           </w:tcPr>
           <w:p>
@@ -12768,12 +11596,6 @@
               <w:right w:val="single" w:sz="6" w:space="0" w:color="1F3864"/>
             </w:tcBorders>
             <w:shd w:val="clear" w:color="auto" w:fill="D9E2F3"/>
-            <w:tcMar>
-              <w:top w:w="50" w:type="dxa"/>
-              <w:left w:w="90" w:type="dxa"/>
-              <w:bottom w:w="50" w:type="dxa"/>
-              <w:right w:w="90" w:type="dxa"/>
-            </w:tcMar>
             <w:vAlign w:val="center"/>
           </w:tcPr>
           <w:p>
@@ -12806,12 +11628,6 @@
               <w:right w:val="single" w:sz="6" w:space="0" w:color="1F3864"/>
             </w:tcBorders>
             <w:shd w:val="clear" w:color="auto" w:fill="D9E2F3"/>
-            <w:tcMar>
-              <w:top w:w="50" w:type="dxa"/>
-              <w:left w:w="90" w:type="dxa"/>
-              <w:bottom w:w="50" w:type="dxa"/>
-              <w:right w:w="90" w:type="dxa"/>
-            </w:tcMar>
             <w:vAlign w:val="center"/>
           </w:tcPr>
           <w:p>
@@ -12871,12 +11687,6 @@
               <w:right w:val="single" w:sz="6" w:space="0" w:color="1F3864"/>
             </w:tcBorders>
             <w:shd w:val="clear" w:color="auto" w:fill="D9E2F3"/>
-            <w:tcMar>
-              <w:top w:w="50" w:type="dxa"/>
-              <w:left w:w="90" w:type="dxa"/>
-              <w:bottom w:w="50" w:type="dxa"/>
-              <w:right w:w="90" w:type="dxa"/>
-            </w:tcMar>
             <w:vAlign w:val="center"/>
           </w:tcPr>
           <w:p>
@@ -12909,12 +11719,6 @@
               <w:right w:val="single" w:sz="6" w:space="0" w:color="1F3864"/>
             </w:tcBorders>
             <w:shd w:val="clear" w:color="auto" w:fill="D9E2F3"/>
-            <w:tcMar>
-              <w:top w:w="50" w:type="dxa"/>
-              <w:left w:w="90" w:type="dxa"/>
-              <w:bottom w:w="50" w:type="dxa"/>
-              <w:right w:w="90" w:type="dxa"/>
-            </w:tcMar>
             <w:vAlign w:val="center"/>
           </w:tcPr>
           <w:p>
@@ -12947,12 +11751,6 @@
               <w:right w:val="single" w:sz="6" w:space="0" w:color="1F3864"/>
             </w:tcBorders>
             <w:shd w:val="clear" w:color="auto" w:fill="D9E2F3"/>
-            <w:tcMar>
-              <w:top w:w="50" w:type="dxa"/>
-              <w:left w:w="90" w:type="dxa"/>
-              <w:bottom w:w="50" w:type="dxa"/>
-              <w:right w:w="90" w:type="dxa"/>
-            </w:tcMar>
             <w:vAlign w:val="center"/>
           </w:tcPr>
           <w:p>
@@ -12985,12 +11783,6 @@
               <w:right w:val="single" w:sz="6" w:space="0" w:color="1F3864"/>
             </w:tcBorders>
             <w:shd w:val="clear" w:color="auto" w:fill="D9E2F3"/>
-            <w:tcMar>
-              <w:top w:w="50" w:type="dxa"/>
-              <w:left w:w="90" w:type="dxa"/>
-              <w:bottom w:w="50" w:type="dxa"/>
-              <w:right w:w="90" w:type="dxa"/>
-            </w:tcMar>
             <w:vAlign w:val="center"/>
           </w:tcPr>
           <w:p>
@@ -13050,12 +11842,6 @@
               <w:right w:val="single" w:sz="6" w:space="0" w:color="1F3864"/>
             </w:tcBorders>
             <w:shd w:val="clear" w:color="auto" w:fill="D9E2F3"/>
-            <w:tcMar>
-              <w:top w:w="50" w:type="dxa"/>
-              <w:left w:w="90" w:type="dxa"/>
-              <w:bottom w:w="50" w:type="dxa"/>
-              <w:right w:w="90" w:type="dxa"/>
-            </w:tcMar>
             <w:vAlign w:val="center"/>
           </w:tcPr>
           <w:p>
@@ -13088,12 +11874,6 @@
               <w:right w:val="single" w:sz="6" w:space="0" w:color="1F3864"/>
             </w:tcBorders>
             <w:shd w:val="clear" w:color="auto" w:fill="D9E2F3"/>
-            <w:tcMar>
-              <w:top w:w="50" w:type="dxa"/>
-              <w:left w:w="90" w:type="dxa"/>
-              <w:bottom w:w="50" w:type="dxa"/>
-              <w:right w:w="90" w:type="dxa"/>
-            </w:tcMar>
             <w:vAlign w:val="center"/>
           </w:tcPr>
           <w:p>
@@ -13126,12 +11906,6 @@
               <w:right w:val="single" w:sz="6" w:space="0" w:color="1F3864"/>
             </w:tcBorders>
             <w:shd w:val="clear" w:color="auto" w:fill="D9E2F3"/>
-            <w:tcMar>
-              <w:top w:w="50" w:type="dxa"/>
-              <w:left w:w="90" w:type="dxa"/>
-              <w:bottom w:w="50" w:type="dxa"/>
-              <w:right w:w="90" w:type="dxa"/>
-            </w:tcMar>
             <w:vAlign w:val="center"/>
           </w:tcPr>
           <w:p>
@@ -13164,12 +11938,6 @@
               <w:right w:val="single" w:sz="6" w:space="0" w:color="1F3864"/>
             </w:tcBorders>
             <w:shd w:val="clear" w:color="auto" w:fill="D9E2F3"/>
-            <w:tcMar>
-              <w:top w:w="50" w:type="dxa"/>
-              <w:left w:w="90" w:type="dxa"/>
-              <w:bottom w:w="50" w:type="dxa"/>
-              <w:right w:w="90" w:type="dxa"/>
-            </w:tcMar>
             <w:vAlign w:val="center"/>
           </w:tcPr>
           <w:p>
@@ -13229,12 +11997,6 @@
               <w:right w:val="single" w:sz="6" w:space="0" w:color="1F3864"/>
             </w:tcBorders>
             <w:shd w:val="clear" w:color="auto" w:fill="D9E2F3"/>
-            <w:tcMar>
-              <w:top w:w="50" w:type="dxa"/>
-              <w:left w:w="90" w:type="dxa"/>
-              <w:bottom w:w="50" w:type="dxa"/>
-              <w:right w:w="90" w:type="dxa"/>
-            </w:tcMar>
             <w:vAlign w:val="center"/>
           </w:tcPr>
           <w:p>
@@ -13279,12 +12041,6 @@
               <w:right w:val="single" w:sz="6" w:space="0" w:color="1F3864"/>
             </w:tcBorders>
             <w:shd w:val="clear" w:color="auto" w:fill="4472C4"/>
-            <w:tcMar>
-              <w:top w:w="50" w:type="dxa"/>
-              <w:left w:w="90" w:type="dxa"/>
-              <w:bottom w:w="50" w:type="dxa"/>
-              <w:right w:w="90" w:type="dxa"/>
-            </w:tcMar>
             <w:vAlign w:val="center"/>
           </w:tcPr>
           <w:p>
@@ -13351,12 +12107,6 @@
               <w:right w:val="single" w:sz="6" w:space="0" w:color="1F3864"/>
             </w:tcBorders>
             <w:shd w:val="clear" w:color="auto" w:fill="4472C4"/>
-            <w:tcMar>
-              <w:top w:w="50" w:type="dxa"/>
-              <w:left w:w="90" w:type="dxa"/>
-              <w:bottom w:w="50" w:type="dxa"/>
-              <w:right w:w="90" w:type="dxa"/>
-            </w:tcMar>
             <w:vAlign w:val="center"/>
           </w:tcPr>
           <w:p>
@@ -13396,12 +12146,6 @@
               <w:right w:val="single" w:sz="6" w:space="0" w:color="1F3864"/>
             </w:tcBorders>
             <w:shd w:val="clear" w:color="auto" w:fill="4472C4"/>
-            <w:tcMar>
-              <w:top w:w="50" w:type="dxa"/>
-              <w:left w:w="90" w:type="dxa"/>
-              <w:bottom w:w="50" w:type="dxa"/>
-              <w:right w:w="90" w:type="dxa"/>
-            </w:tcMar>
             <w:vAlign w:val="center"/>
           </w:tcPr>
           <w:p>
@@ -13441,12 +12185,6 @@
               <w:right w:val="single" w:sz="6" w:space="0" w:color="1F3864"/>
             </w:tcBorders>
             <w:shd w:val="clear" w:color="auto" w:fill="4472C4"/>
-            <w:tcMar>
-              <w:top w:w="50" w:type="dxa"/>
-              <w:left w:w="90" w:type="dxa"/>
-              <w:bottom w:w="50" w:type="dxa"/>
-              <w:right w:w="90" w:type="dxa"/>
-            </w:tcMar>
             <w:vAlign w:val="center"/>
           </w:tcPr>
           <w:p>
@@ -13486,12 +12224,6 @@
               <w:right w:val="single" w:sz="6" w:space="0" w:color="1F3864"/>
             </w:tcBorders>
             <w:shd w:val="clear" w:color="auto" w:fill="4472C4"/>
-            <w:tcMar>
-              <w:top w:w="50" w:type="dxa"/>
-              <w:left w:w="90" w:type="dxa"/>
-              <w:bottom w:w="50" w:type="dxa"/>
-              <w:right w:w="90" w:type="dxa"/>
-            </w:tcMar>
             <w:vAlign w:val="center"/>
           </w:tcPr>
           <w:p>
@@ -13558,12 +12290,6 @@
               <w:right w:val="single" w:sz="6" w:space="0" w:color="1F3864"/>
             </w:tcBorders>
             <w:shd w:val="clear" w:color="auto" w:fill="D9E2F3"/>
-            <w:tcMar>
-              <w:top w:w="50" w:type="dxa"/>
-              <w:left w:w="90" w:type="dxa"/>
-              <w:bottom w:w="50" w:type="dxa"/>
-              <w:right w:w="90" w:type="dxa"/>
-            </w:tcMar>
             <w:vAlign w:val="center"/>
           </w:tcPr>
           <w:p>
@@ -13596,12 +12322,6 @@
               <w:right w:val="single" w:sz="6" w:space="0" w:color="1F3864"/>
             </w:tcBorders>
             <w:shd w:val="clear" w:color="auto" w:fill="D9E2F3"/>
-            <w:tcMar>
-              <w:top w:w="50" w:type="dxa"/>
-              <w:left w:w="90" w:type="dxa"/>
-              <w:bottom w:w="50" w:type="dxa"/>
-              <w:right w:w="90" w:type="dxa"/>
-            </w:tcMar>
             <w:vAlign w:val="center"/>
           </w:tcPr>
           <w:p>
@@ -13634,12 +12354,6 @@
               <w:right w:val="single" w:sz="6" w:space="0" w:color="1F3864"/>
             </w:tcBorders>
             <w:shd w:val="clear" w:color="auto" w:fill="D9E2F3"/>
-            <w:tcMar>
-              <w:top w:w="50" w:type="dxa"/>
-              <w:left w:w="90" w:type="dxa"/>
-              <w:bottom w:w="50" w:type="dxa"/>
-              <w:right w:w="90" w:type="dxa"/>
-            </w:tcMar>
             <w:vAlign w:val="center"/>
           </w:tcPr>
           <w:p>
@@ -13672,12 +12386,6 @@
               <w:right w:val="single" w:sz="6" w:space="0" w:color="1F3864"/>
             </w:tcBorders>
             <w:shd w:val="clear" w:color="auto" w:fill="D9E2F3"/>
-            <w:tcMar>
-              <w:top w:w="50" w:type="dxa"/>
-              <w:left w:w="90" w:type="dxa"/>
-              <w:bottom w:w="50" w:type="dxa"/>
-              <w:right w:w="90" w:type="dxa"/>
-            </w:tcMar>
             <w:vAlign w:val="center"/>
           </w:tcPr>
           <w:p>
@@ -13737,12 +12445,6 @@
               <w:right w:val="single" w:sz="6" w:space="0" w:color="1F3864"/>
             </w:tcBorders>
             <w:shd w:val="clear" w:color="auto" w:fill="D9E2F3"/>
-            <w:tcMar>
-              <w:top w:w="50" w:type="dxa"/>
-              <w:left w:w="90" w:type="dxa"/>
-              <w:bottom w:w="50" w:type="dxa"/>
-              <w:right w:w="90" w:type="dxa"/>
-            </w:tcMar>
             <w:vAlign w:val="center"/>
           </w:tcPr>
           <w:p>
@@ -13775,12 +12477,6 @@
               <w:right w:val="single" w:sz="6" w:space="0" w:color="1F3864"/>
             </w:tcBorders>
             <w:shd w:val="clear" w:color="auto" w:fill="D9E2F3"/>
-            <w:tcMar>
-              <w:top w:w="50" w:type="dxa"/>
-              <w:left w:w="90" w:type="dxa"/>
-              <w:bottom w:w="50" w:type="dxa"/>
-              <w:right w:w="90" w:type="dxa"/>
-            </w:tcMar>
             <w:vAlign w:val="center"/>
           </w:tcPr>
           <w:p>
@@ -13813,12 +12509,6 @@
               <w:right w:val="single" w:sz="6" w:space="0" w:color="1F3864"/>
             </w:tcBorders>
             <w:shd w:val="clear" w:color="auto" w:fill="D9E2F3"/>
-            <w:tcMar>
-              <w:top w:w="50" w:type="dxa"/>
-              <w:left w:w="90" w:type="dxa"/>
-              <w:bottom w:w="50" w:type="dxa"/>
-              <w:right w:w="90" w:type="dxa"/>
-            </w:tcMar>
             <w:vAlign w:val="center"/>
           </w:tcPr>
           <w:p>
@@ -13851,12 +12541,6 @@
               <w:right w:val="single" w:sz="6" w:space="0" w:color="1F3864"/>
             </w:tcBorders>
             <w:shd w:val="clear" w:color="auto" w:fill="D9E2F3"/>
-            <w:tcMar>
-              <w:top w:w="50" w:type="dxa"/>
-              <w:left w:w="90" w:type="dxa"/>
-              <w:bottom w:w="50" w:type="dxa"/>
-              <w:right w:w="90" w:type="dxa"/>
-            </w:tcMar>
             <w:vAlign w:val="center"/>
           </w:tcPr>
           <w:p>
@@ -13916,12 +12600,6 @@
               <w:right w:val="single" w:sz="6" w:space="0" w:color="1F3864"/>
             </w:tcBorders>
             <w:shd w:val="clear" w:color="auto" w:fill="D9E2F3"/>
-            <w:tcMar>
-              <w:top w:w="50" w:type="dxa"/>
-              <w:left w:w="90" w:type="dxa"/>
-              <w:bottom w:w="50" w:type="dxa"/>
-              <w:right w:w="90" w:type="dxa"/>
-            </w:tcMar>
             <w:vAlign w:val="center"/>
           </w:tcPr>
           <w:p>
@@ -13954,12 +12632,6 @@
               <w:right w:val="single" w:sz="6" w:space="0" w:color="1F3864"/>
             </w:tcBorders>
             <w:shd w:val="clear" w:color="auto" w:fill="D9E2F3"/>
-            <w:tcMar>
-              <w:top w:w="50" w:type="dxa"/>
-              <w:left w:w="90" w:type="dxa"/>
-              <w:bottom w:w="50" w:type="dxa"/>
-              <w:right w:w="90" w:type="dxa"/>
-            </w:tcMar>
             <w:vAlign w:val="center"/>
           </w:tcPr>
           <w:p>
@@ -13992,12 +12664,6 @@
               <w:right w:val="single" w:sz="6" w:space="0" w:color="1F3864"/>
             </w:tcBorders>
             <w:shd w:val="clear" w:color="auto" w:fill="D9E2F3"/>
-            <w:tcMar>
-              <w:top w:w="50" w:type="dxa"/>
-              <w:left w:w="90" w:type="dxa"/>
-              <w:bottom w:w="50" w:type="dxa"/>
-              <w:right w:w="90" w:type="dxa"/>
-            </w:tcMar>
             <w:vAlign w:val="center"/>
           </w:tcPr>
           <w:p>
@@ -14030,12 +12696,6 @@
               <w:right w:val="single" w:sz="6" w:space="0" w:color="1F3864"/>
             </w:tcBorders>
             <w:shd w:val="clear" w:color="auto" w:fill="D9E2F3"/>
-            <w:tcMar>
-              <w:top w:w="50" w:type="dxa"/>
-              <w:left w:w="90" w:type="dxa"/>
-              <w:bottom w:w="50" w:type="dxa"/>
-              <w:right w:w="90" w:type="dxa"/>
-            </w:tcMar>
             <w:vAlign w:val="center"/>
           </w:tcPr>
           <w:p>
@@ -14095,12 +12755,6 @@
               <w:right w:val="single" w:sz="6" w:space="0" w:color="1F3864"/>
             </w:tcBorders>
             <w:shd w:val="clear" w:color="auto" w:fill="D9E2F3"/>
-            <w:tcMar>
-              <w:top w:w="50" w:type="dxa"/>
-              <w:left w:w="90" w:type="dxa"/>
-              <w:bottom w:w="50" w:type="dxa"/>
-              <w:right w:w="90" w:type="dxa"/>
-            </w:tcMar>
             <w:vAlign w:val="center"/>
           </w:tcPr>
           <w:p>
@@ -14145,12 +12799,6 @@
               <w:right w:val="single" w:sz="6" w:space="0" w:color="1F3864"/>
             </w:tcBorders>
             <w:shd w:val="clear" w:color="auto" w:fill="4472C4"/>
-            <w:tcMar>
-              <w:top w:w="50" w:type="dxa"/>
-              <w:left w:w="90" w:type="dxa"/>
-              <w:bottom w:w="50" w:type="dxa"/>
-              <w:right w:w="90" w:type="dxa"/>
-            </w:tcMar>
             <w:vAlign w:val="center"/>
           </w:tcPr>
           <w:p>
@@ -14217,12 +12865,6 @@
               <w:right w:val="single" w:sz="6" w:space="0" w:color="1F3864"/>
             </w:tcBorders>
             <w:shd w:val="clear" w:color="auto" w:fill="4472C4"/>
-            <w:tcMar>
-              <w:top w:w="50" w:type="dxa"/>
-              <w:left w:w="90" w:type="dxa"/>
-              <w:bottom w:w="50" w:type="dxa"/>
-              <w:right w:w="90" w:type="dxa"/>
-            </w:tcMar>
             <w:vAlign w:val="center"/>
           </w:tcPr>
           <w:p>
@@ -14262,12 +12904,6 @@
               <w:right w:val="single" w:sz="6" w:space="0" w:color="1F3864"/>
             </w:tcBorders>
             <w:shd w:val="clear" w:color="auto" w:fill="4472C4"/>
-            <w:tcMar>
-              <w:top w:w="50" w:type="dxa"/>
-              <w:left w:w="90" w:type="dxa"/>
-              <w:bottom w:w="50" w:type="dxa"/>
-              <w:right w:w="90" w:type="dxa"/>
-            </w:tcMar>
             <w:vAlign w:val="center"/>
           </w:tcPr>
           <w:p>
@@ -14307,12 +12943,6 @@
               <w:right w:val="single" w:sz="6" w:space="0" w:color="1F3864"/>
             </w:tcBorders>
             <w:shd w:val="clear" w:color="auto" w:fill="4472C4"/>
-            <w:tcMar>
-              <w:top w:w="50" w:type="dxa"/>
-              <w:left w:w="90" w:type="dxa"/>
-              <w:bottom w:w="50" w:type="dxa"/>
-              <w:right w:w="90" w:type="dxa"/>
-            </w:tcMar>
             <w:vAlign w:val="center"/>
           </w:tcPr>
           <w:p>
@@ -14352,12 +12982,6 @@
               <w:right w:val="single" w:sz="6" w:space="0" w:color="1F3864"/>
             </w:tcBorders>
             <w:shd w:val="clear" w:color="auto" w:fill="4472C4"/>
-            <w:tcMar>
-              <w:top w:w="50" w:type="dxa"/>
-              <w:left w:w="90" w:type="dxa"/>
-              <w:bottom w:w="50" w:type="dxa"/>
-              <w:right w:w="90" w:type="dxa"/>
-            </w:tcMar>
             <w:vAlign w:val="center"/>
           </w:tcPr>
           <w:p>
@@ -14424,12 +13048,6 @@
               <w:right w:val="single" w:sz="6" w:space="0" w:color="1F3864"/>
             </w:tcBorders>
             <w:shd w:val="clear" w:color="auto" w:fill="D9E2F3"/>
-            <w:tcMar>
-              <w:top w:w="50" w:type="dxa"/>
-              <w:left w:w="90" w:type="dxa"/>
-              <w:bottom w:w="50" w:type="dxa"/>
-              <w:right w:w="90" w:type="dxa"/>
-            </w:tcMar>
             <w:vAlign w:val="center"/>
           </w:tcPr>
           <w:p>
@@ -14462,12 +13080,6 @@
               <w:right w:val="single" w:sz="6" w:space="0" w:color="1F3864"/>
             </w:tcBorders>
             <w:shd w:val="clear" w:color="auto" w:fill="D9E2F3"/>
-            <w:tcMar>
-              <w:top w:w="50" w:type="dxa"/>
-              <w:left w:w="90" w:type="dxa"/>
-              <w:bottom w:w="50" w:type="dxa"/>
-              <w:right w:w="90" w:type="dxa"/>
-            </w:tcMar>
             <w:vAlign w:val="center"/>
           </w:tcPr>
           <w:p>
@@ -14500,12 +13112,6 @@
               <w:right w:val="single" w:sz="6" w:space="0" w:color="1F3864"/>
             </w:tcBorders>
             <w:shd w:val="clear" w:color="auto" w:fill="D9E2F3"/>
-            <w:tcMar>
-              <w:top w:w="50" w:type="dxa"/>
-              <w:left w:w="90" w:type="dxa"/>
-              <w:bottom w:w="50" w:type="dxa"/>
-              <w:right w:w="90" w:type="dxa"/>
-            </w:tcMar>
             <w:vAlign w:val="center"/>
           </w:tcPr>
           <w:p>
@@ -14538,12 +13144,6 @@
               <w:right w:val="single" w:sz="6" w:space="0" w:color="1F3864"/>
             </w:tcBorders>
             <w:shd w:val="clear" w:color="auto" w:fill="D9E2F3"/>
-            <w:tcMar>
-              <w:top w:w="50" w:type="dxa"/>
-              <w:left w:w="90" w:type="dxa"/>
-              <w:bottom w:w="50" w:type="dxa"/>
-              <w:right w:w="90" w:type="dxa"/>
-            </w:tcMar>
             <w:vAlign w:val="center"/>
           </w:tcPr>
           <w:p>
@@ -14603,12 +13203,6 @@
               <w:right w:val="single" w:sz="6" w:space="0" w:color="1F3864"/>
             </w:tcBorders>
             <w:shd w:val="clear" w:color="auto" w:fill="D9E2F3"/>
-            <w:tcMar>
-              <w:top w:w="50" w:type="dxa"/>
-              <w:left w:w="90" w:type="dxa"/>
-              <w:bottom w:w="50" w:type="dxa"/>
-              <w:right w:w="90" w:type="dxa"/>
-            </w:tcMar>
             <w:vAlign w:val="center"/>
           </w:tcPr>
           <w:p>
@@ -14641,12 +13235,6 @@
               <w:right w:val="single" w:sz="6" w:space="0" w:color="1F3864"/>
             </w:tcBorders>
             <w:shd w:val="clear" w:color="auto" w:fill="D9E2F3"/>
-            <w:tcMar>
-              <w:top w:w="50" w:type="dxa"/>
-              <w:left w:w="90" w:type="dxa"/>
-              <w:bottom w:w="50" w:type="dxa"/>
-              <w:right w:w="90" w:type="dxa"/>
-            </w:tcMar>
             <w:vAlign w:val="center"/>
           </w:tcPr>
           <w:p>
@@ -14679,12 +13267,6 @@
               <w:right w:val="single" w:sz="6" w:space="0" w:color="1F3864"/>
             </w:tcBorders>
             <w:shd w:val="clear" w:color="auto" w:fill="D9E2F3"/>
-            <w:tcMar>
-              <w:top w:w="50" w:type="dxa"/>
-              <w:left w:w="90" w:type="dxa"/>
-              <w:bottom w:w="50" w:type="dxa"/>
-              <w:right w:w="90" w:type="dxa"/>
-            </w:tcMar>
             <w:vAlign w:val="center"/>
           </w:tcPr>
           <w:p>
@@ -14717,12 +13299,6 @@
               <w:right w:val="single" w:sz="6" w:space="0" w:color="1F3864"/>
             </w:tcBorders>
             <w:shd w:val="clear" w:color="auto" w:fill="D9E2F3"/>
-            <w:tcMar>
-              <w:top w:w="50" w:type="dxa"/>
-              <w:left w:w="90" w:type="dxa"/>
-              <w:bottom w:w="50" w:type="dxa"/>
-              <w:right w:w="90" w:type="dxa"/>
-            </w:tcMar>
             <w:vAlign w:val="center"/>
           </w:tcPr>
           <w:p>
@@ -14782,12 +13358,6 @@
               <w:right w:val="single" w:sz="6" w:space="0" w:color="1F3864"/>
             </w:tcBorders>
             <w:shd w:val="clear" w:color="auto" w:fill="D9E2F3"/>
-            <w:tcMar>
-              <w:top w:w="50" w:type="dxa"/>
-              <w:left w:w="90" w:type="dxa"/>
-              <w:bottom w:w="50" w:type="dxa"/>
-              <w:right w:w="90" w:type="dxa"/>
-            </w:tcMar>
             <w:vAlign w:val="center"/>
           </w:tcPr>
           <w:p>
@@ -14820,12 +13390,6 @@
               <w:right w:val="single" w:sz="6" w:space="0" w:color="1F3864"/>
             </w:tcBorders>
             <w:shd w:val="clear" w:color="auto" w:fill="D9E2F3"/>
-            <w:tcMar>
-              <w:top w:w="50" w:type="dxa"/>
-              <w:left w:w="90" w:type="dxa"/>
-              <w:bottom w:w="50" w:type="dxa"/>
-              <w:right w:w="90" w:type="dxa"/>
-            </w:tcMar>
             <w:vAlign w:val="center"/>
           </w:tcPr>
           <w:p>
@@ -14858,12 +13422,6 @@
               <w:right w:val="single" w:sz="6" w:space="0" w:color="1F3864"/>
             </w:tcBorders>
             <w:shd w:val="clear" w:color="auto" w:fill="D9E2F3"/>
-            <w:tcMar>
-              <w:top w:w="50" w:type="dxa"/>
-              <w:left w:w="90" w:type="dxa"/>
-              <w:bottom w:w="50" w:type="dxa"/>
-              <w:right w:w="90" w:type="dxa"/>
-            </w:tcMar>
             <w:vAlign w:val="center"/>
           </w:tcPr>
           <w:p>
@@ -14896,12 +13454,6 @@
               <w:right w:val="single" w:sz="6" w:space="0" w:color="1F3864"/>
             </w:tcBorders>
             <w:shd w:val="clear" w:color="auto" w:fill="D9E2F3"/>
-            <w:tcMar>
-              <w:top w:w="50" w:type="dxa"/>
-              <w:left w:w="90" w:type="dxa"/>
-              <w:bottom w:w="50" w:type="dxa"/>
-              <w:right w:w="90" w:type="dxa"/>
-            </w:tcMar>
             <w:vAlign w:val="center"/>
           </w:tcPr>
           <w:p>
@@ -14961,12 +13513,6 @@
               <w:right w:val="single" w:sz="6" w:space="0" w:color="1F3864"/>
             </w:tcBorders>
             <w:shd w:val="clear" w:color="auto" w:fill="D9E2F3"/>
-            <w:tcMar>
-              <w:top w:w="50" w:type="dxa"/>
-              <w:left w:w="90" w:type="dxa"/>
-              <w:bottom w:w="50" w:type="dxa"/>
-              <w:right w:w="90" w:type="dxa"/>
-            </w:tcMar>
             <w:vAlign w:val="center"/>
           </w:tcPr>
           <w:p>
@@ -15011,12 +13557,6 @@
               <w:right w:val="single" w:sz="6" w:space="0" w:color="1F3864"/>
             </w:tcBorders>
             <w:shd w:val="clear" w:color="auto" w:fill="4472C4"/>
-            <w:tcMar>
-              <w:top w:w="50" w:type="dxa"/>
-              <w:left w:w="90" w:type="dxa"/>
-              <w:bottom w:w="50" w:type="dxa"/>
-              <w:right w:w="90" w:type="dxa"/>
-            </w:tcMar>
             <w:vAlign w:val="center"/>
           </w:tcPr>
           <w:p>
@@ -15083,12 +13623,6 @@
               <w:right w:val="single" w:sz="6" w:space="0" w:color="1F3864"/>
             </w:tcBorders>
             <w:shd w:val="clear" w:color="auto" w:fill="4472C4"/>
-            <w:tcMar>
-              <w:top w:w="50" w:type="dxa"/>
-              <w:left w:w="90" w:type="dxa"/>
-              <w:bottom w:w="50" w:type="dxa"/>
-              <w:right w:w="90" w:type="dxa"/>
-            </w:tcMar>
             <w:vAlign w:val="center"/>
           </w:tcPr>
           <w:p>
@@ -15128,12 +13662,6 @@
               <w:right w:val="single" w:sz="6" w:space="0" w:color="1F3864"/>
             </w:tcBorders>
             <w:shd w:val="clear" w:color="auto" w:fill="4472C4"/>
-            <w:tcMar>
-              <w:top w:w="50" w:type="dxa"/>
-              <w:left w:w="90" w:type="dxa"/>
-              <w:bottom w:w="50" w:type="dxa"/>
-              <w:right w:w="90" w:type="dxa"/>
-            </w:tcMar>
             <w:vAlign w:val="center"/>
           </w:tcPr>
           <w:p>
@@ -15173,12 +13701,6 @@
               <w:right w:val="single" w:sz="6" w:space="0" w:color="1F3864"/>
             </w:tcBorders>
             <w:shd w:val="clear" w:color="auto" w:fill="4472C4"/>
-            <w:tcMar>
-              <w:top w:w="50" w:type="dxa"/>
-              <w:left w:w="90" w:type="dxa"/>
-              <w:bottom w:w="50" w:type="dxa"/>
-              <w:right w:w="90" w:type="dxa"/>
-            </w:tcMar>
             <w:vAlign w:val="center"/>
           </w:tcPr>
           <w:p>
@@ -15218,12 +13740,6 @@
               <w:right w:val="single" w:sz="6" w:space="0" w:color="1F3864"/>
             </w:tcBorders>
             <w:shd w:val="clear" w:color="auto" w:fill="4472C4"/>
-            <w:tcMar>
-              <w:top w:w="50" w:type="dxa"/>
-              <w:left w:w="90" w:type="dxa"/>
-              <w:bottom w:w="50" w:type="dxa"/>
-              <w:right w:w="90" w:type="dxa"/>
-            </w:tcMar>
             <w:vAlign w:val="center"/>
           </w:tcPr>
           <w:p>
@@ -15290,12 +13806,6 @@
               <w:right w:val="single" w:sz="6" w:space="0" w:color="1F3864"/>
             </w:tcBorders>
             <w:shd w:val="clear" w:color="auto" w:fill="D9E2F3"/>
-            <w:tcMar>
-              <w:top w:w="50" w:type="dxa"/>
-              <w:left w:w="90" w:type="dxa"/>
-              <w:bottom w:w="50" w:type="dxa"/>
-              <w:right w:w="90" w:type="dxa"/>
-            </w:tcMar>
             <w:vAlign w:val="center"/>
           </w:tcPr>
           <w:p>
@@ -15328,12 +13838,6 @@
               <w:right w:val="single" w:sz="6" w:space="0" w:color="1F3864"/>
             </w:tcBorders>
             <w:shd w:val="clear" w:color="auto" w:fill="D9E2F3"/>
-            <w:tcMar>
-              <w:top w:w="50" w:type="dxa"/>
-              <w:left w:w="90" w:type="dxa"/>
-              <w:bottom w:w="50" w:type="dxa"/>
-              <w:right w:w="90" w:type="dxa"/>
-            </w:tcMar>
             <w:vAlign w:val="center"/>
           </w:tcPr>
           <w:p>
@@ -15366,12 +13870,6 @@
               <w:right w:val="single" w:sz="6" w:space="0" w:color="1F3864"/>
             </w:tcBorders>
             <w:shd w:val="clear" w:color="auto" w:fill="D9E2F3"/>
-            <w:tcMar>
-              <w:top w:w="50" w:type="dxa"/>
-              <w:left w:w="90" w:type="dxa"/>
-              <w:bottom w:w="50" w:type="dxa"/>
-              <w:right w:w="90" w:type="dxa"/>
-            </w:tcMar>
             <w:vAlign w:val="center"/>
           </w:tcPr>
           <w:p>
@@ -15404,12 +13902,6 @@
               <w:right w:val="single" w:sz="6" w:space="0" w:color="1F3864"/>
             </w:tcBorders>
             <w:shd w:val="clear" w:color="auto" w:fill="D9E2F3"/>
-            <w:tcMar>
-              <w:top w:w="50" w:type="dxa"/>
-              <w:left w:w="90" w:type="dxa"/>
-              <w:bottom w:w="50" w:type="dxa"/>
-              <w:right w:w="90" w:type="dxa"/>
-            </w:tcMar>
             <w:vAlign w:val="center"/>
           </w:tcPr>
           <w:p>
@@ -15469,12 +13961,6 @@
               <w:right w:val="single" w:sz="6" w:space="0" w:color="1F3864"/>
             </w:tcBorders>
             <w:shd w:val="clear" w:color="auto" w:fill="D9E2F3"/>
-            <w:tcMar>
-              <w:top w:w="50" w:type="dxa"/>
-              <w:left w:w="90" w:type="dxa"/>
-              <w:bottom w:w="50" w:type="dxa"/>
-              <w:right w:w="90" w:type="dxa"/>
-            </w:tcMar>
             <w:vAlign w:val="center"/>
           </w:tcPr>
           <w:p>
@@ -15507,12 +13993,6 @@
               <w:right w:val="single" w:sz="6" w:space="0" w:color="1F3864"/>
             </w:tcBorders>
             <w:shd w:val="clear" w:color="auto" w:fill="D9E2F3"/>
-            <w:tcMar>
-              <w:top w:w="50" w:type="dxa"/>
-              <w:left w:w="90" w:type="dxa"/>
-              <w:bottom w:w="50" w:type="dxa"/>
-              <w:right w:w="90" w:type="dxa"/>
-            </w:tcMar>
             <w:vAlign w:val="center"/>
           </w:tcPr>
           <w:p>
@@ -15545,12 +14025,6 @@
               <w:right w:val="single" w:sz="6" w:space="0" w:color="1F3864"/>
             </w:tcBorders>
             <w:shd w:val="clear" w:color="auto" w:fill="D9E2F3"/>
-            <w:tcMar>
-              <w:top w:w="50" w:type="dxa"/>
-              <w:left w:w="90" w:type="dxa"/>
-              <w:bottom w:w="50" w:type="dxa"/>
-              <w:right w:w="90" w:type="dxa"/>
-            </w:tcMar>
             <w:vAlign w:val="center"/>
           </w:tcPr>
           <w:p>
@@ -15583,12 +14057,6 @@
               <w:right w:val="single" w:sz="6" w:space="0" w:color="1F3864"/>
             </w:tcBorders>
             <w:shd w:val="clear" w:color="auto" w:fill="D9E2F3"/>
-            <w:tcMar>
-              <w:top w:w="50" w:type="dxa"/>
-              <w:left w:w="90" w:type="dxa"/>
-              <w:bottom w:w="50" w:type="dxa"/>
-              <w:right w:w="90" w:type="dxa"/>
-            </w:tcMar>
             <w:vAlign w:val="center"/>
           </w:tcPr>
           <w:p>
@@ -15648,12 +14116,6 @@
               <w:right w:val="single" w:sz="6" w:space="0" w:color="1F3864"/>
             </w:tcBorders>
             <w:shd w:val="clear" w:color="auto" w:fill="D9E2F3"/>
-            <w:tcMar>
-              <w:top w:w="50" w:type="dxa"/>
-              <w:left w:w="90" w:type="dxa"/>
-              <w:bottom w:w="50" w:type="dxa"/>
-              <w:right w:w="90" w:type="dxa"/>
-            </w:tcMar>
             <w:vAlign w:val="center"/>
           </w:tcPr>
           <w:p>
@@ -15686,12 +14148,6 @@
               <w:right w:val="single" w:sz="6" w:space="0" w:color="1F3864"/>
             </w:tcBorders>
             <w:shd w:val="clear" w:color="auto" w:fill="D9E2F3"/>
-            <w:tcMar>
-              <w:top w:w="50" w:type="dxa"/>
-              <w:left w:w="90" w:type="dxa"/>
-              <w:bottom w:w="50" w:type="dxa"/>
-              <w:right w:w="90" w:type="dxa"/>
-            </w:tcMar>
             <w:vAlign w:val="center"/>
           </w:tcPr>
           <w:p>
@@ -15724,12 +14180,6 @@
               <w:right w:val="single" w:sz="6" w:space="0" w:color="1F3864"/>
             </w:tcBorders>
             <w:shd w:val="clear" w:color="auto" w:fill="D9E2F3"/>
-            <w:tcMar>
-              <w:top w:w="50" w:type="dxa"/>
-              <w:left w:w="90" w:type="dxa"/>
-              <w:bottom w:w="50" w:type="dxa"/>
-              <w:right w:w="90" w:type="dxa"/>
-            </w:tcMar>
             <w:vAlign w:val="center"/>
           </w:tcPr>
           <w:p>
@@ -15762,12 +14212,6 @@
               <w:right w:val="single" w:sz="6" w:space="0" w:color="1F3864"/>
             </w:tcBorders>
             <w:shd w:val="clear" w:color="auto" w:fill="D9E2F3"/>
-            <w:tcMar>
-              <w:top w:w="50" w:type="dxa"/>
-              <w:left w:w="90" w:type="dxa"/>
-              <w:bottom w:w="50" w:type="dxa"/>
-              <w:right w:w="90" w:type="dxa"/>
-            </w:tcMar>
             <w:vAlign w:val="center"/>
           </w:tcPr>
           <w:p>
@@ -15827,12 +14271,6 @@
               <w:right w:val="single" w:sz="6" w:space="0" w:color="1F3864"/>
             </w:tcBorders>
             <w:shd w:val="clear" w:color="auto" w:fill="D9E2F3"/>
-            <w:tcMar>
-              <w:top w:w="50" w:type="dxa"/>
-              <w:left w:w="90" w:type="dxa"/>
-              <w:bottom w:w="50" w:type="dxa"/>
-              <w:right w:w="90" w:type="dxa"/>
-            </w:tcMar>
             <w:vAlign w:val="center"/>
           </w:tcPr>
           <w:p>
@@ -15877,12 +14315,6 @@
               <w:right w:val="single" w:sz="6" w:space="0" w:color="1F3864"/>
             </w:tcBorders>
             <w:shd w:val="clear" w:color="auto" w:fill="4472C4"/>
-            <w:tcMar>
-              <w:top w:w="50" w:type="dxa"/>
-              <w:left w:w="90" w:type="dxa"/>
-              <w:bottom w:w="50" w:type="dxa"/>
-              <w:right w:w="90" w:type="dxa"/>
-            </w:tcMar>
             <w:vAlign w:val="center"/>
           </w:tcPr>
           <w:p>
@@ -15949,12 +14381,6 @@
               <w:right w:val="single" w:sz="6" w:space="0" w:color="1F3864"/>
             </w:tcBorders>
             <w:shd w:val="clear" w:color="auto" w:fill="4472C4"/>
-            <w:tcMar>
-              <w:top w:w="50" w:type="dxa"/>
-              <w:left w:w="90" w:type="dxa"/>
-              <w:bottom w:w="50" w:type="dxa"/>
-              <w:right w:w="90" w:type="dxa"/>
-            </w:tcMar>
             <w:vAlign w:val="center"/>
           </w:tcPr>
           <w:p>
@@ -15994,12 +14420,6 @@
               <w:right w:val="single" w:sz="6" w:space="0" w:color="1F3864"/>
             </w:tcBorders>
             <w:shd w:val="clear" w:color="auto" w:fill="4472C4"/>
-            <w:tcMar>
-              <w:top w:w="50" w:type="dxa"/>
-              <w:left w:w="90" w:type="dxa"/>
-              <w:bottom w:w="50" w:type="dxa"/>
-              <w:right w:w="90" w:type="dxa"/>
-            </w:tcMar>
             <w:vAlign w:val="center"/>
           </w:tcPr>
           <w:p>
@@ -16039,12 +14459,6 @@
               <w:right w:val="single" w:sz="6" w:space="0" w:color="1F3864"/>
             </w:tcBorders>
             <w:shd w:val="clear" w:color="auto" w:fill="4472C4"/>
-            <w:tcMar>
-              <w:top w:w="50" w:type="dxa"/>
-              <w:left w:w="90" w:type="dxa"/>
-              <w:bottom w:w="50" w:type="dxa"/>
-              <w:right w:w="90" w:type="dxa"/>
-            </w:tcMar>
             <w:vAlign w:val="center"/>
           </w:tcPr>
           <w:p>
@@ -16084,12 +14498,6 @@
               <w:right w:val="single" w:sz="6" w:space="0" w:color="1F3864"/>
             </w:tcBorders>
             <w:shd w:val="clear" w:color="auto" w:fill="4472C4"/>
-            <w:tcMar>
-              <w:top w:w="50" w:type="dxa"/>
-              <w:left w:w="90" w:type="dxa"/>
-              <w:bottom w:w="50" w:type="dxa"/>
-              <w:right w:w="90" w:type="dxa"/>
-            </w:tcMar>
             <w:vAlign w:val="center"/>
           </w:tcPr>
           <w:p>
@@ -16156,12 +14564,6 @@
               <w:right w:val="single" w:sz="6" w:space="0" w:color="1F3864"/>
             </w:tcBorders>
             <w:shd w:val="clear" w:color="auto" w:fill="D9E2F3"/>
-            <w:tcMar>
-              <w:top w:w="50" w:type="dxa"/>
-              <w:left w:w="90" w:type="dxa"/>
-              <w:bottom w:w="50" w:type="dxa"/>
-              <w:right w:w="90" w:type="dxa"/>
-            </w:tcMar>
             <w:vAlign w:val="center"/>
           </w:tcPr>
           <w:p>
@@ -16194,12 +14596,6 @@
               <w:right w:val="single" w:sz="6" w:space="0" w:color="1F3864"/>
             </w:tcBorders>
             <w:shd w:val="clear" w:color="auto" w:fill="D9E2F3"/>
-            <w:tcMar>
-              <w:top w:w="50" w:type="dxa"/>
-              <w:left w:w="90" w:type="dxa"/>
-              <w:bottom w:w="50" w:type="dxa"/>
-              <w:right w:w="90" w:type="dxa"/>
-            </w:tcMar>
             <w:vAlign w:val="center"/>
           </w:tcPr>
           <w:p>
@@ -16232,12 +14628,6 @@
               <w:right w:val="single" w:sz="6" w:space="0" w:color="1F3864"/>
             </w:tcBorders>
             <w:shd w:val="clear" w:color="auto" w:fill="D9E2F3"/>
-            <w:tcMar>
-              <w:top w:w="50" w:type="dxa"/>
-              <w:left w:w="90" w:type="dxa"/>
-              <w:bottom w:w="50" w:type="dxa"/>
-              <w:right w:w="90" w:type="dxa"/>
-            </w:tcMar>
             <w:vAlign w:val="center"/>
           </w:tcPr>
           <w:p>
@@ -16270,12 +14660,6 @@
               <w:right w:val="single" w:sz="6" w:space="0" w:color="1F3864"/>
             </w:tcBorders>
             <w:shd w:val="clear" w:color="auto" w:fill="D9E2F3"/>
-            <w:tcMar>
-              <w:top w:w="50" w:type="dxa"/>
-              <w:left w:w="90" w:type="dxa"/>
-              <w:bottom w:w="50" w:type="dxa"/>
-              <w:right w:w="90" w:type="dxa"/>
-            </w:tcMar>
             <w:vAlign w:val="center"/>
           </w:tcPr>
           <w:p>
@@ -16335,12 +14719,6 @@
               <w:right w:val="single" w:sz="6" w:space="0" w:color="1F3864"/>
             </w:tcBorders>
             <w:shd w:val="clear" w:color="auto" w:fill="D9E2F3"/>
-            <w:tcMar>
-              <w:top w:w="50" w:type="dxa"/>
-              <w:left w:w="90" w:type="dxa"/>
-              <w:bottom w:w="50" w:type="dxa"/>
-              <w:right w:w="90" w:type="dxa"/>
-            </w:tcMar>
             <w:vAlign w:val="center"/>
           </w:tcPr>
           <w:p>
@@ -16373,12 +14751,6 @@
               <w:right w:val="single" w:sz="6" w:space="0" w:color="1F3864"/>
             </w:tcBorders>
             <w:shd w:val="clear" w:color="auto" w:fill="D9E2F3"/>
-            <w:tcMar>
-              <w:top w:w="50" w:type="dxa"/>
-              <w:left w:w="90" w:type="dxa"/>
-              <w:bottom w:w="50" w:type="dxa"/>
-              <w:right w:w="90" w:type="dxa"/>
-            </w:tcMar>
             <w:vAlign w:val="center"/>
           </w:tcPr>
           <w:p>
@@ -16411,12 +14783,6 @@
               <w:right w:val="single" w:sz="6" w:space="0" w:color="1F3864"/>
             </w:tcBorders>
             <w:shd w:val="clear" w:color="auto" w:fill="D9E2F3"/>
-            <w:tcMar>
-              <w:top w:w="50" w:type="dxa"/>
-              <w:left w:w="90" w:type="dxa"/>
-              <w:bottom w:w="50" w:type="dxa"/>
-              <w:right w:w="90" w:type="dxa"/>
-            </w:tcMar>
             <w:vAlign w:val="center"/>
           </w:tcPr>
           <w:p>
@@ -16449,12 +14815,6 @@
               <w:right w:val="single" w:sz="6" w:space="0" w:color="1F3864"/>
             </w:tcBorders>
             <w:shd w:val="clear" w:color="auto" w:fill="D9E2F3"/>
-            <w:tcMar>
-              <w:top w:w="50" w:type="dxa"/>
-              <w:left w:w="90" w:type="dxa"/>
-              <w:bottom w:w="50" w:type="dxa"/>
-              <w:right w:w="90" w:type="dxa"/>
-            </w:tcMar>
             <w:vAlign w:val="center"/>
           </w:tcPr>
           <w:p>
@@ -16514,12 +14874,6 @@
               <w:right w:val="single" w:sz="6" w:space="0" w:color="1F3864"/>
             </w:tcBorders>
             <w:shd w:val="clear" w:color="auto" w:fill="D9E2F3"/>
-            <w:tcMar>
-              <w:top w:w="50" w:type="dxa"/>
-              <w:left w:w="90" w:type="dxa"/>
-              <w:bottom w:w="50" w:type="dxa"/>
-              <w:right w:w="90" w:type="dxa"/>
-            </w:tcMar>
             <w:vAlign w:val="center"/>
           </w:tcPr>
           <w:p>
@@ -16552,12 +14906,6 @@
               <w:right w:val="single" w:sz="6" w:space="0" w:color="1F3864"/>
             </w:tcBorders>
             <w:shd w:val="clear" w:color="auto" w:fill="D9E2F3"/>
-            <w:tcMar>
-              <w:top w:w="50" w:type="dxa"/>
-              <w:left w:w="90" w:type="dxa"/>
-              <w:bottom w:w="50" w:type="dxa"/>
-              <w:right w:w="90" w:type="dxa"/>
-            </w:tcMar>
             <w:vAlign w:val="center"/>
           </w:tcPr>
           <w:p>
@@ -16590,12 +14938,6 @@
               <w:right w:val="single" w:sz="6" w:space="0" w:color="1F3864"/>
             </w:tcBorders>
             <w:shd w:val="clear" w:color="auto" w:fill="D9E2F3"/>
-            <w:tcMar>
-              <w:top w:w="50" w:type="dxa"/>
-              <w:left w:w="90" w:type="dxa"/>
-              <w:bottom w:w="50" w:type="dxa"/>
-              <w:right w:w="90" w:type="dxa"/>
-            </w:tcMar>
             <w:vAlign w:val="center"/>
           </w:tcPr>
           <w:p>
@@ -16628,12 +14970,6 @@
               <w:right w:val="single" w:sz="6" w:space="0" w:color="1F3864"/>
             </w:tcBorders>
             <w:shd w:val="clear" w:color="auto" w:fill="D9E2F3"/>
-            <w:tcMar>
-              <w:top w:w="50" w:type="dxa"/>
-              <w:left w:w="90" w:type="dxa"/>
-              <w:bottom w:w="50" w:type="dxa"/>
-              <w:right w:w="90" w:type="dxa"/>
-            </w:tcMar>
             <w:vAlign w:val="center"/>
           </w:tcPr>
           <w:p>
@@ -16693,12 +15029,6 @@
               <w:right w:val="single" w:sz="6" w:space="0" w:color="1F3864"/>
             </w:tcBorders>
             <w:shd w:val="clear" w:color="auto" w:fill="D9E2F3"/>
-            <w:tcMar>
-              <w:top w:w="50" w:type="dxa"/>
-              <w:left w:w="90" w:type="dxa"/>
-              <w:bottom w:w="50" w:type="dxa"/>
-              <w:right w:w="90" w:type="dxa"/>
-            </w:tcMar>
             <w:vAlign w:val="center"/>
           </w:tcPr>
           <w:p>
@@ -16743,12 +15073,6 @@
               <w:right w:val="single" w:sz="6" w:space="0" w:color="1F3864"/>
             </w:tcBorders>
             <w:shd w:val="clear" w:color="auto" w:fill="4472C4"/>
-            <w:tcMar>
-              <w:top w:w="50" w:type="dxa"/>
-              <w:left w:w="90" w:type="dxa"/>
-              <w:bottom w:w="50" w:type="dxa"/>
-              <w:right w:w="90" w:type="dxa"/>
-            </w:tcMar>
             <w:vAlign w:val="center"/>
           </w:tcPr>
           <w:p>
@@ -16815,12 +15139,6 @@
               <w:right w:val="single" w:sz="6" w:space="0" w:color="1F3864"/>
             </w:tcBorders>
             <w:shd w:val="clear" w:color="auto" w:fill="4472C4"/>
-            <w:tcMar>
-              <w:top w:w="50" w:type="dxa"/>
-              <w:left w:w="90" w:type="dxa"/>
-              <w:bottom w:w="50" w:type="dxa"/>
-              <w:right w:w="90" w:type="dxa"/>
-            </w:tcMar>
             <w:vAlign w:val="center"/>
           </w:tcPr>
           <w:p>
@@ -16860,12 +15178,6 @@
               <w:right w:val="single" w:sz="6" w:space="0" w:color="1F3864"/>
             </w:tcBorders>
             <w:shd w:val="clear" w:color="auto" w:fill="4472C4"/>
-            <w:tcMar>
-              <w:top w:w="50" w:type="dxa"/>
-              <w:left w:w="90" w:type="dxa"/>
-              <w:bottom w:w="50" w:type="dxa"/>
-              <w:right w:w="90" w:type="dxa"/>
-            </w:tcMar>
             <w:vAlign w:val="center"/>
           </w:tcPr>
           <w:p>
@@ -16905,12 +15217,6 @@
               <w:right w:val="single" w:sz="6" w:space="0" w:color="1F3864"/>
             </w:tcBorders>
             <w:shd w:val="clear" w:color="auto" w:fill="4472C4"/>
-            <w:tcMar>
-              <w:top w:w="50" w:type="dxa"/>
-              <w:left w:w="90" w:type="dxa"/>
-              <w:bottom w:w="50" w:type="dxa"/>
-              <w:right w:w="90" w:type="dxa"/>
-            </w:tcMar>
             <w:vAlign w:val="center"/>
           </w:tcPr>
           <w:p>
@@ -16950,12 +15256,6 @@
               <w:right w:val="single" w:sz="6" w:space="0" w:color="1F3864"/>
             </w:tcBorders>
             <w:shd w:val="clear" w:color="auto" w:fill="4472C4"/>
-            <w:tcMar>
-              <w:top w:w="50" w:type="dxa"/>
-              <w:left w:w="90" w:type="dxa"/>
-              <w:bottom w:w="50" w:type="dxa"/>
-              <w:right w:w="90" w:type="dxa"/>
-            </w:tcMar>
             <w:vAlign w:val="center"/>
           </w:tcPr>
           <w:p>
@@ -17022,12 +15322,6 @@
               <w:right w:val="single" w:sz="6" w:space="0" w:color="1F3864"/>
             </w:tcBorders>
             <w:shd w:val="clear" w:color="auto" w:fill="D9E2F3"/>
-            <w:tcMar>
-              <w:top w:w="50" w:type="dxa"/>
-              <w:left w:w="90" w:type="dxa"/>
-              <w:bottom w:w="50" w:type="dxa"/>
-              <w:right w:w="90" w:type="dxa"/>
-            </w:tcMar>
             <w:vAlign w:val="center"/>
           </w:tcPr>
           <w:p>
@@ -17060,12 +15354,6 @@
               <w:right w:val="single" w:sz="6" w:space="0" w:color="1F3864"/>
             </w:tcBorders>
             <w:shd w:val="clear" w:color="auto" w:fill="D9E2F3"/>
-            <w:tcMar>
-              <w:top w:w="50" w:type="dxa"/>
-              <w:left w:w="90" w:type="dxa"/>
-              <w:bottom w:w="50" w:type="dxa"/>
-              <w:right w:w="90" w:type="dxa"/>
-            </w:tcMar>
             <w:vAlign w:val="center"/>
           </w:tcPr>
           <w:p>
@@ -17098,12 +15386,6 @@
               <w:right w:val="single" w:sz="6" w:space="0" w:color="1F3864"/>
             </w:tcBorders>
             <w:shd w:val="clear" w:color="auto" w:fill="D9E2F3"/>
-            <w:tcMar>
-              <w:top w:w="50" w:type="dxa"/>
-              <w:left w:w="90" w:type="dxa"/>
-              <w:bottom w:w="50" w:type="dxa"/>
-              <w:right w:w="90" w:type="dxa"/>
-            </w:tcMar>
             <w:vAlign w:val="center"/>
           </w:tcPr>
           <w:p>
@@ -17136,12 +15418,6 @@
               <w:right w:val="single" w:sz="6" w:space="0" w:color="1F3864"/>
             </w:tcBorders>
             <w:shd w:val="clear" w:color="auto" w:fill="D9E2F3"/>
-            <w:tcMar>
-              <w:top w:w="50" w:type="dxa"/>
-              <w:left w:w="90" w:type="dxa"/>
-              <w:bottom w:w="50" w:type="dxa"/>
-              <w:right w:w="90" w:type="dxa"/>
-            </w:tcMar>
             <w:vAlign w:val="center"/>
           </w:tcPr>
           <w:p>
@@ -17201,12 +15477,6 @@
               <w:right w:val="single" w:sz="6" w:space="0" w:color="1F3864"/>
             </w:tcBorders>
             <w:shd w:val="clear" w:color="auto" w:fill="D9E2F3"/>
-            <w:tcMar>
-              <w:top w:w="50" w:type="dxa"/>
-              <w:left w:w="90" w:type="dxa"/>
-              <w:bottom w:w="50" w:type="dxa"/>
-              <w:right w:w="90" w:type="dxa"/>
-            </w:tcMar>
             <w:vAlign w:val="center"/>
           </w:tcPr>
           <w:p>
@@ -17239,12 +15509,6 @@
               <w:right w:val="single" w:sz="6" w:space="0" w:color="1F3864"/>
             </w:tcBorders>
             <w:shd w:val="clear" w:color="auto" w:fill="D9E2F3"/>
-            <w:tcMar>
-              <w:top w:w="50" w:type="dxa"/>
-              <w:left w:w="90" w:type="dxa"/>
-              <w:bottom w:w="50" w:type="dxa"/>
-              <w:right w:w="90" w:type="dxa"/>
-            </w:tcMar>
             <w:vAlign w:val="center"/>
           </w:tcPr>
           <w:p>
@@ -17277,12 +15541,6 @@
               <w:right w:val="single" w:sz="6" w:space="0" w:color="1F3864"/>
             </w:tcBorders>
             <w:shd w:val="clear" w:color="auto" w:fill="D9E2F3"/>
-            <w:tcMar>
-              <w:top w:w="50" w:type="dxa"/>
-              <w:left w:w="90" w:type="dxa"/>
-              <w:bottom w:w="50" w:type="dxa"/>
-              <w:right w:w="90" w:type="dxa"/>
-            </w:tcMar>
             <w:vAlign w:val="center"/>
           </w:tcPr>
           <w:p>
@@ -17315,12 +15573,6 @@
               <w:right w:val="single" w:sz="6" w:space="0" w:color="1F3864"/>
             </w:tcBorders>
             <w:shd w:val="clear" w:color="auto" w:fill="D9E2F3"/>
-            <w:tcMar>
-              <w:top w:w="50" w:type="dxa"/>
-              <w:left w:w="90" w:type="dxa"/>
-              <w:bottom w:w="50" w:type="dxa"/>
-              <w:right w:w="90" w:type="dxa"/>
-            </w:tcMar>
             <w:vAlign w:val="center"/>
           </w:tcPr>
           <w:p>
@@ -17380,12 +15632,6 @@
               <w:right w:val="single" w:sz="6" w:space="0" w:color="1F3864"/>
             </w:tcBorders>
             <w:shd w:val="clear" w:color="auto" w:fill="D9E2F3"/>
-            <w:tcMar>
-              <w:top w:w="50" w:type="dxa"/>
-              <w:left w:w="90" w:type="dxa"/>
-              <w:bottom w:w="50" w:type="dxa"/>
-              <w:right w:w="90" w:type="dxa"/>
-            </w:tcMar>
             <w:vAlign w:val="center"/>
           </w:tcPr>
           <w:p>
@@ -17418,12 +15664,6 @@
               <w:right w:val="single" w:sz="6" w:space="0" w:color="1F3864"/>
             </w:tcBorders>
             <w:shd w:val="clear" w:color="auto" w:fill="D9E2F3"/>
-            <w:tcMar>
-              <w:top w:w="50" w:type="dxa"/>
-              <w:left w:w="90" w:type="dxa"/>
-              <w:bottom w:w="50" w:type="dxa"/>
-              <w:right w:w="90" w:type="dxa"/>
-            </w:tcMar>
             <w:vAlign w:val="center"/>
           </w:tcPr>
           <w:p>
@@ -17456,12 +15696,6 @@
               <w:right w:val="single" w:sz="6" w:space="0" w:color="1F3864"/>
             </w:tcBorders>
             <w:shd w:val="clear" w:color="auto" w:fill="D9E2F3"/>
-            <w:tcMar>
-              <w:top w:w="50" w:type="dxa"/>
-              <w:left w:w="90" w:type="dxa"/>
-              <w:bottom w:w="50" w:type="dxa"/>
-              <w:right w:w="90" w:type="dxa"/>
-            </w:tcMar>
             <w:vAlign w:val="center"/>
           </w:tcPr>
           <w:p>
@@ -17494,12 +15728,6 @@
               <w:right w:val="single" w:sz="6" w:space="0" w:color="1F3864"/>
             </w:tcBorders>
             <w:shd w:val="clear" w:color="auto" w:fill="D9E2F3"/>
-            <w:tcMar>
-              <w:top w:w="50" w:type="dxa"/>
-              <w:left w:w="90" w:type="dxa"/>
-              <w:bottom w:w="50" w:type="dxa"/>
-              <w:right w:w="90" w:type="dxa"/>
-            </w:tcMar>
             <w:vAlign w:val="center"/>
           </w:tcPr>
           <w:p>
@@ -17559,12 +15787,6 @@
               <w:right w:val="single" w:sz="6" w:space="0" w:color="1F3864"/>
             </w:tcBorders>
             <w:shd w:val="clear" w:color="auto" w:fill="D9E2F3"/>
-            <w:tcMar>
-              <w:top w:w="50" w:type="dxa"/>
-              <w:left w:w="90" w:type="dxa"/>
-              <w:bottom w:w="50" w:type="dxa"/>
-              <w:right w:w="90" w:type="dxa"/>
-            </w:tcMar>
             <w:vAlign w:val="center"/>
           </w:tcPr>
           <w:p>
@@ -17609,12 +15831,6 @@
               <w:right w:val="single" w:sz="6" w:space="0" w:color="1F3864"/>
             </w:tcBorders>
             <w:shd w:val="clear" w:color="auto" w:fill="4472C4"/>
-            <w:tcMar>
-              <w:top w:w="50" w:type="dxa"/>
-              <w:left w:w="90" w:type="dxa"/>
-              <w:bottom w:w="50" w:type="dxa"/>
-              <w:right w:w="90" w:type="dxa"/>
-            </w:tcMar>
             <w:vAlign w:val="center"/>
           </w:tcPr>
           <w:p>
@@ -17681,12 +15897,6 @@
               <w:right w:val="single" w:sz="6" w:space="0" w:color="1F3864"/>
             </w:tcBorders>
             <w:shd w:val="clear" w:color="auto" w:fill="4472C4"/>
-            <w:tcMar>
-              <w:top w:w="50" w:type="dxa"/>
-              <w:left w:w="90" w:type="dxa"/>
-              <w:bottom w:w="50" w:type="dxa"/>
-              <w:right w:w="90" w:type="dxa"/>
-            </w:tcMar>
             <w:vAlign w:val="center"/>
           </w:tcPr>
           <w:p>
@@ -17726,12 +15936,6 @@
               <w:right w:val="single" w:sz="6" w:space="0" w:color="1F3864"/>
             </w:tcBorders>
             <w:shd w:val="clear" w:color="auto" w:fill="4472C4"/>
-            <w:tcMar>
-              <w:top w:w="50" w:type="dxa"/>
-              <w:left w:w="90" w:type="dxa"/>
-              <w:bottom w:w="50" w:type="dxa"/>
-              <w:right w:w="90" w:type="dxa"/>
-            </w:tcMar>
             <w:vAlign w:val="center"/>
           </w:tcPr>
           <w:p>
@@ -17771,12 +15975,6 @@
               <w:right w:val="single" w:sz="6" w:space="0" w:color="1F3864"/>
             </w:tcBorders>
             <w:shd w:val="clear" w:color="auto" w:fill="4472C4"/>
-            <w:tcMar>
-              <w:top w:w="50" w:type="dxa"/>
-              <w:left w:w="90" w:type="dxa"/>
-              <w:bottom w:w="50" w:type="dxa"/>
-              <w:right w:w="90" w:type="dxa"/>
-            </w:tcMar>
             <w:vAlign w:val="center"/>
           </w:tcPr>
           <w:p>
@@ -17816,12 +16014,6 @@
               <w:right w:val="single" w:sz="6" w:space="0" w:color="1F3864"/>
             </w:tcBorders>
             <w:shd w:val="clear" w:color="auto" w:fill="4472C4"/>
-            <w:tcMar>
-              <w:top w:w="50" w:type="dxa"/>
-              <w:left w:w="90" w:type="dxa"/>
-              <w:bottom w:w="50" w:type="dxa"/>
-              <w:right w:w="90" w:type="dxa"/>
-            </w:tcMar>
             <w:vAlign w:val="center"/>
           </w:tcPr>
           <w:p>
@@ -17888,12 +16080,6 @@
               <w:right w:val="single" w:sz="6" w:space="0" w:color="1F3864"/>
             </w:tcBorders>
             <w:shd w:val="clear" w:color="auto" w:fill="D9E2F3"/>
-            <w:tcMar>
-              <w:top w:w="50" w:type="dxa"/>
-              <w:left w:w="90" w:type="dxa"/>
-              <w:bottom w:w="50" w:type="dxa"/>
-              <w:right w:w="90" w:type="dxa"/>
-            </w:tcMar>
             <w:vAlign w:val="center"/>
           </w:tcPr>
           <w:p>
@@ -17926,12 +16112,6 @@
               <w:right w:val="single" w:sz="6" w:space="0" w:color="1F3864"/>
             </w:tcBorders>
             <w:shd w:val="clear" w:color="auto" w:fill="D9E2F3"/>
-            <w:tcMar>
-              <w:top w:w="50" w:type="dxa"/>
-              <w:left w:w="90" w:type="dxa"/>
-              <w:bottom w:w="50" w:type="dxa"/>
-              <w:right w:w="90" w:type="dxa"/>
-            </w:tcMar>
             <w:vAlign w:val="center"/>
           </w:tcPr>
           <w:p>
@@ -17964,12 +16144,6 @@
               <w:right w:val="single" w:sz="6" w:space="0" w:color="1F3864"/>
             </w:tcBorders>
             <w:shd w:val="clear" w:color="auto" w:fill="D9E2F3"/>
-            <w:tcMar>
-              <w:top w:w="50" w:type="dxa"/>
-              <w:left w:w="90" w:type="dxa"/>
-              <w:bottom w:w="50" w:type="dxa"/>
-              <w:right w:w="90" w:type="dxa"/>
-            </w:tcMar>
             <w:vAlign w:val="center"/>
           </w:tcPr>
           <w:p>
@@ -18002,12 +16176,6 @@
               <w:right w:val="single" w:sz="6" w:space="0" w:color="1F3864"/>
             </w:tcBorders>
             <w:shd w:val="clear" w:color="auto" w:fill="D9E2F3"/>
-            <w:tcMar>
-              <w:top w:w="50" w:type="dxa"/>
-              <w:left w:w="90" w:type="dxa"/>
-              <w:bottom w:w="50" w:type="dxa"/>
-              <w:right w:w="90" w:type="dxa"/>
-            </w:tcMar>
             <w:vAlign w:val="center"/>
           </w:tcPr>
           <w:p>
@@ -18067,12 +16235,6 @@
               <w:right w:val="single" w:sz="6" w:space="0" w:color="1F3864"/>
             </w:tcBorders>
             <w:shd w:val="clear" w:color="auto" w:fill="D9E2F3"/>
-            <w:tcMar>
-              <w:top w:w="50" w:type="dxa"/>
-              <w:left w:w="90" w:type="dxa"/>
-              <w:bottom w:w="50" w:type="dxa"/>
-              <w:right w:w="90" w:type="dxa"/>
-            </w:tcMar>
             <w:vAlign w:val="center"/>
           </w:tcPr>
           <w:p>
@@ -18105,12 +16267,6 @@
               <w:right w:val="single" w:sz="6" w:space="0" w:color="1F3864"/>
             </w:tcBorders>
             <w:shd w:val="clear" w:color="auto" w:fill="D9E2F3"/>
-            <w:tcMar>
-              <w:top w:w="50" w:type="dxa"/>
-              <w:left w:w="90" w:type="dxa"/>
-              <w:bottom w:w="50" w:type="dxa"/>
-              <w:right w:w="90" w:type="dxa"/>
-            </w:tcMar>
             <w:vAlign w:val="center"/>
           </w:tcPr>
           <w:p>
@@ -18143,12 +16299,6 @@
               <w:right w:val="single" w:sz="6" w:space="0" w:color="1F3864"/>
             </w:tcBorders>
             <w:shd w:val="clear" w:color="auto" w:fill="D9E2F3"/>
-            <w:tcMar>
-              <w:top w:w="50" w:type="dxa"/>
-              <w:left w:w="90" w:type="dxa"/>
-              <w:bottom w:w="50" w:type="dxa"/>
-              <w:right w:w="90" w:type="dxa"/>
-            </w:tcMar>
             <w:vAlign w:val="center"/>
           </w:tcPr>
           <w:p>
@@ -18181,12 +16331,6 @@
               <w:right w:val="single" w:sz="6" w:space="0" w:color="1F3864"/>
             </w:tcBorders>
             <w:shd w:val="clear" w:color="auto" w:fill="D9E2F3"/>
-            <w:tcMar>
-              <w:top w:w="50" w:type="dxa"/>
-              <w:left w:w="90" w:type="dxa"/>
-              <w:bottom w:w="50" w:type="dxa"/>
-              <w:right w:w="90" w:type="dxa"/>
-            </w:tcMar>
             <w:vAlign w:val="center"/>
           </w:tcPr>
           <w:p>
@@ -18246,12 +16390,6 @@
               <w:right w:val="single" w:sz="6" w:space="0" w:color="1F3864"/>
             </w:tcBorders>
             <w:shd w:val="clear" w:color="auto" w:fill="D9E2F3"/>
-            <w:tcMar>
-              <w:top w:w="50" w:type="dxa"/>
-              <w:left w:w="90" w:type="dxa"/>
-              <w:bottom w:w="50" w:type="dxa"/>
-              <w:right w:w="90" w:type="dxa"/>
-            </w:tcMar>
             <w:vAlign w:val="center"/>
           </w:tcPr>
           <w:p>
@@ -18284,12 +16422,6 @@
               <w:right w:val="single" w:sz="6" w:space="0" w:color="1F3864"/>
             </w:tcBorders>
             <w:shd w:val="clear" w:color="auto" w:fill="D9E2F3"/>
-            <w:tcMar>
-              <w:top w:w="50" w:type="dxa"/>
-              <w:left w:w="90" w:type="dxa"/>
-              <w:bottom w:w="50" w:type="dxa"/>
-              <w:right w:w="90" w:type="dxa"/>
-            </w:tcMar>
             <w:vAlign w:val="center"/>
           </w:tcPr>
           <w:p>
@@ -18322,12 +16454,6 @@
               <w:right w:val="single" w:sz="6" w:space="0" w:color="1F3864"/>
             </w:tcBorders>
             <w:shd w:val="clear" w:color="auto" w:fill="D9E2F3"/>
-            <w:tcMar>
-              <w:top w:w="50" w:type="dxa"/>
-              <w:left w:w="90" w:type="dxa"/>
-              <w:bottom w:w="50" w:type="dxa"/>
-              <w:right w:w="90" w:type="dxa"/>
-            </w:tcMar>
             <w:vAlign w:val="center"/>
           </w:tcPr>
           <w:p>
@@ -18360,12 +16486,6 @@
               <w:right w:val="single" w:sz="6" w:space="0" w:color="1F3864"/>
             </w:tcBorders>
             <w:shd w:val="clear" w:color="auto" w:fill="D9E2F3"/>
-            <w:tcMar>
-              <w:top w:w="50" w:type="dxa"/>
-              <w:left w:w="90" w:type="dxa"/>
-              <w:bottom w:w="50" w:type="dxa"/>
-              <w:right w:w="90" w:type="dxa"/>
-            </w:tcMar>
             <w:vAlign w:val="center"/>
           </w:tcPr>
           <w:p>
@@ -18425,12 +16545,6 @@
               <w:right w:val="single" w:sz="6" w:space="0" w:color="1F3864"/>
             </w:tcBorders>
             <w:shd w:val="clear" w:color="auto" w:fill="D9E2F3"/>
-            <w:tcMar>
-              <w:top w:w="50" w:type="dxa"/>
-              <w:left w:w="90" w:type="dxa"/>
-              <w:bottom w:w="50" w:type="dxa"/>
-              <w:right w:w="90" w:type="dxa"/>
-            </w:tcMar>
             <w:vAlign w:val="center"/>
           </w:tcPr>
           <w:p>
@@ -18475,12 +16589,6 @@
               <w:right w:val="single" w:sz="6" w:space="0" w:color="1F3864"/>
             </w:tcBorders>
             <w:shd w:val="clear" w:color="auto" w:fill="4472C4"/>
-            <w:tcMar>
-              <w:top w:w="50" w:type="dxa"/>
-              <w:left w:w="90" w:type="dxa"/>
-              <w:bottom w:w="50" w:type="dxa"/>
-              <w:right w:w="90" w:type="dxa"/>
-            </w:tcMar>
             <w:vAlign w:val="center"/>
           </w:tcPr>
           <w:p>
@@ -18547,12 +16655,6 @@
               <w:right w:val="single" w:sz="6" w:space="0" w:color="1F3864"/>
             </w:tcBorders>
             <w:shd w:val="clear" w:color="auto" w:fill="4472C4"/>
-            <w:tcMar>
-              <w:top w:w="50" w:type="dxa"/>
-              <w:left w:w="90" w:type="dxa"/>
-              <w:bottom w:w="50" w:type="dxa"/>
-              <w:right w:w="90" w:type="dxa"/>
-            </w:tcMar>
             <w:vAlign w:val="center"/>
           </w:tcPr>
           <w:p>
@@ -18592,12 +16694,6 @@
               <w:right w:val="single" w:sz="6" w:space="0" w:color="1F3864"/>
             </w:tcBorders>
             <w:shd w:val="clear" w:color="auto" w:fill="4472C4"/>
-            <w:tcMar>
-              <w:top w:w="50" w:type="dxa"/>
-              <w:left w:w="90" w:type="dxa"/>
-              <w:bottom w:w="50" w:type="dxa"/>
-              <w:right w:w="90" w:type="dxa"/>
-            </w:tcMar>
             <w:vAlign w:val="center"/>
           </w:tcPr>
           <w:p>
@@ -18637,12 +16733,6 @@
               <w:right w:val="single" w:sz="6" w:space="0" w:color="1F3864"/>
             </w:tcBorders>
             <w:shd w:val="clear" w:color="auto" w:fill="4472C4"/>
-            <w:tcMar>
-              <w:top w:w="50" w:type="dxa"/>
-              <w:left w:w="90" w:type="dxa"/>
-              <w:bottom w:w="50" w:type="dxa"/>
-              <w:right w:w="90" w:type="dxa"/>
-            </w:tcMar>
             <w:vAlign w:val="center"/>
           </w:tcPr>
           <w:p>
@@ -18682,12 +16772,6 @@
               <w:right w:val="single" w:sz="6" w:space="0" w:color="1F3864"/>
             </w:tcBorders>
             <w:shd w:val="clear" w:color="auto" w:fill="4472C4"/>
-            <w:tcMar>
-              <w:top w:w="50" w:type="dxa"/>
-              <w:left w:w="90" w:type="dxa"/>
-              <w:bottom w:w="50" w:type="dxa"/>
-              <w:right w:w="90" w:type="dxa"/>
-            </w:tcMar>
             <w:vAlign w:val="center"/>
           </w:tcPr>
           <w:p>
@@ -18754,12 +16838,6 @@
               <w:right w:val="single" w:sz="6" w:space="0" w:color="1F3864"/>
             </w:tcBorders>
             <w:shd w:val="clear" w:color="auto" w:fill="D9E2F3"/>
-            <w:tcMar>
-              <w:top w:w="50" w:type="dxa"/>
-              <w:left w:w="90" w:type="dxa"/>
-              <w:bottom w:w="50" w:type="dxa"/>
-              <w:right w:w="90" w:type="dxa"/>
-            </w:tcMar>
             <w:vAlign w:val="center"/>
           </w:tcPr>
           <w:p>
@@ -18792,12 +16870,6 @@
               <w:right w:val="single" w:sz="6" w:space="0" w:color="1F3864"/>
             </w:tcBorders>
             <w:shd w:val="clear" w:color="auto" w:fill="D9E2F3"/>
-            <w:tcMar>
-              <w:top w:w="50" w:type="dxa"/>
-              <w:left w:w="90" w:type="dxa"/>
-              <w:bottom w:w="50" w:type="dxa"/>
-              <w:right w:w="90" w:type="dxa"/>
-            </w:tcMar>
             <w:vAlign w:val="center"/>
           </w:tcPr>
           <w:p>
@@ -18830,12 +16902,6 @@
               <w:right w:val="single" w:sz="6" w:space="0" w:color="1F3864"/>
             </w:tcBorders>
             <w:shd w:val="clear" w:color="auto" w:fill="D9E2F3"/>
-            <w:tcMar>
-              <w:top w:w="50" w:type="dxa"/>
-              <w:left w:w="90" w:type="dxa"/>
-              <w:bottom w:w="50" w:type="dxa"/>
-              <w:right w:w="90" w:type="dxa"/>
-            </w:tcMar>
             <w:vAlign w:val="center"/>
           </w:tcPr>
           <w:p>
@@ -18868,12 +16934,6 @@
               <w:right w:val="single" w:sz="6" w:space="0" w:color="1F3864"/>
             </w:tcBorders>
             <w:shd w:val="clear" w:color="auto" w:fill="D9E2F3"/>
-            <w:tcMar>
-              <w:top w:w="50" w:type="dxa"/>
-              <w:left w:w="90" w:type="dxa"/>
-              <w:bottom w:w="50" w:type="dxa"/>
-              <w:right w:w="90" w:type="dxa"/>
-            </w:tcMar>
             <w:vAlign w:val="center"/>
           </w:tcPr>
           <w:p>
@@ -18933,12 +16993,6 @@
               <w:right w:val="single" w:sz="6" w:space="0" w:color="1F3864"/>
             </w:tcBorders>
             <w:shd w:val="clear" w:color="auto" w:fill="D9E2F3"/>
-            <w:tcMar>
-              <w:top w:w="50" w:type="dxa"/>
-              <w:left w:w="90" w:type="dxa"/>
-              <w:bottom w:w="50" w:type="dxa"/>
-              <w:right w:w="90" w:type="dxa"/>
-            </w:tcMar>
             <w:vAlign w:val="center"/>
           </w:tcPr>
           <w:p>
@@ -18971,12 +17025,6 @@
               <w:right w:val="single" w:sz="6" w:space="0" w:color="1F3864"/>
             </w:tcBorders>
             <w:shd w:val="clear" w:color="auto" w:fill="D9E2F3"/>
-            <w:tcMar>
-              <w:top w:w="50" w:type="dxa"/>
-              <w:left w:w="90" w:type="dxa"/>
-              <w:bottom w:w="50" w:type="dxa"/>
-              <w:right w:w="90" w:type="dxa"/>
-            </w:tcMar>
             <w:vAlign w:val="center"/>
           </w:tcPr>
           <w:p>
@@ -19009,12 +17057,6 @@
               <w:right w:val="single" w:sz="6" w:space="0" w:color="1F3864"/>
             </w:tcBorders>
             <w:shd w:val="clear" w:color="auto" w:fill="D9E2F3"/>
-            <w:tcMar>
-              <w:top w:w="50" w:type="dxa"/>
-              <w:left w:w="90" w:type="dxa"/>
-              <w:bottom w:w="50" w:type="dxa"/>
-              <w:right w:w="90" w:type="dxa"/>
-            </w:tcMar>
             <w:vAlign w:val="center"/>
           </w:tcPr>
           <w:p>
@@ -19047,12 +17089,6 @@
               <w:right w:val="single" w:sz="6" w:space="0" w:color="1F3864"/>
             </w:tcBorders>
             <w:shd w:val="clear" w:color="auto" w:fill="D9E2F3"/>
-            <w:tcMar>
-              <w:top w:w="50" w:type="dxa"/>
-              <w:left w:w="90" w:type="dxa"/>
-              <w:bottom w:w="50" w:type="dxa"/>
-              <w:right w:w="90" w:type="dxa"/>
-            </w:tcMar>
             <w:vAlign w:val="center"/>
           </w:tcPr>
           <w:p>
@@ -19112,12 +17148,6 @@
               <w:right w:val="single" w:sz="6" w:space="0" w:color="1F3864"/>
             </w:tcBorders>
             <w:shd w:val="clear" w:color="auto" w:fill="D9E2F3"/>
-            <w:tcMar>
-              <w:top w:w="50" w:type="dxa"/>
-              <w:left w:w="90" w:type="dxa"/>
-              <w:bottom w:w="50" w:type="dxa"/>
-              <w:right w:w="90" w:type="dxa"/>
-            </w:tcMar>
             <w:vAlign w:val="center"/>
           </w:tcPr>
           <w:p>
@@ -19150,12 +17180,6 @@
               <w:right w:val="single" w:sz="6" w:space="0" w:color="1F3864"/>
             </w:tcBorders>
             <w:shd w:val="clear" w:color="auto" w:fill="D9E2F3"/>
-            <w:tcMar>
-              <w:top w:w="50" w:type="dxa"/>
-              <w:left w:w="90" w:type="dxa"/>
-              <w:bottom w:w="50" w:type="dxa"/>
-              <w:right w:w="90" w:type="dxa"/>
-            </w:tcMar>
             <w:vAlign w:val="center"/>
           </w:tcPr>
           <w:p>
@@ -19188,12 +17212,6 @@
               <w:right w:val="single" w:sz="6" w:space="0" w:color="1F3864"/>
             </w:tcBorders>
             <w:shd w:val="clear" w:color="auto" w:fill="D9E2F3"/>
-            <w:tcMar>
-              <w:top w:w="50" w:type="dxa"/>
-              <w:left w:w="90" w:type="dxa"/>
-              <w:bottom w:w="50" w:type="dxa"/>
-              <w:right w:w="90" w:type="dxa"/>
-            </w:tcMar>
             <w:vAlign w:val="center"/>
           </w:tcPr>
           <w:p>
@@ -19226,12 +17244,6 @@
               <w:right w:val="single" w:sz="6" w:space="0" w:color="1F3864"/>
             </w:tcBorders>
             <w:shd w:val="clear" w:color="auto" w:fill="D9E2F3"/>
-            <w:tcMar>
-              <w:top w:w="50" w:type="dxa"/>
-              <w:left w:w="90" w:type="dxa"/>
-              <w:bottom w:w="50" w:type="dxa"/>
-              <w:right w:w="90" w:type="dxa"/>
-            </w:tcMar>
             <w:vAlign w:val="center"/>
           </w:tcPr>
           <w:p>
@@ -19291,12 +17303,6 @@
               <w:right w:val="single" w:sz="6" w:space="0" w:color="1F3864"/>
             </w:tcBorders>
             <w:shd w:val="clear" w:color="auto" w:fill="D9E2F3"/>
-            <w:tcMar>
-              <w:top w:w="50" w:type="dxa"/>
-              <w:left w:w="90" w:type="dxa"/>
-              <w:bottom w:w="50" w:type="dxa"/>
-              <w:right w:w="90" w:type="dxa"/>
-            </w:tcMar>
             <w:vAlign w:val="center"/>
           </w:tcPr>
           <w:p>
@@ -19341,12 +17347,6 @@
               <w:right w:val="single" w:sz="6" w:space="0" w:color="1F3864"/>
             </w:tcBorders>
             <w:shd w:val="clear" w:color="auto" w:fill="4472C4"/>
-            <w:tcMar>
-              <w:top w:w="50" w:type="dxa"/>
-              <w:left w:w="90" w:type="dxa"/>
-              <w:bottom w:w="50" w:type="dxa"/>
-              <w:right w:w="90" w:type="dxa"/>
-            </w:tcMar>
             <w:vAlign w:val="center"/>
           </w:tcPr>
           <w:p>
@@ -19413,12 +17413,6 @@
               <w:right w:val="single" w:sz="6" w:space="0" w:color="1F3864"/>
             </w:tcBorders>
             <w:shd w:val="clear" w:color="auto" w:fill="4472C4"/>
-            <w:tcMar>
-              <w:top w:w="50" w:type="dxa"/>
-              <w:left w:w="90" w:type="dxa"/>
-              <w:bottom w:w="50" w:type="dxa"/>
-              <w:right w:w="90" w:type="dxa"/>
-            </w:tcMar>
             <w:vAlign w:val="center"/>
           </w:tcPr>
           <w:p>
@@ -19458,12 +17452,6 @@
               <w:right w:val="single" w:sz="6" w:space="0" w:color="1F3864"/>
             </w:tcBorders>
             <w:shd w:val="clear" w:color="auto" w:fill="4472C4"/>
-            <w:tcMar>
-              <w:top w:w="50" w:type="dxa"/>
-              <w:left w:w="90" w:type="dxa"/>
-              <w:bottom w:w="50" w:type="dxa"/>
-              <w:right w:w="90" w:type="dxa"/>
-            </w:tcMar>
             <w:vAlign w:val="center"/>
           </w:tcPr>
           <w:p>
@@ -19503,12 +17491,6 @@
               <w:right w:val="single" w:sz="6" w:space="0" w:color="1F3864"/>
             </w:tcBorders>
             <w:shd w:val="clear" w:color="auto" w:fill="4472C4"/>
-            <w:tcMar>
-              <w:top w:w="50" w:type="dxa"/>
-              <w:left w:w="90" w:type="dxa"/>
-              <w:bottom w:w="50" w:type="dxa"/>
-              <w:right w:w="90" w:type="dxa"/>
-            </w:tcMar>
             <w:vAlign w:val="center"/>
           </w:tcPr>
           <w:p>
@@ -19548,12 +17530,6 @@
               <w:right w:val="single" w:sz="6" w:space="0" w:color="1F3864"/>
             </w:tcBorders>
             <w:shd w:val="clear" w:color="auto" w:fill="4472C4"/>
-            <w:tcMar>
-              <w:top w:w="50" w:type="dxa"/>
-              <w:left w:w="90" w:type="dxa"/>
-              <w:bottom w:w="50" w:type="dxa"/>
-              <w:right w:w="90" w:type="dxa"/>
-            </w:tcMar>
             <w:vAlign w:val="center"/>
           </w:tcPr>
           <w:p>
@@ -19620,12 +17596,6 @@
               <w:right w:val="single" w:sz="6" w:space="0" w:color="1F3864"/>
             </w:tcBorders>
             <w:shd w:val="clear" w:color="auto" w:fill="D9E2F3"/>
-            <w:tcMar>
-              <w:top w:w="50" w:type="dxa"/>
-              <w:left w:w="90" w:type="dxa"/>
-              <w:bottom w:w="50" w:type="dxa"/>
-              <w:right w:w="90" w:type="dxa"/>
-            </w:tcMar>
             <w:vAlign w:val="center"/>
           </w:tcPr>
           <w:p>
@@ -19658,12 +17628,6 @@
               <w:right w:val="single" w:sz="6" w:space="0" w:color="1F3864"/>
             </w:tcBorders>
             <w:shd w:val="clear" w:color="auto" w:fill="D9E2F3"/>
-            <w:tcMar>
-              <w:top w:w="50" w:type="dxa"/>
-              <w:left w:w="90" w:type="dxa"/>
-              <w:bottom w:w="50" w:type="dxa"/>
-              <w:right w:w="90" w:type="dxa"/>
-            </w:tcMar>
             <w:vAlign w:val="center"/>
           </w:tcPr>
           <w:p>
@@ -19696,12 +17660,6 @@
               <w:right w:val="single" w:sz="6" w:space="0" w:color="1F3864"/>
             </w:tcBorders>
             <w:shd w:val="clear" w:color="auto" w:fill="D9E2F3"/>
-            <w:tcMar>
-              <w:top w:w="50" w:type="dxa"/>
-              <w:left w:w="90" w:type="dxa"/>
-              <w:bottom w:w="50" w:type="dxa"/>
-              <w:right w:w="90" w:type="dxa"/>
-            </w:tcMar>
             <w:vAlign w:val="center"/>
           </w:tcPr>
           <w:p>
@@ -19734,12 +17692,6 @@
               <w:right w:val="single" w:sz="6" w:space="0" w:color="1F3864"/>
             </w:tcBorders>
             <w:shd w:val="clear" w:color="auto" w:fill="D9E2F3"/>
-            <w:tcMar>
-              <w:top w:w="50" w:type="dxa"/>
-              <w:left w:w="90" w:type="dxa"/>
-              <w:bottom w:w="50" w:type="dxa"/>
-              <w:right w:w="90" w:type="dxa"/>
-            </w:tcMar>
             <w:vAlign w:val="center"/>
           </w:tcPr>
           <w:p>
@@ -19799,12 +17751,6 @@
               <w:right w:val="single" w:sz="6" w:space="0" w:color="1F3864"/>
             </w:tcBorders>
             <w:shd w:val="clear" w:color="auto" w:fill="D9E2F3"/>
-            <w:tcMar>
-              <w:top w:w="50" w:type="dxa"/>
-              <w:left w:w="90" w:type="dxa"/>
-              <w:bottom w:w="50" w:type="dxa"/>
-              <w:right w:w="90" w:type="dxa"/>
-            </w:tcMar>
             <w:vAlign w:val="center"/>
           </w:tcPr>
           <w:p>
@@ -19837,12 +17783,6 @@
               <w:right w:val="single" w:sz="6" w:space="0" w:color="1F3864"/>
             </w:tcBorders>
             <w:shd w:val="clear" w:color="auto" w:fill="D9E2F3"/>
-            <w:tcMar>
-              <w:top w:w="50" w:type="dxa"/>
-              <w:left w:w="90" w:type="dxa"/>
-              <w:bottom w:w="50" w:type="dxa"/>
-              <w:right w:w="90" w:type="dxa"/>
-            </w:tcMar>
             <w:vAlign w:val="center"/>
           </w:tcPr>
           <w:p>
@@ -19875,12 +17815,6 @@
               <w:right w:val="single" w:sz="6" w:space="0" w:color="1F3864"/>
             </w:tcBorders>
             <w:shd w:val="clear" w:color="auto" w:fill="D9E2F3"/>
-            <w:tcMar>
-              <w:top w:w="50" w:type="dxa"/>
-              <w:left w:w="90" w:type="dxa"/>
-              <w:bottom w:w="50" w:type="dxa"/>
-              <w:right w:w="90" w:type="dxa"/>
-            </w:tcMar>
             <w:vAlign w:val="center"/>
           </w:tcPr>
           <w:p>
@@ -19913,12 +17847,6 @@
               <w:right w:val="single" w:sz="6" w:space="0" w:color="1F3864"/>
             </w:tcBorders>
             <w:shd w:val="clear" w:color="auto" w:fill="D9E2F3"/>
-            <w:tcMar>
-              <w:top w:w="50" w:type="dxa"/>
-              <w:left w:w="90" w:type="dxa"/>
-              <w:bottom w:w="50" w:type="dxa"/>
-              <w:right w:w="90" w:type="dxa"/>
-            </w:tcMar>
             <w:vAlign w:val="center"/>
           </w:tcPr>
           <w:p>
@@ -19978,12 +17906,6 @@
               <w:right w:val="single" w:sz="6" w:space="0" w:color="1F3864"/>
             </w:tcBorders>
             <w:shd w:val="clear" w:color="auto" w:fill="D9E2F3"/>
-            <w:tcMar>
-              <w:top w:w="50" w:type="dxa"/>
-              <w:left w:w="90" w:type="dxa"/>
-              <w:bottom w:w="50" w:type="dxa"/>
-              <w:right w:w="90" w:type="dxa"/>
-            </w:tcMar>
             <w:vAlign w:val="center"/>
           </w:tcPr>
           <w:p>
@@ -20016,12 +17938,6 @@
               <w:right w:val="single" w:sz="6" w:space="0" w:color="1F3864"/>
             </w:tcBorders>
             <w:shd w:val="clear" w:color="auto" w:fill="D9E2F3"/>
-            <w:tcMar>
-              <w:top w:w="50" w:type="dxa"/>
-              <w:left w:w="90" w:type="dxa"/>
-              <w:bottom w:w="50" w:type="dxa"/>
-              <w:right w:w="90" w:type="dxa"/>
-            </w:tcMar>
             <w:vAlign w:val="center"/>
           </w:tcPr>
           <w:p>
@@ -20054,12 +17970,6 @@
               <w:right w:val="single" w:sz="6" w:space="0" w:color="1F3864"/>
             </w:tcBorders>
             <w:shd w:val="clear" w:color="auto" w:fill="D9E2F3"/>
-            <w:tcMar>
-              <w:top w:w="50" w:type="dxa"/>
-              <w:left w:w="90" w:type="dxa"/>
-              <w:bottom w:w="50" w:type="dxa"/>
-              <w:right w:w="90" w:type="dxa"/>
-            </w:tcMar>
             <w:vAlign w:val="center"/>
           </w:tcPr>
           <w:p>
@@ -20092,12 +18002,6 @@
               <w:right w:val="single" w:sz="6" w:space="0" w:color="1F3864"/>
             </w:tcBorders>
             <w:shd w:val="clear" w:color="auto" w:fill="D9E2F3"/>
-            <w:tcMar>
-              <w:top w:w="50" w:type="dxa"/>
-              <w:left w:w="90" w:type="dxa"/>
-              <w:bottom w:w="50" w:type="dxa"/>
-              <w:right w:w="90" w:type="dxa"/>
-            </w:tcMar>
             <w:vAlign w:val="center"/>
           </w:tcPr>
           <w:p>
@@ -20157,12 +18061,6 @@
               <w:right w:val="single" w:sz="6" w:space="0" w:color="1F3864"/>
             </w:tcBorders>
             <w:shd w:val="clear" w:color="auto" w:fill="D9E2F3"/>
-            <w:tcMar>
-              <w:top w:w="50" w:type="dxa"/>
-              <w:left w:w="90" w:type="dxa"/>
-              <w:bottom w:w="50" w:type="dxa"/>
-              <w:right w:w="90" w:type="dxa"/>
-            </w:tcMar>
             <w:vAlign w:val="center"/>
           </w:tcPr>
           <w:p>
@@ -20207,12 +18105,6 @@
               <w:right w:val="single" w:sz="6" w:space="0" w:color="1F3864"/>
             </w:tcBorders>
             <w:shd w:val="clear" w:color="auto" w:fill="4472C4"/>
-            <w:tcMar>
-              <w:top w:w="50" w:type="dxa"/>
-              <w:left w:w="90" w:type="dxa"/>
-              <w:bottom w:w="50" w:type="dxa"/>
-              <w:right w:w="90" w:type="dxa"/>
-            </w:tcMar>
             <w:vAlign w:val="center"/>
           </w:tcPr>
           <w:p>
@@ -20279,12 +18171,6 @@
               <w:right w:val="single" w:sz="6" w:space="0" w:color="1F3864"/>
             </w:tcBorders>
             <w:shd w:val="clear" w:color="auto" w:fill="4472C4"/>
-            <w:tcMar>
-              <w:top w:w="50" w:type="dxa"/>
-              <w:left w:w="90" w:type="dxa"/>
-              <w:bottom w:w="50" w:type="dxa"/>
-              <w:right w:w="90" w:type="dxa"/>
-            </w:tcMar>
             <w:vAlign w:val="center"/>
           </w:tcPr>
           <w:p>
@@ -20324,12 +18210,6 @@
               <w:right w:val="single" w:sz="6" w:space="0" w:color="1F3864"/>
             </w:tcBorders>
             <w:shd w:val="clear" w:color="auto" w:fill="4472C4"/>
-            <w:tcMar>
-              <w:top w:w="50" w:type="dxa"/>
-              <w:left w:w="90" w:type="dxa"/>
-              <w:bottom w:w="50" w:type="dxa"/>
-              <w:right w:w="90" w:type="dxa"/>
-            </w:tcMar>
             <w:vAlign w:val="center"/>
           </w:tcPr>
           <w:p>
@@ -20369,12 +18249,6 @@
               <w:right w:val="single" w:sz="6" w:space="0" w:color="1F3864"/>
             </w:tcBorders>
             <w:shd w:val="clear" w:color="auto" w:fill="4472C4"/>
-            <w:tcMar>
-              <w:top w:w="50" w:type="dxa"/>
-              <w:left w:w="90" w:type="dxa"/>
-              <w:bottom w:w="50" w:type="dxa"/>
-              <w:right w:w="90" w:type="dxa"/>
-            </w:tcMar>
             <w:vAlign w:val="center"/>
           </w:tcPr>
           <w:p>
@@ -20414,12 +18288,6 @@
               <w:right w:val="single" w:sz="6" w:space="0" w:color="1F3864"/>
             </w:tcBorders>
             <w:shd w:val="clear" w:color="auto" w:fill="4472C4"/>
-            <w:tcMar>
-              <w:top w:w="50" w:type="dxa"/>
-              <w:left w:w="90" w:type="dxa"/>
-              <w:bottom w:w="50" w:type="dxa"/>
-              <w:right w:w="90" w:type="dxa"/>
-            </w:tcMar>
             <w:vAlign w:val="center"/>
           </w:tcPr>
           <w:p>
@@ -20486,12 +18354,6 @@
               <w:right w:val="single" w:sz="6" w:space="0" w:color="1F3864"/>
             </w:tcBorders>
             <w:shd w:val="clear" w:color="auto" w:fill="D9E2F3"/>
-            <w:tcMar>
-              <w:top w:w="50" w:type="dxa"/>
-              <w:left w:w="90" w:type="dxa"/>
-              <w:bottom w:w="50" w:type="dxa"/>
-              <w:right w:w="90" w:type="dxa"/>
-            </w:tcMar>
             <w:vAlign w:val="center"/>
           </w:tcPr>
           <w:p>
@@ -20524,12 +18386,6 @@
               <w:right w:val="single" w:sz="6" w:space="0" w:color="1F3864"/>
             </w:tcBorders>
             <w:shd w:val="clear" w:color="auto" w:fill="D9E2F3"/>
-            <w:tcMar>
-              <w:top w:w="50" w:type="dxa"/>
-              <w:left w:w="90" w:type="dxa"/>
-              <w:bottom w:w="50" w:type="dxa"/>
-              <w:right w:w="90" w:type="dxa"/>
-            </w:tcMar>
             <w:vAlign w:val="center"/>
           </w:tcPr>
           <w:p>
@@ -20562,12 +18418,6 @@
               <w:right w:val="single" w:sz="6" w:space="0" w:color="1F3864"/>
             </w:tcBorders>
             <w:shd w:val="clear" w:color="auto" w:fill="D9E2F3"/>
-            <w:tcMar>
-              <w:top w:w="50" w:type="dxa"/>
-              <w:left w:w="90" w:type="dxa"/>
-              <w:bottom w:w="50" w:type="dxa"/>
-              <w:right w:w="90" w:type="dxa"/>
-            </w:tcMar>
             <w:vAlign w:val="center"/>
           </w:tcPr>
           <w:p>
@@ -20618,12 +18468,6 @@
               <w:right w:val="single" w:sz="6" w:space="0" w:color="1F3864"/>
             </w:tcBorders>
             <w:shd w:val="clear" w:color="auto" w:fill="D9E2F3"/>
-            <w:tcMar>
-              <w:top w:w="50" w:type="dxa"/>
-              <w:left w:w="90" w:type="dxa"/>
-              <w:bottom w:w="50" w:type="dxa"/>
-              <w:right w:w="90" w:type="dxa"/>
-            </w:tcMar>
             <w:vAlign w:val="center"/>
           </w:tcPr>
           <w:p>
@@ -20683,12 +18527,6 @@
               <w:right w:val="single" w:sz="6" w:space="0" w:color="1F3864"/>
             </w:tcBorders>
             <w:shd w:val="clear" w:color="auto" w:fill="D9E2F3"/>
-            <w:tcMar>
-              <w:top w:w="50" w:type="dxa"/>
-              <w:left w:w="90" w:type="dxa"/>
-              <w:bottom w:w="50" w:type="dxa"/>
-              <w:right w:w="90" w:type="dxa"/>
-            </w:tcMar>
             <w:vAlign w:val="center"/>
           </w:tcPr>
           <w:p>
@@ -20721,12 +18559,6 @@
               <w:right w:val="single" w:sz="6" w:space="0" w:color="1F3864"/>
             </w:tcBorders>
             <w:shd w:val="clear" w:color="auto" w:fill="D9E2F3"/>
-            <w:tcMar>
-              <w:top w:w="50" w:type="dxa"/>
-              <w:left w:w="90" w:type="dxa"/>
-              <w:bottom w:w="50" w:type="dxa"/>
-              <w:right w:w="90" w:type="dxa"/>
-            </w:tcMar>
             <w:vAlign w:val="center"/>
           </w:tcPr>
           <w:p>
@@ -20759,12 +18591,6 @@
               <w:right w:val="single" w:sz="6" w:space="0" w:color="1F3864"/>
             </w:tcBorders>
             <w:shd w:val="clear" w:color="auto" w:fill="D9E2F3"/>
-            <w:tcMar>
-              <w:top w:w="50" w:type="dxa"/>
-              <w:left w:w="90" w:type="dxa"/>
-              <w:bottom w:w="50" w:type="dxa"/>
-              <w:right w:w="90" w:type="dxa"/>
-            </w:tcMar>
             <w:vAlign w:val="center"/>
           </w:tcPr>
           <w:p>
@@ -20797,12 +18623,6 @@
               <w:right w:val="single" w:sz="6" w:space="0" w:color="1F3864"/>
             </w:tcBorders>
             <w:shd w:val="clear" w:color="auto" w:fill="D9E2F3"/>
-            <w:tcMar>
-              <w:top w:w="50" w:type="dxa"/>
-              <w:left w:w="90" w:type="dxa"/>
-              <w:bottom w:w="50" w:type="dxa"/>
-              <w:right w:w="90" w:type="dxa"/>
-            </w:tcMar>
             <w:vAlign w:val="center"/>
           </w:tcPr>
           <w:p>
@@ -20862,12 +18682,6 @@
               <w:right w:val="single" w:sz="6" w:space="0" w:color="1F3864"/>
             </w:tcBorders>
             <w:shd w:val="clear" w:color="auto" w:fill="D9E2F3"/>
-            <w:tcMar>
-              <w:top w:w="50" w:type="dxa"/>
-              <w:left w:w="90" w:type="dxa"/>
-              <w:bottom w:w="50" w:type="dxa"/>
-              <w:right w:w="90" w:type="dxa"/>
-            </w:tcMar>
             <w:vAlign w:val="center"/>
           </w:tcPr>
           <w:p>
@@ -20900,12 +18714,6 @@
               <w:right w:val="single" w:sz="6" w:space="0" w:color="1F3864"/>
             </w:tcBorders>
             <w:shd w:val="clear" w:color="auto" w:fill="D9E2F3"/>
-            <w:tcMar>
-              <w:top w:w="50" w:type="dxa"/>
-              <w:left w:w="90" w:type="dxa"/>
-              <w:bottom w:w="50" w:type="dxa"/>
-              <w:right w:w="90" w:type="dxa"/>
-            </w:tcMar>
             <w:vAlign w:val="center"/>
           </w:tcPr>
           <w:p>
@@ -20938,12 +18746,6 @@
               <w:right w:val="single" w:sz="6" w:space="0" w:color="1F3864"/>
             </w:tcBorders>
             <w:shd w:val="clear" w:color="auto" w:fill="D9E2F3"/>
-            <w:tcMar>
-              <w:top w:w="50" w:type="dxa"/>
-              <w:left w:w="90" w:type="dxa"/>
-              <w:bottom w:w="50" w:type="dxa"/>
-              <w:right w:w="90" w:type="dxa"/>
-            </w:tcMar>
             <w:vAlign w:val="center"/>
           </w:tcPr>
           <w:p>
@@ -20976,12 +18778,6 @@
               <w:right w:val="single" w:sz="6" w:space="0" w:color="1F3864"/>
             </w:tcBorders>
             <w:shd w:val="clear" w:color="auto" w:fill="D9E2F3"/>
-            <w:tcMar>
-              <w:top w:w="50" w:type="dxa"/>
-              <w:left w:w="90" w:type="dxa"/>
-              <w:bottom w:w="50" w:type="dxa"/>
-              <w:right w:w="90" w:type="dxa"/>
-            </w:tcMar>
             <w:vAlign w:val="center"/>
           </w:tcPr>
           <w:p>
@@ -21041,12 +18837,6 @@
               <w:right w:val="single" w:sz="6" w:space="0" w:color="1F3864"/>
             </w:tcBorders>
             <w:shd w:val="clear" w:color="auto" w:fill="D9E2F3"/>
-            <w:tcMar>
-              <w:top w:w="50" w:type="dxa"/>
-              <w:left w:w="90" w:type="dxa"/>
-              <w:bottom w:w="50" w:type="dxa"/>
-              <w:right w:w="90" w:type="dxa"/>
-            </w:tcMar>
             <w:vAlign w:val="center"/>
           </w:tcPr>
           <w:p>
@@ -21091,12 +18881,6 @@
               <w:right w:val="single" w:sz="6" w:space="0" w:color="1F3864"/>
             </w:tcBorders>
             <w:shd w:val="clear" w:color="auto" w:fill="4472C4"/>
-            <w:tcMar>
-              <w:top w:w="50" w:type="dxa"/>
-              <w:left w:w="90" w:type="dxa"/>
-              <w:bottom w:w="50" w:type="dxa"/>
-              <w:right w:w="90" w:type="dxa"/>
-            </w:tcMar>
             <w:vAlign w:val="center"/>
           </w:tcPr>
           <w:p>
@@ -21163,12 +18947,6 @@
               <w:right w:val="single" w:sz="6" w:space="0" w:color="1F3864"/>
             </w:tcBorders>
             <w:shd w:val="clear" w:color="auto" w:fill="4472C4"/>
-            <w:tcMar>
-              <w:top w:w="50" w:type="dxa"/>
-              <w:left w:w="90" w:type="dxa"/>
-              <w:bottom w:w="50" w:type="dxa"/>
-              <w:right w:w="90" w:type="dxa"/>
-            </w:tcMar>
             <w:vAlign w:val="center"/>
           </w:tcPr>
           <w:p>
@@ -21208,12 +18986,6 @@
               <w:right w:val="single" w:sz="6" w:space="0" w:color="1F3864"/>
             </w:tcBorders>
             <w:shd w:val="clear" w:color="auto" w:fill="4472C4"/>
-            <w:tcMar>
-              <w:top w:w="50" w:type="dxa"/>
-              <w:left w:w="90" w:type="dxa"/>
-              <w:bottom w:w="50" w:type="dxa"/>
-              <w:right w:w="90" w:type="dxa"/>
-            </w:tcMar>
             <w:vAlign w:val="center"/>
           </w:tcPr>
           <w:p>
@@ -21253,12 +19025,6 @@
               <w:right w:val="single" w:sz="6" w:space="0" w:color="1F3864"/>
             </w:tcBorders>
             <w:shd w:val="clear" w:color="auto" w:fill="4472C4"/>
-            <w:tcMar>
-              <w:top w:w="50" w:type="dxa"/>
-              <w:left w:w="90" w:type="dxa"/>
-              <w:bottom w:w="50" w:type="dxa"/>
-              <w:right w:w="90" w:type="dxa"/>
-            </w:tcMar>
             <w:vAlign w:val="center"/>
           </w:tcPr>
           <w:p>
@@ -21298,12 +19064,6 @@
               <w:right w:val="single" w:sz="6" w:space="0" w:color="1F3864"/>
             </w:tcBorders>
             <w:shd w:val="clear" w:color="auto" w:fill="4472C4"/>
-            <w:tcMar>
-              <w:top w:w="50" w:type="dxa"/>
-              <w:left w:w="90" w:type="dxa"/>
-              <w:bottom w:w="50" w:type="dxa"/>
-              <w:right w:w="90" w:type="dxa"/>
-            </w:tcMar>
             <w:vAlign w:val="center"/>
           </w:tcPr>
           <w:p>
@@ -21370,12 +19130,6 @@
               <w:right w:val="single" w:sz="6" w:space="0" w:color="1F3864"/>
             </w:tcBorders>
             <w:shd w:val="clear" w:color="auto" w:fill="D9E2F3"/>
-            <w:tcMar>
-              <w:top w:w="50" w:type="dxa"/>
-              <w:left w:w="90" w:type="dxa"/>
-              <w:bottom w:w="50" w:type="dxa"/>
-              <w:right w:w="90" w:type="dxa"/>
-            </w:tcMar>
             <w:vAlign w:val="center"/>
           </w:tcPr>
           <w:p>
@@ -21408,12 +19162,6 @@
               <w:right w:val="single" w:sz="6" w:space="0" w:color="1F3864"/>
             </w:tcBorders>
             <w:shd w:val="clear" w:color="auto" w:fill="D9E2F3"/>
-            <w:tcMar>
-              <w:top w:w="50" w:type="dxa"/>
-              <w:left w:w="90" w:type="dxa"/>
-              <w:bottom w:w="50" w:type="dxa"/>
-              <w:right w:w="90" w:type="dxa"/>
-            </w:tcMar>
             <w:vAlign w:val="center"/>
           </w:tcPr>
           <w:p>
@@ -21446,12 +19194,6 @@
               <w:right w:val="single" w:sz="6" w:space="0" w:color="1F3864"/>
             </w:tcBorders>
             <w:shd w:val="clear" w:color="auto" w:fill="D9E2F3"/>
-            <w:tcMar>
-              <w:top w:w="50" w:type="dxa"/>
-              <w:left w:w="90" w:type="dxa"/>
-              <w:bottom w:w="50" w:type="dxa"/>
-              <w:right w:w="90" w:type="dxa"/>
-            </w:tcMar>
             <w:vAlign w:val="center"/>
           </w:tcPr>
           <w:p>
@@ -21484,12 +19226,6 @@
               <w:right w:val="single" w:sz="6" w:space="0" w:color="1F3864"/>
             </w:tcBorders>
             <w:shd w:val="clear" w:color="auto" w:fill="D9E2F3"/>
-            <w:tcMar>
-              <w:top w:w="50" w:type="dxa"/>
-              <w:left w:w="90" w:type="dxa"/>
-              <w:bottom w:w="50" w:type="dxa"/>
-              <w:right w:w="90" w:type="dxa"/>
-            </w:tcMar>
             <w:vAlign w:val="center"/>
           </w:tcPr>
           <w:p>
@@ -21549,12 +19285,6 @@
               <w:right w:val="single" w:sz="6" w:space="0" w:color="1F3864"/>
             </w:tcBorders>
             <w:shd w:val="clear" w:color="auto" w:fill="D9E2F3"/>
-            <w:tcMar>
-              <w:top w:w="50" w:type="dxa"/>
-              <w:left w:w="90" w:type="dxa"/>
-              <w:bottom w:w="50" w:type="dxa"/>
-              <w:right w:w="90" w:type="dxa"/>
-            </w:tcMar>
             <w:vAlign w:val="center"/>
           </w:tcPr>
           <w:p>
@@ -21587,12 +19317,6 @@
               <w:right w:val="single" w:sz="6" w:space="0" w:color="1F3864"/>
             </w:tcBorders>
             <w:shd w:val="clear" w:color="auto" w:fill="D9E2F3"/>
-            <w:tcMar>
-              <w:top w:w="50" w:type="dxa"/>
-              <w:left w:w="90" w:type="dxa"/>
-              <w:bottom w:w="50" w:type="dxa"/>
-              <w:right w:w="90" w:type="dxa"/>
-            </w:tcMar>
             <w:vAlign w:val="center"/>
           </w:tcPr>
           <w:p>
@@ -21625,12 +19349,6 @@
               <w:right w:val="single" w:sz="6" w:space="0" w:color="1F3864"/>
             </w:tcBorders>
             <w:shd w:val="clear" w:color="auto" w:fill="D9E2F3"/>
-            <w:tcMar>
-              <w:top w:w="50" w:type="dxa"/>
-              <w:left w:w="90" w:type="dxa"/>
-              <w:bottom w:w="50" w:type="dxa"/>
-              <w:right w:w="90" w:type="dxa"/>
-            </w:tcMar>
             <w:vAlign w:val="center"/>
           </w:tcPr>
           <w:p>
@@ -21663,12 +19381,6 @@
               <w:right w:val="single" w:sz="6" w:space="0" w:color="1F3864"/>
             </w:tcBorders>
             <w:shd w:val="clear" w:color="auto" w:fill="D9E2F3"/>
-            <w:tcMar>
-              <w:top w:w="50" w:type="dxa"/>
-              <w:left w:w="90" w:type="dxa"/>
-              <w:bottom w:w="50" w:type="dxa"/>
-              <w:right w:w="90" w:type="dxa"/>
-            </w:tcMar>
             <w:vAlign w:val="center"/>
           </w:tcPr>
           <w:p>
@@ -21728,12 +19440,6 @@
               <w:right w:val="single" w:sz="6" w:space="0" w:color="1F3864"/>
             </w:tcBorders>
             <w:shd w:val="clear" w:color="auto" w:fill="D9E2F3"/>
-            <w:tcMar>
-              <w:top w:w="50" w:type="dxa"/>
-              <w:left w:w="90" w:type="dxa"/>
-              <w:bottom w:w="50" w:type="dxa"/>
-              <w:right w:w="90" w:type="dxa"/>
-            </w:tcMar>
             <w:vAlign w:val="center"/>
           </w:tcPr>
           <w:p>
@@ -21766,12 +19472,6 @@
               <w:right w:val="single" w:sz="6" w:space="0" w:color="1F3864"/>
             </w:tcBorders>
             <w:shd w:val="clear" w:color="auto" w:fill="D9E2F3"/>
-            <w:tcMar>
-              <w:top w:w="50" w:type="dxa"/>
-              <w:left w:w="90" w:type="dxa"/>
-              <w:bottom w:w="50" w:type="dxa"/>
-              <w:right w:w="90" w:type="dxa"/>
-            </w:tcMar>
             <w:vAlign w:val="center"/>
           </w:tcPr>
           <w:p>
@@ -21804,12 +19504,6 @@
               <w:right w:val="single" w:sz="6" w:space="0" w:color="1F3864"/>
             </w:tcBorders>
             <w:shd w:val="clear" w:color="auto" w:fill="D9E2F3"/>
-            <w:tcMar>
-              <w:top w:w="50" w:type="dxa"/>
-              <w:left w:w="90" w:type="dxa"/>
-              <w:bottom w:w="50" w:type="dxa"/>
-              <w:right w:w="90" w:type="dxa"/>
-            </w:tcMar>
             <w:vAlign w:val="center"/>
           </w:tcPr>
           <w:p>
@@ -21842,12 +19536,6 @@
               <w:right w:val="single" w:sz="6" w:space="0" w:color="1F3864"/>
             </w:tcBorders>
             <w:shd w:val="clear" w:color="auto" w:fill="D9E2F3"/>
-            <w:tcMar>
-              <w:top w:w="50" w:type="dxa"/>
-              <w:left w:w="90" w:type="dxa"/>
-              <w:bottom w:w="50" w:type="dxa"/>
-              <w:right w:w="90" w:type="dxa"/>
-            </w:tcMar>
             <w:vAlign w:val="center"/>
           </w:tcPr>
           <w:p>
@@ -21907,12 +19595,6 @@
               <w:right w:val="single" w:sz="6" w:space="0" w:color="1F3864"/>
             </w:tcBorders>
             <w:shd w:val="clear" w:color="auto" w:fill="D9E2F3"/>
-            <w:tcMar>
-              <w:top w:w="50" w:type="dxa"/>
-              <w:left w:w="90" w:type="dxa"/>
-              <w:bottom w:w="50" w:type="dxa"/>
-              <w:right w:w="90" w:type="dxa"/>
-            </w:tcMar>
             <w:vAlign w:val="center"/>
           </w:tcPr>
           <w:p>
@@ -21957,12 +19639,6 @@
               <w:right w:val="single" w:sz="6" w:space="0" w:color="1F3864"/>
             </w:tcBorders>
             <w:shd w:val="clear" w:color="auto" w:fill="4472C4"/>
-            <w:tcMar>
-              <w:top w:w="50" w:type="dxa"/>
-              <w:left w:w="90" w:type="dxa"/>
-              <w:bottom w:w="50" w:type="dxa"/>
-              <w:right w:w="90" w:type="dxa"/>
-            </w:tcMar>
             <w:vAlign w:val="center"/>
           </w:tcPr>
           <w:p>
@@ -22029,12 +19705,6 @@
               <w:right w:val="single" w:sz="6" w:space="0" w:color="1F3864"/>
             </w:tcBorders>
             <w:shd w:val="clear" w:color="auto" w:fill="4472C4"/>
-            <w:tcMar>
-              <w:top w:w="50" w:type="dxa"/>
-              <w:left w:w="90" w:type="dxa"/>
-              <w:bottom w:w="50" w:type="dxa"/>
-              <w:right w:w="90" w:type="dxa"/>
-            </w:tcMar>
             <w:vAlign w:val="center"/>
           </w:tcPr>
           <w:p>
@@ -22074,12 +19744,6 @@
               <w:right w:val="single" w:sz="6" w:space="0" w:color="1F3864"/>
             </w:tcBorders>
             <w:shd w:val="clear" w:color="auto" w:fill="4472C4"/>
-            <w:tcMar>
-              <w:top w:w="50" w:type="dxa"/>
-              <w:left w:w="90" w:type="dxa"/>
-              <w:bottom w:w="50" w:type="dxa"/>
-              <w:right w:w="90" w:type="dxa"/>
-            </w:tcMar>
             <w:vAlign w:val="center"/>
           </w:tcPr>
           <w:p>
@@ -22119,12 +19783,6 @@
               <w:right w:val="single" w:sz="6" w:space="0" w:color="1F3864"/>
             </w:tcBorders>
             <w:shd w:val="clear" w:color="auto" w:fill="4472C4"/>
-            <w:tcMar>
-              <w:top w:w="50" w:type="dxa"/>
-              <w:left w:w="90" w:type="dxa"/>
-              <w:bottom w:w="50" w:type="dxa"/>
-              <w:right w:w="90" w:type="dxa"/>
-            </w:tcMar>
             <w:vAlign w:val="center"/>
           </w:tcPr>
           <w:p>
@@ -22164,12 +19822,6 @@
               <w:right w:val="single" w:sz="6" w:space="0" w:color="1F3864"/>
             </w:tcBorders>
             <w:shd w:val="clear" w:color="auto" w:fill="4472C4"/>
-            <w:tcMar>
-              <w:top w:w="50" w:type="dxa"/>
-              <w:left w:w="90" w:type="dxa"/>
-              <w:bottom w:w="50" w:type="dxa"/>
-              <w:right w:w="90" w:type="dxa"/>
-            </w:tcMar>
             <w:vAlign w:val="center"/>
           </w:tcPr>
           <w:p>
@@ -22236,12 +19888,6 @@
               <w:right w:val="single" w:sz="6" w:space="0" w:color="1F3864"/>
             </w:tcBorders>
             <w:shd w:val="clear" w:color="auto" w:fill="D9E2F3"/>
-            <w:tcMar>
-              <w:top w:w="50" w:type="dxa"/>
-              <w:left w:w="90" w:type="dxa"/>
-              <w:bottom w:w="50" w:type="dxa"/>
-              <w:right w:w="90" w:type="dxa"/>
-            </w:tcMar>
             <w:vAlign w:val="center"/>
           </w:tcPr>
           <w:p>
@@ -22274,12 +19920,6 @@
               <w:right w:val="single" w:sz="6" w:space="0" w:color="1F3864"/>
             </w:tcBorders>
             <w:shd w:val="clear" w:color="auto" w:fill="D9E2F3"/>
-            <w:tcMar>
-              <w:top w:w="50" w:type="dxa"/>
-              <w:left w:w="90" w:type="dxa"/>
-              <w:bottom w:w="50" w:type="dxa"/>
-              <w:right w:w="90" w:type="dxa"/>
-            </w:tcMar>
             <w:vAlign w:val="center"/>
           </w:tcPr>
           <w:p>
@@ -22312,12 +19952,6 @@
               <w:right w:val="single" w:sz="6" w:space="0" w:color="1F3864"/>
             </w:tcBorders>
             <w:shd w:val="clear" w:color="auto" w:fill="D9E2F3"/>
-            <w:tcMar>
-              <w:top w:w="50" w:type="dxa"/>
-              <w:left w:w="90" w:type="dxa"/>
-              <w:bottom w:w="50" w:type="dxa"/>
-              <w:right w:w="90" w:type="dxa"/>
-            </w:tcMar>
             <w:vAlign w:val="center"/>
           </w:tcPr>
           <w:p>
@@ -22350,12 +19984,6 @@
               <w:right w:val="single" w:sz="6" w:space="0" w:color="1F3864"/>
             </w:tcBorders>
             <w:shd w:val="clear" w:color="auto" w:fill="D9E2F3"/>
-            <w:tcMar>
-              <w:top w:w="50" w:type="dxa"/>
-              <w:left w:w="90" w:type="dxa"/>
-              <w:bottom w:w="50" w:type="dxa"/>
-              <w:right w:w="90" w:type="dxa"/>
-            </w:tcMar>
             <w:vAlign w:val="center"/>
           </w:tcPr>
           <w:p>
@@ -22415,12 +20043,6 @@
               <w:right w:val="single" w:sz="6" w:space="0" w:color="1F3864"/>
             </w:tcBorders>
             <w:shd w:val="clear" w:color="auto" w:fill="D9E2F3"/>
-            <w:tcMar>
-              <w:top w:w="50" w:type="dxa"/>
-              <w:left w:w="90" w:type="dxa"/>
-              <w:bottom w:w="50" w:type="dxa"/>
-              <w:right w:w="90" w:type="dxa"/>
-            </w:tcMar>
             <w:vAlign w:val="center"/>
           </w:tcPr>
           <w:p>
@@ -22453,12 +20075,6 @@
               <w:right w:val="single" w:sz="6" w:space="0" w:color="1F3864"/>
             </w:tcBorders>
             <w:shd w:val="clear" w:color="auto" w:fill="D9E2F3"/>
-            <w:tcMar>
-              <w:top w:w="50" w:type="dxa"/>
-              <w:left w:w="90" w:type="dxa"/>
-              <w:bottom w:w="50" w:type="dxa"/>
-              <w:right w:w="90" w:type="dxa"/>
-            </w:tcMar>
             <w:vAlign w:val="center"/>
           </w:tcPr>
           <w:p>
@@ -22491,12 +20107,6 @@
               <w:right w:val="single" w:sz="6" w:space="0" w:color="1F3864"/>
             </w:tcBorders>
             <w:shd w:val="clear" w:color="auto" w:fill="D9E2F3"/>
-            <w:tcMar>
-              <w:top w:w="50" w:type="dxa"/>
-              <w:left w:w="90" w:type="dxa"/>
-              <w:bottom w:w="50" w:type="dxa"/>
-              <w:right w:w="90" w:type="dxa"/>
-            </w:tcMar>
             <w:vAlign w:val="center"/>
           </w:tcPr>
           <w:p>
@@ -22529,12 +20139,6 @@
               <w:right w:val="single" w:sz="6" w:space="0" w:color="1F3864"/>
             </w:tcBorders>
             <w:shd w:val="clear" w:color="auto" w:fill="D9E2F3"/>
-            <w:tcMar>
-              <w:top w:w="50" w:type="dxa"/>
-              <w:left w:w="90" w:type="dxa"/>
-              <w:bottom w:w="50" w:type="dxa"/>
-              <w:right w:w="90" w:type="dxa"/>
-            </w:tcMar>
             <w:vAlign w:val="center"/>
           </w:tcPr>
           <w:p>
@@ -22594,12 +20198,6 @@
               <w:right w:val="single" w:sz="6" w:space="0" w:color="1F3864"/>
             </w:tcBorders>
             <w:shd w:val="clear" w:color="auto" w:fill="D9E2F3"/>
-            <w:tcMar>
-              <w:top w:w="50" w:type="dxa"/>
-              <w:left w:w="90" w:type="dxa"/>
-              <w:bottom w:w="50" w:type="dxa"/>
-              <w:right w:w="90" w:type="dxa"/>
-            </w:tcMar>
             <w:vAlign w:val="center"/>
           </w:tcPr>
           <w:p>
@@ -22632,12 +20230,6 @@
               <w:right w:val="single" w:sz="6" w:space="0" w:color="1F3864"/>
             </w:tcBorders>
             <w:shd w:val="clear" w:color="auto" w:fill="D9E2F3"/>
-            <w:tcMar>
-              <w:top w:w="50" w:type="dxa"/>
-              <w:left w:w="90" w:type="dxa"/>
-              <w:bottom w:w="50" w:type="dxa"/>
-              <w:right w:w="90" w:type="dxa"/>
-            </w:tcMar>
             <w:vAlign w:val="center"/>
           </w:tcPr>
           <w:p>
@@ -22670,12 +20262,6 @@
               <w:right w:val="single" w:sz="6" w:space="0" w:color="1F3864"/>
             </w:tcBorders>
             <w:shd w:val="clear" w:color="auto" w:fill="D9E2F3"/>
-            <w:tcMar>
-              <w:top w:w="50" w:type="dxa"/>
-              <w:left w:w="90" w:type="dxa"/>
-              <w:bottom w:w="50" w:type="dxa"/>
-              <w:right w:w="90" w:type="dxa"/>
-            </w:tcMar>
             <w:vAlign w:val="center"/>
           </w:tcPr>
           <w:p>
@@ -22708,12 +20294,6 @@
               <w:right w:val="single" w:sz="6" w:space="0" w:color="1F3864"/>
             </w:tcBorders>
             <w:shd w:val="clear" w:color="auto" w:fill="D9E2F3"/>
-            <w:tcMar>
-              <w:top w:w="50" w:type="dxa"/>
-              <w:left w:w="90" w:type="dxa"/>
-              <w:bottom w:w="50" w:type="dxa"/>
-              <w:right w:w="90" w:type="dxa"/>
-            </w:tcMar>
             <w:vAlign w:val="center"/>
           </w:tcPr>
           <w:p>
@@ -22773,12 +20353,6 @@
               <w:right w:val="single" w:sz="6" w:space="0" w:color="1F3864"/>
             </w:tcBorders>
             <w:shd w:val="clear" w:color="auto" w:fill="D9E2F3"/>
-            <w:tcMar>
-              <w:top w:w="50" w:type="dxa"/>
-              <w:left w:w="90" w:type="dxa"/>
-              <w:bottom w:w="50" w:type="dxa"/>
-              <w:right w:w="90" w:type="dxa"/>
-            </w:tcMar>
             <w:vAlign w:val="center"/>
           </w:tcPr>
           <w:p>
@@ -22823,12 +20397,6 @@
               <w:right w:val="single" w:sz="6" w:space="0" w:color="1F3864"/>
             </w:tcBorders>
             <w:shd w:val="clear" w:color="auto" w:fill="4472C4"/>
-            <w:tcMar>
-              <w:top w:w="50" w:type="dxa"/>
-              <w:left w:w="90" w:type="dxa"/>
-              <w:bottom w:w="50" w:type="dxa"/>
-              <w:right w:w="90" w:type="dxa"/>
-            </w:tcMar>
             <w:vAlign w:val="center"/>
           </w:tcPr>
           <w:p>
@@ -22895,12 +20463,6 @@
               <w:right w:val="single" w:sz="6" w:space="0" w:color="1F3864"/>
             </w:tcBorders>
             <w:shd w:val="clear" w:color="auto" w:fill="4472C4"/>
-            <w:tcMar>
-              <w:top w:w="50" w:type="dxa"/>
-              <w:left w:w="90" w:type="dxa"/>
-              <w:bottom w:w="50" w:type="dxa"/>
-              <w:right w:w="90" w:type="dxa"/>
-            </w:tcMar>
             <w:vAlign w:val="center"/>
           </w:tcPr>
           <w:p>
@@ -22940,12 +20502,6 @@
               <w:right w:val="single" w:sz="6" w:space="0" w:color="1F3864"/>
             </w:tcBorders>
             <w:shd w:val="clear" w:color="auto" w:fill="4472C4"/>
-            <w:tcMar>
-              <w:top w:w="50" w:type="dxa"/>
-              <w:left w:w="90" w:type="dxa"/>
-              <w:bottom w:w="50" w:type="dxa"/>
-              <w:right w:w="90" w:type="dxa"/>
-            </w:tcMar>
             <w:vAlign w:val="center"/>
           </w:tcPr>
           <w:p>
@@ -22985,12 +20541,6 @@
               <w:right w:val="single" w:sz="6" w:space="0" w:color="1F3864"/>
             </w:tcBorders>
             <w:shd w:val="clear" w:color="auto" w:fill="4472C4"/>
-            <w:tcMar>
-              <w:top w:w="50" w:type="dxa"/>
-              <w:left w:w="90" w:type="dxa"/>
-              <w:bottom w:w="50" w:type="dxa"/>
-              <w:right w:w="90" w:type="dxa"/>
-            </w:tcMar>
             <w:vAlign w:val="center"/>
           </w:tcPr>
           <w:p>
@@ -23030,12 +20580,6 @@
               <w:right w:val="single" w:sz="6" w:space="0" w:color="1F3864"/>
             </w:tcBorders>
             <w:shd w:val="clear" w:color="auto" w:fill="4472C4"/>
-            <w:tcMar>
-              <w:top w:w="50" w:type="dxa"/>
-              <w:left w:w="90" w:type="dxa"/>
-              <w:bottom w:w="50" w:type="dxa"/>
-              <w:right w:w="90" w:type="dxa"/>
-            </w:tcMar>
             <w:vAlign w:val="center"/>
           </w:tcPr>
           <w:p>
@@ -23102,12 +20646,6 @@
               <w:right w:val="single" w:sz="6" w:space="0" w:color="1F3864"/>
             </w:tcBorders>
             <w:shd w:val="clear" w:color="auto" w:fill="D9E2F3"/>
-            <w:tcMar>
-              <w:top w:w="50" w:type="dxa"/>
-              <w:left w:w="90" w:type="dxa"/>
-              <w:bottom w:w="50" w:type="dxa"/>
-              <w:right w:w="90" w:type="dxa"/>
-            </w:tcMar>
             <w:vAlign w:val="center"/>
           </w:tcPr>
           <w:p>
@@ -23140,12 +20678,6 @@
               <w:right w:val="single" w:sz="6" w:space="0" w:color="1F3864"/>
             </w:tcBorders>
             <w:shd w:val="clear" w:color="auto" w:fill="D9E2F3"/>
-            <w:tcMar>
-              <w:top w:w="50" w:type="dxa"/>
-              <w:left w:w="90" w:type="dxa"/>
-              <w:bottom w:w="50" w:type="dxa"/>
-              <w:right w:w="90" w:type="dxa"/>
-            </w:tcMar>
             <w:vAlign w:val="center"/>
           </w:tcPr>
           <w:p>
@@ -23178,12 +20710,6 @@
               <w:right w:val="single" w:sz="6" w:space="0" w:color="1F3864"/>
             </w:tcBorders>
             <w:shd w:val="clear" w:color="auto" w:fill="D9E2F3"/>
-            <w:tcMar>
-              <w:top w:w="50" w:type="dxa"/>
-              <w:left w:w="90" w:type="dxa"/>
-              <w:bottom w:w="50" w:type="dxa"/>
-              <w:right w:w="90" w:type="dxa"/>
-            </w:tcMar>
             <w:vAlign w:val="center"/>
           </w:tcPr>
           <w:p>
@@ -23216,12 +20742,6 @@
               <w:right w:val="single" w:sz="6" w:space="0" w:color="1F3864"/>
             </w:tcBorders>
             <w:shd w:val="clear" w:color="auto" w:fill="D9E2F3"/>
-            <w:tcMar>
-              <w:top w:w="50" w:type="dxa"/>
-              <w:left w:w="90" w:type="dxa"/>
-              <w:bottom w:w="50" w:type="dxa"/>
-              <w:right w:w="90" w:type="dxa"/>
-            </w:tcMar>
             <w:vAlign w:val="center"/>
           </w:tcPr>
           <w:p>
@@ -23281,12 +20801,6 @@
               <w:right w:val="single" w:sz="6" w:space="0" w:color="1F3864"/>
             </w:tcBorders>
             <w:shd w:val="clear" w:color="auto" w:fill="D9E2F3"/>
-            <w:tcMar>
-              <w:top w:w="50" w:type="dxa"/>
-              <w:left w:w="90" w:type="dxa"/>
-              <w:bottom w:w="50" w:type="dxa"/>
-              <w:right w:w="90" w:type="dxa"/>
-            </w:tcMar>
             <w:vAlign w:val="center"/>
           </w:tcPr>
           <w:p>
@@ -23319,12 +20833,6 @@
               <w:right w:val="single" w:sz="6" w:space="0" w:color="1F3864"/>
             </w:tcBorders>
             <w:shd w:val="clear" w:color="auto" w:fill="D9E2F3"/>
-            <w:tcMar>
-              <w:top w:w="50" w:type="dxa"/>
-              <w:left w:w="90" w:type="dxa"/>
-              <w:bottom w:w="50" w:type="dxa"/>
-              <w:right w:w="90" w:type="dxa"/>
-            </w:tcMar>
             <w:vAlign w:val="center"/>
           </w:tcPr>
           <w:p>
@@ -23357,12 +20865,6 @@
               <w:right w:val="single" w:sz="6" w:space="0" w:color="1F3864"/>
             </w:tcBorders>
             <w:shd w:val="clear" w:color="auto" w:fill="D9E2F3"/>
-            <w:tcMar>
-              <w:top w:w="50" w:type="dxa"/>
-              <w:left w:w="90" w:type="dxa"/>
-              <w:bottom w:w="50" w:type="dxa"/>
-              <w:right w:w="90" w:type="dxa"/>
-            </w:tcMar>
             <w:vAlign w:val="center"/>
           </w:tcPr>
           <w:p>
@@ -23395,12 +20897,6 @@
               <w:right w:val="single" w:sz="6" w:space="0" w:color="1F3864"/>
             </w:tcBorders>
             <w:shd w:val="clear" w:color="auto" w:fill="D9E2F3"/>
-            <w:tcMar>
-              <w:top w:w="50" w:type="dxa"/>
-              <w:left w:w="90" w:type="dxa"/>
-              <w:bottom w:w="50" w:type="dxa"/>
-              <w:right w:w="90" w:type="dxa"/>
-            </w:tcMar>
             <w:vAlign w:val="center"/>
           </w:tcPr>
           <w:p>
@@ -23460,12 +20956,6 @@
               <w:right w:val="single" w:sz="6" w:space="0" w:color="1F3864"/>
             </w:tcBorders>
             <w:shd w:val="clear" w:color="auto" w:fill="D9E2F3"/>
-            <w:tcMar>
-              <w:top w:w="50" w:type="dxa"/>
-              <w:left w:w="90" w:type="dxa"/>
-              <w:bottom w:w="50" w:type="dxa"/>
-              <w:right w:w="90" w:type="dxa"/>
-            </w:tcMar>
             <w:vAlign w:val="center"/>
           </w:tcPr>
           <w:p>
@@ -23498,12 +20988,6 @@
               <w:right w:val="single" w:sz="6" w:space="0" w:color="1F3864"/>
             </w:tcBorders>
             <w:shd w:val="clear" w:color="auto" w:fill="D9E2F3"/>
-            <w:tcMar>
-              <w:top w:w="50" w:type="dxa"/>
-              <w:left w:w="90" w:type="dxa"/>
-              <w:bottom w:w="50" w:type="dxa"/>
-              <w:right w:w="90" w:type="dxa"/>
-            </w:tcMar>
             <w:vAlign w:val="center"/>
           </w:tcPr>
           <w:p>
@@ -23536,12 +21020,6 @@
               <w:right w:val="single" w:sz="6" w:space="0" w:color="1F3864"/>
             </w:tcBorders>
             <w:shd w:val="clear" w:color="auto" w:fill="D9E2F3"/>
-            <w:tcMar>
-              <w:top w:w="50" w:type="dxa"/>
-              <w:left w:w="90" w:type="dxa"/>
-              <w:bottom w:w="50" w:type="dxa"/>
-              <w:right w:w="90" w:type="dxa"/>
-            </w:tcMar>
             <w:vAlign w:val="center"/>
           </w:tcPr>
           <w:p>
@@ -23574,12 +21052,6 @@
               <w:right w:val="single" w:sz="6" w:space="0" w:color="1F3864"/>
             </w:tcBorders>
             <w:shd w:val="clear" w:color="auto" w:fill="D9E2F3"/>
-            <w:tcMar>
-              <w:top w:w="50" w:type="dxa"/>
-              <w:left w:w="90" w:type="dxa"/>
-              <w:bottom w:w="50" w:type="dxa"/>
-              <w:right w:w="90" w:type="dxa"/>
-            </w:tcMar>
             <w:vAlign w:val="center"/>
           </w:tcPr>
           <w:p>
@@ -23639,12 +21111,6 @@
               <w:right w:val="single" w:sz="6" w:space="0" w:color="1F3864"/>
             </w:tcBorders>
             <w:shd w:val="clear" w:color="auto" w:fill="D9E2F3"/>
-            <w:tcMar>
-              <w:top w:w="50" w:type="dxa"/>
-              <w:left w:w="90" w:type="dxa"/>
-              <w:bottom w:w="50" w:type="dxa"/>
-              <w:right w:w="90" w:type="dxa"/>
-            </w:tcMar>
             <w:vAlign w:val="center"/>
           </w:tcPr>
           <w:p>
@@ -23701,12 +21167,6 @@
               <w:right w:val="single" w:sz="6" w:space="0" w:color="1F3864"/>
             </w:tcBorders>
             <w:shd w:val="clear" w:color="auto" w:fill="4472C4"/>
-            <w:tcMar>
-              <w:top w:w="50" w:type="dxa"/>
-              <w:left w:w="90" w:type="dxa"/>
-              <w:bottom w:w="50" w:type="dxa"/>
-              <w:right w:w="90" w:type="dxa"/>
-            </w:tcMar>
             <w:vAlign w:val="center"/>
           </w:tcPr>
           <w:p>
@@ -23773,12 +21233,6 @@
               <w:right w:val="single" w:sz="6" w:space="0" w:color="1F3864"/>
             </w:tcBorders>
             <w:shd w:val="clear" w:color="auto" w:fill="4472C4"/>
-            <w:tcMar>
-              <w:top w:w="50" w:type="dxa"/>
-              <w:left w:w="90" w:type="dxa"/>
-              <w:bottom w:w="50" w:type="dxa"/>
-              <w:right w:w="90" w:type="dxa"/>
-            </w:tcMar>
             <w:vAlign w:val="center"/>
           </w:tcPr>
           <w:p>
@@ -23818,12 +21272,6 @@
               <w:right w:val="single" w:sz="6" w:space="0" w:color="1F3864"/>
             </w:tcBorders>
             <w:shd w:val="clear" w:color="auto" w:fill="4472C4"/>
-            <w:tcMar>
-              <w:top w:w="50" w:type="dxa"/>
-              <w:left w:w="90" w:type="dxa"/>
-              <w:bottom w:w="50" w:type="dxa"/>
-              <w:right w:w="90" w:type="dxa"/>
-            </w:tcMar>
             <w:vAlign w:val="center"/>
           </w:tcPr>
           <w:p>
@@ -23863,12 +21311,6 @@
               <w:right w:val="single" w:sz="6" w:space="0" w:color="1F3864"/>
             </w:tcBorders>
             <w:shd w:val="clear" w:color="auto" w:fill="4472C4"/>
-            <w:tcMar>
-              <w:top w:w="50" w:type="dxa"/>
-              <w:left w:w="90" w:type="dxa"/>
-              <w:bottom w:w="50" w:type="dxa"/>
-              <w:right w:w="90" w:type="dxa"/>
-            </w:tcMar>
             <w:vAlign w:val="center"/>
           </w:tcPr>
           <w:p>
@@ -23908,12 +21350,6 @@
               <w:right w:val="single" w:sz="6" w:space="0" w:color="1F3864"/>
             </w:tcBorders>
             <w:shd w:val="clear" w:color="auto" w:fill="4472C4"/>
-            <w:tcMar>
-              <w:top w:w="50" w:type="dxa"/>
-              <w:left w:w="90" w:type="dxa"/>
-              <w:bottom w:w="50" w:type="dxa"/>
-              <w:right w:w="90" w:type="dxa"/>
-            </w:tcMar>
             <w:vAlign w:val="center"/>
           </w:tcPr>
           <w:p>
@@ -23980,12 +21416,6 @@
               <w:right w:val="single" w:sz="6" w:space="0" w:color="1F3864"/>
             </w:tcBorders>
             <w:shd w:val="clear" w:color="auto" w:fill="D9E2F3"/>
-            <w:tcMar>
-              <w:top w:w="50" w:type="dxa"/>
-              <w:left w:w="90" w:type="dxa"/>
-              <w:bottom w:w="50" w:type="dxa"/>
-              <w:right w:w="90" w:type="dxa"/>
-            </w:tcMar>
             <w:vAlign w:val="center"/>
           </w:tcPr>
           <w:p>
@@ -24018,12 +21448,6 @@
               <w:right w:val="single" w:sz="6" w:space="0" w:color="1F3864"/>
             </w:tcBorders>
             <w:shd w:val="clear" w:color="auto" w:fill="D9E2F3"/>
-            <w:tcMar>
-              <w:top w:w="50" w:type="dxa"/>
-              <w:left w:w="90" w:type="dxa"/>
-              <w:bottom w:w="50" w:type="dxa"/>
-              <w:right w:w="90" w:type="dxa"/>
-            </w:tcMar>
             <w:vAlign w:val="center"/>
           </w:tcPr>
           <w:p>
@@ -24056,12 +21480,6 @@
               <w:right w:val="single" w:sz="6" w:space="0" w:color="1F3864"/>
             </w:tcBorders>
             <w:shd w:val="clear" w:color="auto" w:fill="D9E2F3"/>
-            <w:tcMar>
-              <w:top w:w="50" w:type="dxa"/>
-              <w:left w:w="90" w:type="dxa"/>
-              <w:bottom w:w="50" w:type="dxa"/>
-              <w:right w:w="90" w:type="dxa"/>
-            </w:tcMar>
             <w:vAlign w:val="center"/>
           </w:tcPr>
           <w:p>
@@ -24094,12 +21512,6 @@
               <w:right w:val="single" w:sz="6" w:space="0" w:color="1F3864"/>
             </w:tcBorders>
             <w:shd w:val="clear" w:color="auto" w:fill="D9E2F3"/>
-            <w:tcMar>
-              <w:top w:w="50" w:type="dxa"/>
-              <w:left w:w="90" w:type="dxa"/>
-              <w:bottom w:w="50" w:type="dxa"/>
-              <w:right w:w="90" w:type="dxa"/>
-            </w:tcMar>
             <w:vAlign w:val="center"/>
           </w:tcPr>
           <w:p>
@@ -24159,12 +21571,6 @@
               <w:right w:val="single" w:sz="6" w:space="0" w:color="1F3864"/>
             </w:tcBorders>
             <w:shd w:val="clear" w:color="auto" w:fill="D9E2F3"/>
-            <w:tcMar>
-              <w:top w:w="50" w:type="dxa"/>
-              <w:left w:w="90" w:type="dxa"/>
-              <w:bottom w:w="50" w:type="dxa"/>
-              <w:right w:w="90" w:type="dxa"/>
-            </w:tcMar>
             <w:vAlign w:val="center"/>
           </w:tcPr>
           <w:p>
@@ -24197,12 +21603,6 @@
               <w:right w:val="single" w:sz="6" w:space="0" w:color="1F3864"/>
             </w:tcBorders>
             <w:shd w:val="clear" w:color="auto" w:fill="D9E2F3"/>
-            <w:tcMar>
-              <w:top w:w="50" w:type="dxa"/>
-              <w:left w:w="90" w:type="dxa"/>
-              <w:bottom w:w="50" w:type="dxa"/>
-              <w:right w:w="90" w:type="dxa"/>
-            </w:tcMar>
             <w:vAlign w:val="center"/>
           </w:tcPr>
           <w:p>
@@ -24235,12 +21635,6 @@
               <w:right w:val="single" w:sz="6" w:space="0" w:color="1F3864"/>
             </w:tcBorders>
             <w:shd w:val="clear" w:color="auto" w:fill="D9E2F3"/>
-            <w:tcMar>
-              <w:top w:w="50" w:type="dxa"/>
-              <w:left w:w="90" w:type="dxa"/>
-              <w:bottom w:w="50" w:type="dxa"/>
-              <w:right w:w="90" w:type="dxa"/>
-            </w:tcMar>
             <w:vAlign w:val="center"/>
           </w:tcPr>
           <w:p>
@@ -24273,12 +21667,6 @@
               <w:right w:val="single" w:sz="6" w:space="0" w:color="1F3864"/>
             </w:tcBorders>
             <w:shd w:val="clear" w:color="auto" w:fill="D9E2F3"/>
-            <w:tcMar>
-              <w:top w:w="50" w:type="dxa"/>
-              <w:left w:w="90" w:type="dxa"/>
-              <w:bottom w:w="50" w:type="dxa"/>
-              <w:right w:w="90" w:type="dxa"/>
-            </w:tcMar>
             <w:vAlign w:val="center"/>
           </w:tcPr>
           <w:p>
@@ -24338,12 +21726,6 @@
               <w:right w:val="single" w:sz="6" w:space="0" w:color="1F3864"/>
             </w:tcBorders>
             <w:shd w:val="clear" w:color="auto" w:fill="D9E2F3"/>
-            <w:tcMar>
-              <w:top w:w="50" w:type="dxa"/>
-              <w:left w:w="90" w:type="dxa"/>
-              <w:bottom w:w="50" w:type="dxa"/>
-              <w:right w:w="90" w:type="dxa"/>
-            </w:tcMar>
             <w:vAlign w:val="center"/>
           </w:tcPr>
           <w:p>
@@ -24376,12 +21758,6 @@
               <w:right w:val="single" w:sz="6" w:space="0" w:color="1F3864"/>
             </w:tcBorders>
             <w:shd w:val="clear" w:color="auto" w:fill="D9E2F3"/>
-            <w:tcMar>
-              <w:top w:w="50" w:type="dxa"/>
-              <w:left w:w="90" w:type="dxa"/>
-              <w:bottom w:w="50" w:type="dxa"/>
-              <w:right w:w="90" w:type="dxa"/>
-            </w:tcMar>
             <w:vAlign w:val="center"/>
           </w:tcPr>
           <w:p>
@@ -24414,12 +21790,6 @@
               <w:right w:val="single" w:sz="6" w:space="0" w:color="1F3864"/>
             </w:tcBorders>
             <w:shd w:val="clear" w:color="auto" w:fill="D9E2F3"/>
-            <w:tcMar>
-              <w:top w:w="50" w:type="dxa"/>
-              <w:left w:w="90" w:type="dxa"/>
-              <w:bottom w:w="50" w:type="dxa"/>
-              <w:right w:w="90" w:type="dxa"/>
-            </w:tcMar>
             <w:vAlign w:val="center"/>
           </w:tcPr>
           <w:p>
@@ -24452,12 +21822,6 @@
               <w:right w:val="single" w:sz="6" w:space="0" w:color="1F3864"/>
             </w:tcBorders>
             <w:shd w:val="clear" w:color="auto" w:fill="D9E2F3"/>
-            <w:tcMar>
-              <w:top w:w="50" w:type="dxa"/>
-              <w:left w:w="90" w:type="dxa"/>
-              <w:bottom w:w="50" w:type="dxa"/>
-              <w:right w:w="90" w:type="dxa"/>
-            </w:tcMar>
             <w:vAlign w:val="center"/>
           </w:tcPr>
           <w:p>
@@ -24517,12 +21881,6 @@
               <w:right w:val="single" w:sz="6" w:space="0" w:color="1F3864"/>
             </w:tcBorders>
             <w:shd w:val="clear" w:color="auto" w:fill="D9E2F3"/>
-            <w:tcMar>
-              <w:top w:w="50" w:type="dxa"/>
-              <w:left w:w="90" w:type="dxa"/>
-              <w:bottom w:w="50" w:type="dxa"/>
-              <w:right w:w="90" w:type="dxa"/>
-            </w:tcMar>
             <w:vAlign w:val="center"/>
           </w:tcPr>
           <w:p>
@@ -24575,12 +21933,6 @@
               <w:right w:val="single" w:sz="6" w:space="0" w:color="1F3864"/>
             </w:tcBorders>
             <w:shd w:val="clear" w:color="auto" w:fill="4472C4"/>
-            <w:tcMar>
-              <w:top w:w="50" w:type="dxa"/>
-              <w:left w:w="90" w:type="dxa"/>
-              <w:bottom w:w="50" w:type="dxa"/>
-              <w:right w:w="90" w:type="dxa"/>
-            </w:tcMar>
             <w:vAlign w:val="center"/>
           </w:tcPr>
           <w:p>
@@ -24647,12 +21999,6 @@
               <w:right w:val="single" w:sz="6" w:space="0" w:color="1F3864"/>
             </w:tcBorders>
             <w:shd w:val="clear" w:color="auto" w:fill="4472C4"/>
-            <w:tcMar>
-              <w:top w:w="50" w:type="dxa"/>
-              <w:left w:w="90" w:type="dxa"/>
-              <w:bottom w:w="50" w:type="dxa"/>
-              <w:right w:w="90" w:type="dxa"/>
-            </w:tcMar>
             <w:vAlign w:val="center"/>
           </w:tcPr>
           <w:p>
@@ -24692,12 +22038,6 @@
               <w:right w:val="single" w:sz="6" w:space="0" w:color="1F3864"/>
             </w:tcBorders>
             <w:shd w:val="clear" w:color="auto" w:fill="4472C4"/>
-            <w:tcMar>
-              <w:top w:w="50" w:type="dxa"/>
-              <w:left w:w="90" w:type="dxa"/>
-              <w:bottom w:w="50" w:type="dxa"/>
-              <w:right w:w="90" w:type="dxa"/>
-            </w:tcMar>
             <w:vAlign w:val="center"/>
           </w:tcPr>
           <w:p>
@@ -24737,12 +22077,6 @@
               <w:right w:val="single" w:sz="6" w:space="0" w:color="1F3864"/>
             </w:tcBorders>
             <w:shd w:val="clear" w:color="auto" w:fill="4472C4"/>
-            <w:tcMar>
-              <w:top w:w="50" w:type="dxa"/>
-              <w:left w:w="90" w:type="dxa"/>
-              <w:bottom w:w="50" w:type="dxa"/>
-              <w:right w:w="90" w:type="dxa"/>
-            </w:tcMar>
             <w:vAlign w:val="center"/>
           </w:tcPr>
           <w:p>
@@ -24782,12 +22116,6 @@
               <w:right w:val="single" w:sz="6" w:space="0" w:color="1F3864"/>
             </w:tcBorders>
             <w:shd w:val="clear" w:color="auto" w:fill="4472C4"/>
-            <w:tcMar>
-              <w:top w:w="50" w:type="dxa"/>
-              <w:left w:w="90" w:type="dxa"/>
-              <w:bottom w:w="50" w:type="dxa"/>
-              <w:right w:w="90" w:type="dxa"/>
-            </w:tcMar>
             <w:vAlign w:val="center"/>
           </w:tcPr>
           <w:p>
@@ -24854,12 +22182,6 @@
               <w:right w:val="single" w:sz="6" w:space="0" w:color="1F3864"/>
             </w:tcBorders>
             <w:shd w:val="clear" w:color="auto" w:fill="D9E2F3"/>
-            <w:tcMar>
-              <w:top w:w="50" w:type="dxa"/>
-              <w:left w:w="90" w:type="dxa"/>
-              <w:bottom w:w="50" w:type="dxa"/>
-              <w:right w:w="90" w:type="dxa"/>
-            </w:tcMar>
             <w:vAlign w:val="center"/>
           </w:tcPr>
           <w:p>
@@ -24892,12 +22214,6 @@
               <w:right w:val="single" w:sz="6" w:space="0" w:color="1F3864"/>
             </w:tcBorders>
             <w:shd w:val="clear" w:color="auto" w:fill="D9E2F3"/>
-            <w:tcMar>
-              <w:top w:w="50" w:type="dxa"/>
-              <w:left w:w="90" w:type="dxa"/>
-              <w:bottom w:w="50" w:type="dxa"/>
-              <w:right w:w="90" w:type="dxa"/>
-            </w:tcMar>
             <w:vAlign w:val="center"/>
           </w:tcPr>
           <w:p>
@@ -24930,12 +22246,6 @@
               <w:right w:val="single" w:sz="6" w:space="0" w:color="1F3864"/>
             </w:tcBorders>
             <w:shd w:val="clear" w:color="auto" w:fill="D9E2F3"/>
-            <w:tcMar>
-              <w:top w:w="50" w:type="dxa"/>
-              <w:left w:w="90" w:type="dxa"/>
-              <w:bottom w:w="50" w:type="dxa"/>
-              <w:right w:w="90" w:type="dxa"/>
-            </w:tcMar>
             <w:vAlign w:val="center"/>
           </w:tcPr>
           <w:p>
@@ -24968,12 +22278,6 @@
               <w:right w:val="single" w:sz="6" w:space="0" w:color="1F3864"/>
             </w:tcBorders>
             <w:shd w:val="clear" w:color="auto" w:fill="D9E2F3"/>
-            <w:tcMar>
-              <w:top w:w="50" w:type="dxa"/>
-              <w:left w:w="90" w:type="dxa"/>
-              <w:bottom w:w="50" w:type="dxa"/>
-              <w:right w:w="90" w:type="dxa"/>
-            </w:tcMar>
             <w:vAlign w:val="center"/>
           </w:tcPr>
           <w:p>
@@ -25033,12 +22337,6 @@
               <w:right w:val="single" w:sz="6" w:space="0" w:color="1F3864"/>
             </w:tcBorders>
             <w:shd w:val="clear" w:color="auto" w:fill="D9E2F3"/>
-            <w:tcMar>
-              <w:top w:w="50" w:type="dxa"/>
-              <w:left w:w="90" w:type="dxa"/>
-              <w:bottom w:w="50" w:type="dxa"/>
-              <w:right w:w="90" w:type="dxa"/>
-            </w:tcMar>
             <w:vAlign w:val="center"/>
           </w:tcPr>
           <w:p>
@@ -25071,12 +22369,6 @@
               <w:right w:val="single" w:sz="6" w:space="0" w:color="1F3864"/>
             </w:tcBorders>
             <w:shd w:val="clear" w:color="auto" w:fill="D9E2F3"/>
-            <w:tcMar>
-              <w:top w:w="50" w:type="dxa"/>
-              <w:left w:w="90" w:type="dxa"/>
-              <w:bottom w:w="50" w:type="dxa"/>
-              <w:right w:w="90" w:type="dxa"/>
-            </w:tcMar>
             <w:vAlign w:val="center"/>
           </w:tcPr>
           <w:p>
@@ -25109,12 +22401,6 @@
               <w:right w:val="single" w:sz="6" w:space="0" w:color="1F3864"/>
             </w:tcBorders>
             <w:shd w:val="clear" w:color="auto" w:fill="D9E2F3"/>
-            <w:tcMar>
-              <w:top w:w="50" w:type="dxa"/>
-              <w:left w:w="90" w:type="dxa"/>
-              <w:bottom w:w="50" w:type="dxa"/>
-              <w:right w:w="90" w:type="dxa"/>
-            </w:tcMar>
             <w:vAlign w:val="center"/>
           </w:tcPr>
           <w:p>
@@ -25147,12 +22433,6 @@
               <w:right w:val="single" w:sz="6" w:space="0" w:color="1F3864"/>
             </w:tcBorders>
             <w:shd w:val="clear" w:color="auto" w:fill="D9E2F3"/>
-            <w:tcMar>
-              <w:top w:w="50" w:type="dxa"/>
-              <w:left w:w="90" w:type="dxa"/>
-              <w:bottom w:w="50" w:type="dxa"/>
-              <w:right w:w="90" w:type="dxa"/>
-            </w:tcMar>
             <w:vAlign w:val="center"/>
           </w:tcPr>
           <w:p>
@@ -25212,12 +22492,6 @@
               <w:right w:val="single" w:sz="6" w:space="0" w:color="1F3864"/>
             </w:tcBorders>
             <w:shd w:val="clear" w:color="auto" w:fill="D9E2F3"/>
-            <w:tcMar>
-              <w:top w:w="50" w:type="dxa"/>
-              <w:left w:w="90" w:type="dxa"/>
-              <w:bottom w:w="50" w:type="dxa"/>
-              <w:right w:w="90" w:type="dxa"/>
-            </w:tcMar>
             <w:vAlign w:val="center"/>
           </w:tcPr>
           <w:p>
@@ -25250,12 +22524,6 @@
               <w:right w:val="single" w:sz="6" w:space="0" w:color="1F3864"/>
             </w:tcBorders>
             <w:shd w:val="clear" w:color="auto" w:fill="D9E2F3"/>
-            <w:tcMar>
-              <w:top w:w="50" w:type="dxa"/>
-              <w:left w:w="90" w:type="dxa"/>
-              <w:bottom w:w="50" w:type="dxa"/>
-              <w:right w:w="90" w:type="dxa"/>
-            </w:tcMar>
             <w:vAlign w:val="center"/>
           </w:tcPr>
           <w:p>
@@ -25288,12 +22556,6 @@
               <w:right w:val="single" w:sz="6" w:space="0" w:color="1F3864"/>
             </w:tcBorders>
             <w:shd w:val="clear" w:color="auto" w:fill="D9E2F3"/>
-            <w:tcMar>
-              <w:top w:w="50" w:type="dxa"/>
-              <w:left w:w="90" w:type="dxa"/>
-              <w:bottom w:w="50" w:type="dxa"/>
-              <w:right w:w="90" w:type="dxa"/>
-            </w:tcMar>
             <w:vAlign w:val="center"/>
           </w:tcPr>
           <w:p>
@@ -25326,12 +22588,6 @@
               <w:right w:val="single" w:sz="6" w:space="0" w:color="1F3864"/>
             </w:tcBorders>
             <w:shd w:val="clear" w:color="auto" w:fill="D9E2F3"/>
-            <w:tcMar>
-              <w:top w:w="50" w:type="dxa"/>
-              <w:left w:w="90" w:type="dxa"/>
-              <w:bottom w:w="50" w:type="dxa"/>
-              <w:right w:w="90" w:type="dxa"/>
-            </w:tcMar>
             <w:vAlign w:val="center"/>
           </w:tcPr>
           <w:p>
@@ -25391,12 +22647,6 @@
               <w:right w:val="single" w:sz="6" w:space="0" w:color="1F3864"/>
             </w:tcBorders>
             <w:shd w:val="clear" w:color="auto" w:fill="D9E2F3"/>
-            <w:tcMar>
-              <w:top w:w="50" w:type="dxa"/>
-              <w:left w:w="90" w:type="dxa"/>
-              <w:bottom w:w="50" w:type="dxa"/>
-              <w:right w:w="90" w:type="dxa"/>
-            </w:tcMar>
             <w:vAlign w:val="center"/>
           </w:tcPr>
           <w:p>
@@ -25449,12 +22699,6 @@
               <w:right w:val="single" w:sz="6" w:space="0" w:color="1F3864"/>
             </w:tcBorders>
             <w:shd w:val="clear" w:color="auto" w:fill="4472C4"/>
-            <w:tcMar>
-              <w:top w:w="50" w:type="dxa"/>
-              <w:left w:w="90" w:type="dxa"/>
-              <w:bottom w:w="50" w:type="dxa"/>
-              <w:right w:w="90" w:type="dxa"/>
-            </w:tcMar>
             <w:vAlign w:val="center"/>
           </w:tcPr>
           <w:p>
@@ -25521,12 +22765,6 @@
               <w:right w:val="single" w:sz="6" w:space="0" w:color="1F3864"/>
             </w:tcBorders>
             <w:shd w:val="clear" w:color="auto" w:fill="4472C4"/>
-            <w:tcMar>
-              <w:top w:w="50" w:type="dxa"/>
-              <w:left w:w="90" w:type="dxa"/>
-              <w:bottom w:w="50" w:type="dxa"/>
-              <w:right w:w="90" w:type="dxa"/>
-            </w:tcMar>
             <w:vAlign w:val="center"/>
           </w:tcPr>
           <w:p>
@@ -25566,12 +22804,6 @@
               <w:right w:val="single" w:sz="6" w:space="0" w:color="1F3864"/>
             </w:tcBorders>
             <w:shd w:val="clear" w:color="auto" w:fill="4472C4"/>
-            <w:tcMar>
-              <w:top w:w="50" w:type="dxa"/>
-              <w:left w:w="90" w:type="dxa"/>
-              <w:bottom w:w="50" w:type="dxa"/>
-              <w:right w:w="90" w:type="dxa"/>
-            </w:tcMar>
             <w:vAlign w:val="center"/>
           </w:tcPr>
           <w:p>
@@ -25611,12 +22843,6 @@
               <w:right w:val="single" w:sz="6" w:space="0" w:color="1F3864"/>
             </w:tcBorders>
             <w:shd w:val="clear" w:color="auto" w:fill="4472C4"/>
-            <w:tcMar>
-              <w:top w:w="50" w:type="dxa"/>
-              <w:left w:w="90" w:type="dxa"/>
-              <w:bottom w:w="50" w:type="dxa"/>
-              <w:right w:w="90" w:type="dxa"/>
-            </w:tcMar>
             <w:vAlign w:val="center"/>
           </w:tcPr>
           <w:p>
@@ -25656,12 +22882,6 @@
               <w:right w:val="single" w:sz="6" w:space="0" w:color="1F3864"/>
             </w:tcBorders>
             <w:shd w:val="clear" w:color="auto" w:fill="4472C4"/>
-            <w:tcMar>
-              <w:top w:w="50" w:type="dxa"/>
-              <w:left w:w="90" w:type="dxa"/>
-              <w:bottom w:w="50" w:type="dxa"/>
-              <w:right w:w="90" w:type="dxa"/>
-            </w:tcMar>
             <w:vAlign w:val="center"/>
           </w:tcPr>
           <w:p>
@@ -25728,12 +22948,6 @@
               <w:right w:val="single" w:sz="6" w:space="0" w:color="1F3864"/>
             </w:tcBorders>
             <w:shd w:val="clear" w:color="auto" w:fill="D9E2F3"/>
-            <w:tcMar>
-              <w:top w:w="50" w:type="dxa"/>
-              <w:left w:w="90" w:type="dxa"/>
-              <w:bottom w:w="50" w:type="dxa"/>
-              <w:right w:w="90" w:type="dxa"/>
-            </w:tcMar>
             <w:vAlign w:val="center"/>
           </w:tcPr>
           <w:p>
@@ -25766,12 +22980,6 @@
               <w:right w:val="single" w:sz="6" w:space="0" w:color="1F3864"/>
             </w:tcBorders>
             <w:shd w:val="clear" w:color="auto" w:fill="D9E2F3"/>
-            <w:tcMar>
-              <w:top w:w="50" w:type="dxa"/>
-              <w:left w:w="90" w:type="dxa"/>
-              <w:bottom w:w="50" w:type="dxa"/>
-              <w:right w:w="90" w:type="dxa"/>
-            </w:tcMar>
             <w:vAlign w:val="center"/>
           </w:tcPr>
           <w:p>
@@ -25804,12 +23012,6 @@
               <w:right w:val="single" w:sz="6" w:space="0" w:color="1F3864"/>
             </w:tcBorders>
             <w:shd w:val="clear" w:color="auto" w:fill="D9E2F3"/>
-            <w:tcMar>
-              <w:top w:w="50" w:type="dxa"/>
-              <w:left w:w="90" w:type="dxa"/>
-              <w:bottom w:w="50" w:type="dxa"/>
-              <w:right w:w="90" w:type="dxa"/>
-            </w:tcMar>
             <w:vAlign w:val="center"/>
           </w:tcPr>
           <w:p>
@@ -25842,12 +23044,6 @@
               <w:right w:val="single" w:sz="6" w:space="0" w:color="1F3864"/>
             </w:tcBorders>
             <w:shd w:val="clear" w:color="auto" w:fill="D9E2F3"/>
-            <w:tcMar>
-              <w:top w:w="50" w:type="dxa"/>
-              <w:left w:w="90" w:type="dxa"/>
-              <w:bottom w:w="50" w:type="dxa"/>
-              <w:right w:w="90" w:type="dxa"/>
-            </w:tcMar>
             <w:vAlign w:val="center"/>
           </w:tcPr>
           <w:p>
@@ -25907,12 +23103,6 @@
               <w:right w:val="single" w:sz="6" w:space="0" w:color="1F3864"/>
             </w:tcBorders>
             <w:shd w:val="clear" w:color="auto" w:fill="D9E2F3"/>
-            <w:tcMar>
-              <w:top w:w="50" w:type="dxa"/>
-              <w:left w:w="90" w:type="dxa"/>
-              <w:bottom w:w="50" w:type="dxa"/>
-              <w:right w:w="90" w:type="dxa"/>
-            </w:tcMar>
             <w:vAlign w:val="center"/>
           </w:tcPr>
           <w:p>
@@ -25945,12 +23135,6 @@
               <w:right w:val="single" w:sz="6" w:space="0" w:color="1F3864"/>
             </w:tcBorders>
             <w:shd w:val="clear" w:color="auto" w:fill="D9E2F3"/>
-            <w:tcMar>
-              <w:top w:w="50" w:type="dxa"/>
-              <w:left w:w="90" w:type="dxa"/>
-              <w:bottom w:w="50" w:type="dxa"/>
-              <w:right w:w="90" w:type="dxa"/>
-            </w:tcMar>
             <w:vAlign w:val="center"/>
           </w:tcPr>
           <w:p>
@@ -25983,12 +23167,6 @@
               <w:right w:val="single" w:sz="6" w:space="0" w:color="1F3864"/>
             </w:tcBorders>
             <w:shd w:val="clear" w:color="auto" w:fill="D9E2F3"/>
-            <w:tcMar>
-              <w:top w:w="50" w:type="dxa"/>
-              <w:left w:w="90" w:type="dxa"/>
-              <w:bottom w:w="50" w:type="dxa"/>
-              <w:right w:w="90" w:type="dxa"/>
-            </w:tcMar>
             <w:vAlign w:val="center"/>
           </w:tcPr>
           <w:p>
@@ -26021,12 +23199,6 @@
               <w:right w:val="single" w:sz="6" w:space="0" w:color="1F3864"/>
             </w:tcBorders>
             <w:shd w:val="clear" w:color="auto" w:fill="D9E2F3"/>
-            <w:tcMar>
-              <w:top w:w="50" w:type="dxa"/>
-              <w:left w:w="90" w:type="dxa"/>
-              <w:bottom w:w="50" w:type="dxa"/>
-              <w:right w:w="90" w:type="dxa"/>
-            </w:tcMar>
             <w:vAlign w:val="center"/>
           </w:tcPr>
           <w:p>
@@ -26086,12 +23258,6 @@
               <w:right w:val="single" w:sz="6" w:space="0" w:color="1F3864"/>
             </w:tcBorders>
             <w:shd w:val="clear" w:color="auto" w:fill="D9E2F3"/>
-            <w:tcMar>
-              <w:top w:w="50" w:type="dxa"/>
-              <w:left w:w="90" w:type="dxa"/>
-              <w:bottom w:w="50" w:type="dxa"/>
-              <w:right w:w="90" w:type="dxa"/>
-            </w:tcMar>
             <w:vAlign w:val="center"/>
           </w:tcPr>
           <w:p>
@@ -26124,12 +23290,6 @@
               <w:right w:val="single" w:sz="6" w:space="0" w:color="1F3864"/>
             </w:tcBorders>
             <w:shd w:val="clear" w:color="auto" w:fill="D9E2F3"/>
-            <w:tcMar>
-              <w:top w:w="50" w:type="dxa"/>
-              <w:left w:w="90" w:type="dxa"/>
-              <w:bottom w:w="50" w:type="dxa"/>
-              <w:right w:w="90" w:type="dxa"/>
-            </w:tcMar>
             <w:vAlign w:val="center"/>
           </w:tcPr>
           <w:p>
@@ -26162,12 +23322,6 @@
               <w:right w:val="single" w:sz="6" w:space="0" w:color="1F3864"/>
             </w:tcBorders>
             <w:shd w:val="clear" w:color="auto" w:fill="D9E2F3"/>
-            <w:tcMar>
-              <w:top w:w="50" w:type="dxa"/>
-              <w:left w:w="90" w:type="dxa"/>
-              <w:bottom w:w="50" w:type="dxa"/>
-              <w:right w:w="90" w:type="dxa"/>
-            </w:tcMar>
             <w:vAlign w:val="center"/>
           </w:tcPr>
           <w:p>
@@ -26200,12 +23354,6 @@
               <w:right w:val="single" w:sz="6" w:space="0" w:color="1F3864"/>
             </w:tcBorders>
             <w:shd w:val="clear" w:color="auto" w:fill="D9E2F3"/>
-            <w:tcMar>
-              <w:top w:w="50" w:type="dxa"/>
-              <w:left w:w="90" w:type="dxa"/>
-              <w:bottom w:w="50" w:type="dxa"/>
-              <w:right w:w="90" w:type="dxa"/>
-            </w:tcMar>
             <w:vAlign w:val="center"/>
           </w:tcPr>
           <w:p>
@@ -26265,12 +23413,6 @@
               <w:right w:val="single" w:sz="6" w:space="0" w:color="1F3864"/>
             </w:tcBorders>
             <w:shd w:val="clear" w:color="auto" w:fill="D9E2F3"/>
-            <w:tcMar>
-              <w:top w:w="50" w:type="dxa"/>
-              <w:left w:w="90" w:type="dxa"/>
-              <w:bottom w:w="50" w:type="dxa"/>
-              <w:right w:w="90" w:type="dxa"/>
-            </w:tcMar>
             <w:vAlign w:val="center"/>
           </w:tcPr>
           <w:p>
@@ -26315,12 +23457,6 @@
               <w:right w:val="single" w:sz="6" w:space="0" w:color="1F3864"/>
             </w:tcBorders>
             <w:shd w:val="clear" w:color="auto" w:fill="4472C4"/>
-            <w:tcMar>
-              <w:top w:w="50" w:type="dxa"/>
-              <w:left w:w="90" w:type="dxa"/>
-              <w:bottom w:w="50" w:type="dxa"/>
-              <w:right w:w="90" w:type="dxa"/>
-            </w:tcMar>
             <w:vAlign w:val="center"/>
           </w:tcPr>
           <w:p>
@@ -26387,12 +23523,6 @@
               <w:right w:val="single" w:sz="6" w:space="0" w:color="1F3864"/>
             </w:tcBorders>
             <w:shd w:val="clear" w:color="auto" w:fill="4472C4"/>
-            <w:tcMar>
-              <w:top w:w="50" w:type="dxa"/>
-              <w:left w:w="90" w:type="dxa"/>
-              <w:bottom w:w="50" w:type="dxa"/>
-              <w:right w:w="90" w:type="dxa"/>
-            </w:tcMar>
             <w:vAlign w:val="center"/>
           </w:tcPr>
           <w:p>
@@ -26432,12 +23562,6 @@
               <w:right w:val="single" w:sz="6" w:space="0" w:color="1F3864"/>
             </w:tcBorders>
             <w:shd w:val="clear" w:color="auto" w:fill="4472C4"/>
-            <w:tcMar>
-              <w:top w:w="50" w:type="dxa"/>
-              <w:left w:w="90" w:type="dxa"/>
-              <w:bottom w:w="50" w:type="dxa"/>
-              <w:right w:w="90" w:type="dxa"/>
-            </w:tcMar>
             <w:vAlign w:val="center"/>
           </w:tcPr>
           <w:p>
@@ -26477,12 +23601,6 @@
               <w:right w:val="single" w:sz="6" w:space="0" w:color="1F3864"/>
             </w:tcBorders>
             <w:shd w:val="clear" w:color="auto" w:fill="4472C4"/>
-            <w:tcMar>
-              <w:top w:w="50" w:type="dxa"/>
-              <w:left w:w="90" w:type="dxa"/>
-              <w:bottom w:w="50" w:type="dxa"/>
-              <w:right w:w="90" w:type="dxa"/>
-            </w:tcMar>
             <w:vAlign w:val="center"/>
           </w:tcPr>
           <w:p>
@@ -26522,12 +23640,6 @@
               <w:right w:val="single" w:sz="6" w:space="0" w:color="1F3864"/>
             </w:tcBorders>
             <w:shd w:val="clear" w:color="auto" w:fill="4472C4"/>
-            <w:tcMar>
-              <w:top w:w="50" w:type="dxa"/>
-              <w:left w:w="90" w:type="dxa"/>
-              <w:bottom w:w="50" w:type="dxa"/>
-              <w:right w:w="90" w:type="dxa"/>
-            </w:tcMar>
             <w:vAlign w:val="center"/>
           </w:tcPr>
           <w:p>
@@ -26594,12 +23706,6 @@
               <w:right w:val="single" w:sz="6" w:space="0" w:color="1F3864"/>
             </w:tcBorders>
             <w:shd w:val="clear" w:color="auto" w:fill="D9E2F3"/>
-            <w:tcMar>
-              <w:top w:w="50" w:type="dxa"/>
-              <w:left w:w="90" w:type="dxa"/>
-              <w:bottom w:w="50" w:type="dxa"/>
-              <w:right w:w="90" w:type="dxa"/>
-            </w:tcMar>
             <w:vAlign w:val="center"/>
           </w:tcPr>
           <w:p>
@@ -26632,12 +23738,6 @@
               <w:right w:val="single" w:sz="6" w:space="0" w:color="1F3864"/>
             </w:tcBorders>
             <w:shd w:val="clear" w:color="auto" w:fill="D9E2F3"/>
-            <w:tcMar>
-              <w:top w:w="50" w:type="dxa"/>
-              <w:left w:w="90" w:type="dxa"/>
-              <w:bottom w:w="50" w:type="dxa"/>
-              <w:right w:w="90" w:type="dxa"/>
-            </w:tcMar>
             <w:vAlign w:val="center"/>
           </w:tcPr>
           <w:p>
@@ -26670,12 +23770,6 @@
               <w:right w:val="single" w:sz="6" w:space="0" w:color="1F3864"/>
             </w:tcBorders>
             <w:shd w:val="clear" w:color="auto" w:fill="D9E2F3"/>
-            <w:tcMar>
-              <w:top w:w="50" w:type="dxa"/>
-              <w:left w:w="90" w:type="dxa"/>
-              <w:bottom w:w="50" w:type="dxa"/>
-              <w:right w:w="90" w:type="dxa"/>
-            </w:tcMar>
             <w:vAlign w:val="center"/>
           </w:tcPr>
           <w:p>
@@ -26708,12 +23802,6 @@
               <w:right w:val="single" w:sz="6" w:space="0" w:color="1F3864"/>
             </w:tcBorders>
             <w:shd w:val="clear" w:color="auto" w:fill="D9E2F3"/>
-            <w:tcMar>
-              <w:top w:w="50" w:type="dxa"/>
-              <w:left w:w="90" w:type="dxa"/>
-              <w:bottom w:w="50" w:type="dxa"/>
-              <w:right w:w="90" w:type="dxa"/>
-            </w:tcMar>
             <w:vAlign w:val="center"/>
           </w:tcPr>
           <w:p>
@@ -26773,12 +23861,6 @@
               <w:right w:val="single" w:sz="6" w:space="0" w:color="1F3864"/>
             </w:tcBorders>
             <w:shd w:val="clear" w:color="auto" w:fill="D9E2F3"/>
-            <w:tcMar>
-              <w:top w:w="50" w:type="dxa"/>
-              <w:left w:w="90" w:type="dxa"/>
-              <w:bottom w:w="50" w:type="dxa"/>
-              <w:right w:w="90" w:type="dxa"/>
-            </w:tcMar>
             <w:vAlign w:val="center"/>
           </w:tcPr>
           <w:p>
@@ -26811,12 +23893,6 @@
               <w:right w:val="single" w:sz="6" w:space="0" w:color="1F3864"/>
             </w:tcBorders>
             <w:shd w:val="clear" w:color="auto" w:fill="D9E2F3"/>
-            <w:tcMar>
-              <w:top w:w="50" w:type="dxa"/>
-              <w:left w:w="90" w:type="dxa"/>
-              <w:bottom w:w="50" w:type="dxa"/>
-              <w:right w:w="90" w:type="dxa"/>
-            </w:tcMar>
             <w:vAlign w:val="center"/>
           </w:tcPr>
           <w:p>
@@ -26849,12 +23925,6 @@
               <w:right w:val="single" w:sz="6" w:space="0" w:color="1F3864"/>
             </w:tcBorders>
             <w:shd w:val="clear" w:color="auto" w:fill="D9E2F3"/>
-            <w:tcMar>
-              <w:top w:w="50" w:type="dxa"/>
-              <w:left w:w="90" w:type="dxa"/>
-              <w:bottom w:w="50" w:type="dxa"/>
-              <w:right w:w="90" w:type="dxa"/>
-            </w:tcMar>
             <w:vAlign w:val="center"/>
           </w:tcPr>
           <w:p>
@@ -26923,12 +23993,6 @@
               <w:right w:val="single" w:sz="6" w:space="0" w:color="1F3864"/>
             </w:tcBorders>
             <w:shd w:val="clear" w:color="auto" w:fill="D9E2F3"/>
-            <w:tcMar>
-              <w:top w:w="50" w:type="dxa"/>
-              <w:left w:w="90" w:type="dxa"/>
-              <w:bottom w:w="50" w:type="dxa"/>
-              <w:right w:w="90" w:type="dxa"/>
-            </w:tcMar>
             <w:vAlign w:val="center"/>
           </w:tcPr>
           <w:p>
@@ -26988,12 +24052,6 @@
               <w:right w:val="single" w:sz="6" w:space="0" w:color="1F3864"/>
             </w:tcBorders>
             <w:shd w:val="clear" w:color="auto" w:fill="D9E2F3"/>
-            <w:tcMar>
-              <w:top w:w="50" w:type="dxa"/>
-              <w:left w:w="90" w:type="dxa"/>
-              <w:bottom w:w="50" w:type="dxa"/>
-              <w:right w:w="90" w:type="dxa"/>
-            </w:tcMar>
             <w:vAlign w:val="center"/>
           </w:tcPr>
           <w:p>
@@ -27026,12 +24084,6 @@
               <w:right w:val="single" w:sz="6" w:space="0" w:color="1F3864"/>
             </w:tcBorders>
             <w:shd w:val="clear" w:color="auto" w:fill="D9E2F3"/>
-            <w:tcMar>
-              <w:top w:w="50" w:type="dxa"/>
-              <w:left w:w="90" w:type="dxa"/>
-              <w:bottom w:w="50" w:type="dxa"/>
-              <w:right w:w="90" w:type="dxa"/>
-            </w:tcMar>
             <w:vAlign w:val="center"/>
           </w:tcPr>
           <w:p>
@@ -27064,12 +24116,6 @@
               <w:right w:val="single" w:sz="6" w:space="0" w:color="1F3864"/>
             </w:tcBorders>
             <w:shd w:val="clear" w:color="auto" w:fill="D9E2F3"/>
-            <w:tcMar>
-              <w:top w:w="50" w:type="dxa"/>
-              <w:left w:w="90" w:type="dxa"/>
-              <w:bottom w:w="50" w:type="dxa"/>
-              <w:right w:w="90" w:type="dxa"/>
-            </w:tcMar>
             <w:vAlign w:val="center"/>
           </w:tcPr>
           <w:p>
@@ -27102,12 +24148,6 @@
               <w:right w:val="single" w:sz="6" w:space="0" w:color="1F3864"/>
             </w:tcBorders>
             <w:shd w:val="clear" w:color="auto" w:fill="D9E2F3"/>
-            <w:tcMar>
-              <w:top w:w="50" w:type="dxa"/>
-              <w:left w:w="90" w:type="dxa"/>
-              <w:bottom w:w="50" w:type="dxa"/>
-              <w:right w:w="90" w:type="dxa"/>
-            </w:tcMar>
             <w:vAlign w:val="center"/>
           </w:tcPr>
           <w:p>
@@ -27166,12 +24206,6 @@
               <w:right w:val="single" w:sz="6" w:space="0" w:color="1F3864"/>
             </w:tcBorders>
             <w:shd w:val="clear" w:color="auto" w:fill="4472C4"/>
-            <w:tcMar>
-              <w:top w:w="50" w:type="dxa"/>
-              <w:left w:w="90" w:type="dxa"/>
-              <w:bottom w:w="50" w:type="dxa"/>
-              <w:right w:w="90" w:type="dxa"/>
-            </w:tcMar>
             <w:vAlign w:val="center"/>
           </w:tcPr>
           <w:p>
@@ -27210,12 +24244,6 @@
               <w:right w:val="single" w:sz="6" w:space="0" w:color="1F3864"/>
             </w:tcBorders>
             <w:shd w:val="clear" w:color="auto" w:fill="4472C4"/>
-            <w:tcMar>
-              <w:top w:w="50" w:type="dxa"/>
-              <w:left w:w="90" w:type="dxa"/>
-              <w:bottom w:w="50" w:type="dxa"/>
-              <w:right w:w="90" w:type="dxa"/>
-            </w:tcMar>
             <w:vAlign w:val="center"/>
           </w:tcPr>
           <w:p>
@@ -27245,6 +24273,55 @@
           </w:p>
         </w:tc>
       </w:tr>
+    </w:tbl>
+    <w:p>
+      <w:pPr>
+        <w:spacing w:before="0" w:after="0" w:line="240" w:lineRule="auto"/>
+        <w:rPr>
+          <w:sz w:val="18"/>
+          <w:szCs w:val="18"/>
+        </w:rPr>
+      </w:pPr>
+    </w:p>
+    <w:tbl>
+      <w:tblPr>
+        <w:tblW w:w="9405" w:type="dxa"/>
+        <w:jc w:val="center"/>
+        <w:tblBorders>
+          <w:top w:val="single" w:sz="6" w:space="0" w:color="1F3864"/>
+          <w:left w:val="single" w:sz="6" w:space="0" w:color="1F3864"/>
+          <w:bottom w:val="single" w:sz="6" w:space="0" w:color="1F3864"/>
+          <w:right w:val="single" w:sz="6" w:space="0" w:color="1F3864"/>
+          <w:insideH w:val="single" w:sz="6" w:space="0" w:color="1F3864"/>
+          <w:insideV w:val="single" w:sz="6" w:space="0" w:color="1F3864"/>
+        </w:tblBorders>
+        <w:tblLayout w:type="fixed"/>
+        <w:tblCellMar>
+          <w:top w:w="40" w:type="dxa"/>
+          <w:left w:w="90" w:type="dxa"/>
+          <w:bottom w:w="40" w:type="dxa"/>
+          <w:right w:w="90" w:type="dxa"/>
+        </w:tblCellMar>
+        <w:tblLook w:val="04A0" w:firstRow="1" w:lastRow="0" w:firstColumn="1" w:lastColumn="0" w:noHBand="0" w:noVBand="1"/>
+      </w:tblPr>
+      <w:tblGrid>
+        <w:gridCol w:w="1175"/>
+        <w:gridCol w:w="391"/>
+        <w:gridCol w:w="391"/>
+        <w:gridCol w:w="391"/>
+        <w:gridCol w:w="783"/>
+        <w:gridCol w:w="391"/>
+        <w:gridCol w:w="391"/>
+        <w:gridCol w:w="783"/>
+        <w:gridCol w:w="783"/>
+        <w:gridCol w:w="391"/>
+        <w:gridCol w:w="391"/>
+        <w:gridCol w:w="391"/>
+        <w:gridCol w:w="391"/>
+        <w:gridCol w:w="391"/>
+        <w:gridCol w:w="391"/>
+        <w:gridCol w:w="1567"/>
+      </w:tblGrid>
       <w:tr>
         <w:tc>
           <w:tcPr>
@@ -27257,12 +24334,6 @@
               <w:right w:val="single" w:sz="6" w:space="0" w:color="1F3864"/>
             </w:tcBorders>
             <w:shd w:val="clear" w:color="auto" w:fill="D9E2F3"/>
-            <w:tcMar>
-              <w:top w:w="50" w:type="dxa"/>
-              <w:left w:w="90" w:type="dxa"/>
-              <w:bottom w:w="50" w:type="dxa"/>
-              <w:right w:w="90" w:type="dxa"/>
-            </w:tcMar>
           </w:tcPr>
           <w:p>
             <w:pPr>
@@ -27722,12 +24793,6 @@
               <w:right w:val="single" w:sz="6" w:space="0" w:color="1F3864"/>
             </w:tcBorders>
             <w:shd w:val="clear" w:color="auto" w:fill="D9E2F3"/>
-            <w:tcMar>
-              <w:top w:w="50" w:type="dxa"/>
-              <w:left w:w="90" w:type="dxa"/>
-              <w:bottom w:w="50" w:type="dxa"/>
-              <w:right w:w="90" w:type="dxa"/>
-            </w:tcMar>
           </w:tcPr>
           <w:p>
             <w:pPr>
@@ -28076,6 +25141,12 @@
           <w:insideV w:val="single" w:sz="6" w:space="0" w:color="1F3864"/>
         </w:tblBorders>
         <w:tblLayout w:type="fixed"/>
+        <w:tblCellMar>
+          <w:top w:w="40" w:type="dxa"/>
+          <w:left w:w="90" w:type="dxa"/>
+          <w:bottom w:w="40" w:type="dxa"/>
+          <w:right w:w="90" w:type="dxa"/>
+        </w:tblCellMar>
         <w:tblLook w:val="04A0" w:firstRow="1" w:lastRow="0" w:firstColumn="1" w:lastColumn="0" w:noHBand="0" w:noVBand="1"/>
       </w:tblPr>
       <w:tblGrid>
